--- a/fuentes/621602_CF10_DU.docx
+++ b/fuentes/621602_CF10_DU.docx
@@ -3965,46 +3965,123 @@
         <w:rPr>
           <w:rStyle w:val="Extranjerismo"/>
         </w:rPr>
+        <w:t>Mr. (ʽmɪstɘr) is used with the last name of the man; it is not possible to know if he is single or married.</w:t>
+      </w:r>
+    </w:p>
+    <w:p>
+      <w:pPr>
+        <w:rPr>
+          <w:rStyle w:val="Extranjerismo"/>
+        </w:rPr>
+      </w:pPr>
+      <w:r>
+        <w:rPr>
+          <w:rStyle w:val="Extranjerismo"/>
+        </w:rPr>
+        <w:t>If we do not know the last name of the man, we must use, Sir (ʽsɘr).</w:t>
+      </w:r>
+    </w:p>
+    <w:p>
+      <w:pPr>
+        <w:rPr>
+          <w:rStyle w:val="Extranjerismo"/>
+        </w:rPr>
+      </w:pPr>
+      <w:r>
+        <w:rPr>
+          <w:rStyle w:val="Extranjerismo"/>
+        </w:rPr>
+        <w:t>Mrs. (ʽmɪsɪz) is used with the last name of a married woman.</w:t>
+      </w:r>
+    </w:p>
+    <w:p>
+      <w:pPr>
+        <w:rPr>
+          <w:rStyle w:val="Extranjerismo"/>
+        </w:rPr>
+      </w:pPr>
+      <w:r>
+        <w:rPr>
+          <w:rStyle w:val="Extranjerismo"/>
+        </w:rPr>
+        <w:t>Miss (ʽmɪs) is used with the last name to refer to a young and unmarried woman.</w:t>
+      </w:r>
+    </w:p>
+    <w:p>
+      <w:pPr>
+        <w:rPr>
+          <w:rStyle w:val="Extranjerismo"/>
+        </w:rPr>
+      </w:pPr>
+      <w:r>
+        <w:rPr>
+          <w:rStyle w:val="Extranjerismo"/>
+        </w:rPr>
+        <w:t>Ms. (ʽmɪz) is used with a woman’s last name when it is not possible to know whether she is single or married. It is more professional.</w:t>
+      </w:r>
+    </w:p>
+    <w:p>
+      <w:pPr>
+        <w:rPr>
+          <w:rStyle w:val="Extranjerismo"/>
+          <w:lang w:val="es-419" w:eastAsia="es-CO"/>
+        </w:rPr>
+      </w:pPr>
+      <w:r>
+        <w:rPr>
+          <w:rStyle w:val="Extranjerismo"/>
+        </w:rPr>
+        <w:t>If we do not know the last name of the woman, and she looks young, we can say Miss (ʽmɪs), and if she looks 30 years or older, we can say Ma’am (maəm).</w:t>
+      </w:r>
+    </w:p>
+    <w:p>
+      <w:pPr>
+        <w:rPr>
+          <w:lang w:val="es-419" w:eastAsia="es-CO"/>
+        </w:rPr>
+      </w:pPr>
+      <w:r>
+        <w:rPr>
+          <w:rStyle w:val="Extranjerismo"/>
+          <w:lang w:val="es-419" w:eastAsia="es-CO"/>
+        </w:rPr>
         <w:t>Mr. (</w:t>
       </w:r>
-      <w:proofErr w:type="spellStart"/>
       <w:r>
         <w:rPr>
           <w:rStyle w:val="Extranjerismo"/>
         </w:rPr>
         <w:t>ʽmɪstɘr</w:t>
       </w:r>
-      <w:proofErr w:type="spellEnd"/>
-      <w:r>
-        <w:rPr>
-          <w:rStyle w:val="Extranjerismo"/>
-        </w:rPr>
-        <w:t>) is used with the last name of the man; it is not possible to know if he is single or married.</w:t>
-      </w:r>
-    </w:p>
-    <w:p>
-      <w:pPr>
-        <w:rPr>
-          <w:rStyle w:val="Extranjerismo"/>
-        </w:rPr>
-      </w:pPr>
-      <w:r>
-        <w:rPr>
-          <w:rStyle w:val="Extranjerismo"/>
-        </w:rPr>
-        <w:t>If we do not know the last name of the man, we must use, Sir (</w:t>
-      </w:r>
-      <w:proofErr w:type="spellStart"/>
-      <w:r>
-        <w:rPr>
-          <w:rStyle w:val="Extranjerismo"/>
+      <w:r>
+        <w:rPr>
+          <w:lang w:val="es-419" w:eastAsia="es-CO"/>
+        </w:rPr>
+        <w:t>) se utiliza con el apellido del hombre; no es posible saber si es soltero o casado.</w:t>
+      </w:r>
+    </w:p>
+    <w:p>
+      <w:pPr>
+        <w:rPr>
+          <w:lang w:val="es-419" w:eastAsia="es-CO"/>
+        </w:rPr>
+      </w:pPr>
+      <w:r>
+        <w:rPr>
+          <w:lang w:val="es-419" w:eastAsia="es-CO"/>
+        </w:rPr>
+        <w:t>Si no sabe el apellido del hombre, se debe usar, Sir (</w:t>
+      </w:r>
+      <w:r>
+        <w:rPr>
+          <w:rStyle w:val="Extranjerismo"/>
+          <w:lang w:val="es-419" w:eastAsia="es-CO"/>
         </w:rPr>
         <w:t>ʽsɘr</w:t>
       </w:r>
-      <w:proofErr w:type="spellEnd"/>
-      <w:r>
-        <w:rPr>
-          <w:rStyle w:val="Extranjerismo"/>
+      <w:r>
+        <w:rPr>
+          <w:lang w:val="es-419" w:eastAsia="es-CO"/>
         </w:rPr>
         <w:t>).</w:t>
       </w:r>
@@ -4012,122 +4089,99 @@
     <w:p>
       <w:pPr>
         <w:rPr>
-          <w:rStyle w:val="Extranjerismo"/>
-        </w:rPr>
-      </w:pPr>
-      <w:r>
-        <w:rPr>
-          <w:rStyle w:val="Extranjerismo"/>
-        </w:rPr>
-        <w:t>Mrs. (</w:t>
-      </w:r>
-      <w:proofErr w:type="spellStart"/>
-      <w:r>
-        <w:rPr>
-          <w:rStyle w:val="Extranjerismo"/>
-        </w:rPr>
-        <w:t>ʽmɪsɪz</w:t>
-      </w:r>
-      <w:proofErr w:type="spellEnd"/>
-      <w:r>
-        <w:rPr>
-          <w:rStyle w:val="Extranjerismo"/>
-        </w:rPr>
-        <w:t>) is used with the last name of a married woman.</w:t>
-      </w:r>
-    </w:p>
-    <w:p>
-      <w:pPr>
-        <w:rPr>
-          <w:rStyle w:val="Extranjerismo"/>
-        </w:rPr>
-      </w:pPr>
-      <w:r>
-        <w:rPr>
-          <w:rStyle w:val="Extranjerismo"/>
-        </w:rPr>
-        <w:t>Miss (</w:t>
-      </w:r>
-      <w:proofErr w:type="spellStart"/>
-      <w:r>
-        <w:rPr>
-          <w:rStyle w:val="Extranjerismo"/>
-        </w:rPr>
-        <w:t>ʽmɪs</w:t>
-      </w:r>
-      <w:proofErr w:type="spellEnd"/>
-      <w:r>
-        <w:rPr>
-          <w:rStyle w:val="Extranjerismo"/>
-        </w:rPr>
-        <w:t>) is used with the last name to refer to a young and unmarried woman.</w:t>
-      </w:r>
-    </w:p>
-    <w:p>
-      <w:pPr>
-        <w:rPr>
-          <w:rStyle w:val="Extranjerismo"/>
-        </w:rPr>
-      </w:pPr>
-      <w:r>
-        <w:rPr>
-          <w:rStyle w:val="Extranjerismo"/>
-        </w:rPr>
-        <w:t>Ms. (</w:t>
-      </w:r>
-      <w:proofErr w:type="spellStart"/>
-      <w:r>
-        <w:rPr>
-          <w:rStyle w:val="Extranjerismo"/>
-        </w:rPr>
-        <w:t>ʽmɪz</w:t>
-      </w:r>
-      <w:proofErr w:type="spellEnd"/>
-      <w:r>
-        <w:rPr>
-          <w:rStyle w:val="Extranjerismo"/>
-        </w:rPr>
-        <w:t>) is used with a woman’s last name when it is not possible to know whether she is single or married. It is more professional.</w:t>
-      </w:r>
-    </w:p>
-    <w:p>
-      <w:pPr>
-        <w:rPr>
-          <w:rStyle w:val="Extranjerismo"/>
-          <w:lang w:val="es-419" w:eastAsia="es-CO"/>
-        </w:rPr>
-      </w:pPr>
-      <w:r>
-        <w:rPr>
-          <w:rStyle w:val="Extranjerismo"/>
-        </w:rPr>
-        <w:t>If we do not know the last name of the woman, and she looks young, we can say Miss (</w:t>
-      </w:r>
-      <w:proofErr w:type="spellStart"/>
-      <w:r>
-        <w:rPr>
-          <w:rStyle w:val="Extranjerismo"/>
-        </w:rPr>
-        <w:t>ʽmɪs</w:t>
-      </w:r>
-      <w:proofErr w:type="spellEnd"/>
-      <w:r>
-        <w:rPr>
-          <w:rStyle w:val="Extranjerismo"/>
-        </w:rPr>
-        <w:t>), and if she looks 30 years or older, we can say Ma’am (</w:t>
-      </w:r>
-      <w:proofErr w:type="spellStart"/>
-      <w:r>
-        <w:rPr>
-          <w:rStyle w:val="Extranjerismo"/>
-        </w:rPr>
-        <w:t>maəm</w:t>
-      </w:r>
-      <w:proofErr w:type="spellEnd"/>
-      <w:r>
-        <w:rPr>
-          <w:rStyle w:val="Extranjerismo"/>
+          <w:lang w:val="es-419" w:eastAsia="es-CO"/>
+        </w:rPr>
+      </w:pPr>
+      <w:r>
+        <w:rPr>
+          <w:rStyle w:val="Extranjerismo"/>
+          <w:lang w:val="es-419" w:eastAsia="es-CO"/>
+        </w:rPr>
+        <w:t>Mrs. (ʽmɪsɪz</w:t>
+      </w:r>
+      <w:r>
+        <w:rPr>
+          <w:lang w:val="es-419" w:eastAsia="es-CO"/>
+        </w:rPr>
+        <w:t>) se utiliza con el apellido de una mujer casada.</w:t>
+      </w:r>
+    </w:p>
+    <w:p>
+      <w:pPr>
+        <w:rPr>
+          <w:lang w:val="es-419" w:eastAsia="es-CO"/>
+        </w:rPr>
+      </w:pPr>
+      <w:r>
+        <w:rPr>
+          <w:rStyle w:val="Extranjerismo"/>
+          <w:lang w:val="es-419" w:eastAsia="es-CO"/>
+        </w:rPr>
+        <w:t>Miss (ʽmɪs</w:t>
+      </w:r>
+      <w:r>
+        <w:rPr>
+          <w:lang w:val="es-419" w:eastAsia="es-CO"/>
+        </w:rPr>
+        <w:t>) se usa con el apellido para referirse a una mujer joven y soltera.</w:t>
+      </w:r>
+    </w:p>
+    <w:p>
+      <w:pPr>
+        <w:rPr>
+          <w:lang w:val="es-419" w:eastAsia="es-CO"/>
+        </w:rPr>
+      </w:pPr>
+      <w:r>
+        <w:rPr>
+          <w:rStyle w:val="Extranjerismo"/>
+          <w:lang w:val="es-419" w:eastAsia="es-CO"/>
+        </w:rPr>
+        <w:lastRenderedPageBreak/>
+        <w:t>Ms. (ʽmɪz</w:t>
+      </w:r>
+      <w:r>
+        <w:rPr>
+          <w:lang w:val="es-419" w:eastAsia="es-CO"/>
+        </w:rPr>
+        <w:t>) se utiliza con el apellido de una mujer cuando no es posible saber si es soltera o casada. Es más profesional.</w:t>
+      </w:r>
+    </w:p>
+    <w:p>
+      <w:pPr>
+        <w:rPr>
+          <w:lang w:val="es-419" w:eastAsia="es-CO"/>
+        </w:rPr>
+      </w:pPr>
+      <w:r>
+        <w:rPr>
+          <w:lang w:val="es-419" w:eastAsia="es-CO"/>
+        </w:rPr>
+        <w:t xml:space="preserve">Si no sabe el apellido de la mujer y ella se ve joven, puede decir </w:t>
+      </w:r>
+      <w:r>
+        <w:rPr>
+          <w:rStyle w:val="Extranjerismo"/>
+          <w:lang w:val="es-419" w:eastAsia="es-CO"/>
+        </w:rPr>
+        <w:t>Miss (ʽmɪs</w:t>
+      </w:r>
+      <w:r>
+        <w:rPr>
+          <w:lang w:val="es-419" w:eastAsia="es-CO"/>
+        </w:rPr>
+        <w:t xml:space="preserve">); y si se ve de 30 años o más, se puede decir </w:t>
+      </w:r>
+      <w:r>
+        <w:rPr>
+          <w:rStyle w:val="Extranjerismo"/>
+          <w:lang w:val="es-419" w:eastAsia="es-CO"/>
+        </w:rPr>
+        <w:t>Ma’am (maəm</w:t>
+      </w:r>
+      <w:r>
+        <w:rPr>
+          <w:lang w:val="es-419" w:eastAsia="es-CO"/>
         </w:rPr>
         <w:t>).</w:t>
       </w:r>
@@ -4135,216 +4189,6 @@
     <w:p>
       <w:pPr>
         <w:rPr>
-          <w:lang w:val="es-419" w:eastAsia="es-CO"/>
-        </w:rPr>
-      </w:pPr>
-      <w:r>
-        <w:rPr>
-          <w:rStyle w:val="Extranjerismo"/>
-          <w:lang w:val="es-419" w:eastAsia="es-CO"/>
-        </w:rPr>
-        <w:t>Mr. (</w:t>
-      </w:r>
-      <w:proofErr w:type="spellStart"/>
-      <w:r>
-        <w:rPr>
-          <w:rStyle w:val="Extranjerismo"/>
-        </w:rPr>
-        <w:t>ʽmɪstɘr</w:t>
-      </w:r>
-      <w:proofErr w:type="spellEnd"/>
-      <w:r>
-        <w:rPr>
-          <w:lang w:val="es-419" w:eastAsia="es-CO"/>
-        </w:rPr>
-        <w:t>) se utiliza con el apellido del hombre; no es posible saber si es soltero o casado.</w:t>
-      </w:r>
-    </w:p>
-    <w:p>
-      <w:pPr>
-        <w:rPr>
-          <w:lang w:val="es-419" w:eastAsia="es-CO"/>
-        </w:rPr>
-      </w:pPr>
-      <w:r>
-        <w:rPr>
-          <w:lang w:val="es-419" w:eastAsia="es-CO"/>
-        </w:rPr>
-        <w:t>Si no sabe el apellido del hombre, se debe usar, Sir (</w:t>
-      </w:r>
-      <w:proofErr w:type="spellStart"/>
-      <w:r>
-        <w:rPr>
-          <w:rStyle w:val="Extranjerismo"/>
-          <w:lang w:val="es-419" w:eastAsia="es-CO"/>
-        </w:rPr>
-        <w:t>ʽsɘr</w:t>
-      </w:r>
-      <w:proofErr w:type="spellEnd"/>
-      <w:r>
-        <w:rPr>
-          <w:lang w:val="es-419" w:eastAsia="es-CO"/>
-        </w:rPr>
-        <w:t>).</w:t>
-      </w:r>
-    </w:p>
-    <w:p>
-      <w:pPr>
-        <w:rPr>
-          <w:lang w:val="es-419" w:eastAsia="es-CO"/>
-        </w:rPr>
-      </w:pPr>
-      <w:r>
-        <w:rPr>
-          <w:rStyle w:val="Extranjerismo"/>
-          <w:lang w:val="es-419" w:eastAsia="es-CO"/>
-        </w:rPr>
-        <w:t>Mrs. (</w:t>
-      </w:r>
-      <w:proofErr w:type="spellStart"/>
-      <w:r>
-        <w:rPr>
-          <w:rStyle w:val="Extranjerismo"/>
-          <w:lang w:val="es-419" w:eastAsia="es-CO"/>
-        </w:rPr>
-        <w:t>ʽmɪsɪz</w:t>
-      </w:r>
-      <w:proofErr w:type="spellEnd"/>
-      <w:r>
-        <w:rPr>
-          <w:lang w:val="es-419" w:eastAsia="es-CO"/>
-        </w:rPr>
-        <w:t>) se utiliza con el apellido de una mujer casada.</w:t>
-      </w:r>
-    </w:p>
-    <w:p>
-      <w:pPr>
-        <w:rPr>
-          <w:lang w:val="es-419" w:eastAsia="es-CO"/>
-        </w:rPr>
-      </w:pPr>
-      <w:r>
-        <w:rPr>
-          <w:rStyle w:val="Extranjerismo"/>
-          <w:lang w:val="es-419" w:eastAsia="es-CO"/>
-        </w:rPr>
-        <w:t>Miss (</w:t>
-      </w:r>
-      <w:proofErr w:type="spellStart"/>
-      <w:r>
-        <w:rPr>
-          <w:rStyle w:val="Extranjerismo"/>
-          <w:lang w:val="es-419" w:eastAsia="es-CO"/>
-        </w:rPr>
-        <w:t>ʽmɪs</w:t>
-      </w:r>
-      <w:proofErr w:type="spellEnd"/>
-      <w:r>
-        <w:rPr>
-          <w:lang w:val="es-419" w:eastAsia="es-CO"/>
-        </w:rPr>
-        <w:t>) se usa con el apellido para referirse a una mujer joven y soltera.</w:t>
-      </w:r>
-    </w:p>
-    <w:p>
-      <w:pPr>
-        <w:rPr>
-          <w:lang w:val="es-419" w:eastAsia="es-CO"/>
-        </w:rPr>
-      </w:pPr>
-      <w:r>
-        <w:rPr>
-          <w:rStyle w:val="Extranjerismo"/>
-          <w:lang w:val="es-419" w:eastAsia="es-CO"/>
-        </w:rPr>
-        <w:lastRenderedPageBreak/>
-        <w:t>Ms. (</w:t>
-      </w:r>
-      <w:proofErr w:type="spellStart"/>
-      <w:r>
-        <w:rPr>
-          <w:rStyle w:val="Extranjerismo"/>
-          <w:lang w:val="es-419" w:eastAsia="es-CO"/>
-        </w:rPr>
-        <w:t>ʽmɪz</w:t>
-      </w:r>
-      <w:proofErr w:type="spellEnd"/>
-      <w:r>
-        <w:rPr>
-          <w:lang w:val="es-419" w:eastAsia="es-CO"/>
-        </w:rPr>
-        <w:t>) se utiliza con el apellido de una mujer cuando no es posible saber si es soltera o casada. Es más profesional.</w:t>
-      </w:r>
-    </w:p>
-    <w:p>
-      <w:pPr>
-        <w:rPr>
-          <w:lang w:val="es-419" w:eastAsia="es-CO"/>
-        </w:rPr>
-      </w:pPr>
-      <w:r>
-        <w:rPr>
-          <w:lang w:val="es-419" w:eastAsia="es-CO"/>
-        </w:rPr>
-        <w:t xml:space="preserve">Si no sabe el apellido de la mujer y ella se ve joven, puede decir </w:t>
-      </w:r>
-      <w:r>
-        <w:rPr>
-          <w:rStyle w:val="Extranjerismo"/>
-          <w:lang w:val="es-419" w:eastAsia="es-CO"/>
-        </w:rPr>
-        <w:t>Miss (</w:t>
-      </w:r>
-      <w:proofErr w:type="spellStart"/>
-      <w:r>
-        <w:rPr>
-          <w:rStyle w:val="Extranjerismo"/>
-          <w:lang w:val="es-419" w:eastAsia="es-CO"/>
-        </w:rPr>
-        <w:t>ʽmɪs</w:t>
-      </w:r>
-      <w:proofErr w:type="spellEnd"/>
-      <w:r>
-        <w:rPr>
-          <w:lang w:val="es-419" w:eastAsia="es-CO"/>
-        </w:rPr>
-        <w:t xml:space="preserve">); y si se ve de 30 años o más, se puede decir </w:t>
-      </w:r>
-      <w:proofErr w:type="spellStart"/>
-      <w:r>
-        <w:rPr>
-          <w:rStyle w:val="Extranjerismo"/>
-          <w:lang w:val="es-419" w:eastAsia="es-CO"/>
-        </w:rPr>
-        <w:t>Ma’am</w:t>
-      </w:r>
-      <w:proofErr w:type="spellEnd"/>
-      <w:r>
-        <w:rPr>
-          <w:rStyle w:val="Extranjerismo"/>
-          <w:lang w:val="es-419" w:eastAsia="es-CO"/>
-        </w:rPr>
-        <w:t xml:space="preserve"> (</w:t>
-      </w:r>
-      <w:proofErr w:type="spellStart"/>
-      <w:r>
-        <w:rPr>
-          <w:rStyle w:val="Extranjerismo"/>
-          <w:lang w:val="es-419" w:eastAsia="es-CO"/>
-        </w:rPr>
-        <w:t>maəm</w:t>
-      </w:r>
-      <w:proofErr w:type="spellEnd"/>
-      <w:r>
-        <w:rPr>
-          <w:lang w:val="es-419" w:eastAsia="es-CO"/>
-        </w:rPr>
-        <w:t>).</w:t>
-      </w:r>
-    </w:p>
-    <w:p>
-      <w:pPr>
-        <w:rPr>
           <w:b/>
           <w:bCs/>
           <w:lang w:val="es-419" w:eastAsia="es-CO"/>
@@ -4382,21 +4226,7 @@
         <w:rPr>
           <w:rStyle w:val="Extranjerismo"/>
         </w:rPr>
-        <w:t>Majesty: it is the title used to address the monarchs (the Kings and their consorts). It is used preceded by “</w:t>
-      </w:r>
-      <w:proofErr w:type="gramStart"/>
-      <w:r>
-        <w:rPr>
-          <w:rStyle w:val="Extranjerismo"/>
-        </w:rPr>
-        <w:t>your</w:t>
-      </w:r>
-      <w:proofErr w:type="gramEnd"/>
-      <w:r>
-        <w:rPr>
-          <w:rStyle w:val="Extranjerismo"/>
-        </w:rPr>
-        <w:t>”.</w:t>
+        <w:t>Majesty: it is the title used to address the monarchs (the Kings and their consorts). It is used preceded by “your”.</w:t>
       </w:r>
     </w:p>
     <w:p>
@@ -4670,19 +4500,11 @@
           <w:lang w:val="es-419" w:eastAsia="es-CO"/>
         </w:rPr>
       </w:pPr>
-      <w:proofErr w:type="spellStart"/>
-      <w:r>
-        <w:rPr>
-          <w:lang w:val="es-419" w:eastAsia="es-CO"/>
-        </w:rPr>
-        <w:t>Dr</w:t>
-      </w:r>
-      <w:proofErr w:type="spellEnd"/>
-      <w:r>
-        <w:rPr>
-          <w:lang w:val="es-419" w:eastAsia="es-CO"/>
-        </w:rPr>
-        <w:t>: (abreviatura de doctor) para el poseedor de un título de doctorado (por ejemplo, PhD, MD) y para médicos, dentistas y veterinarios.</w:t>
+      <w:r>
+        <w:rPr>
+          <w:lang w:val="es-419" w:eastAsia="es-CO"/>
+        </w:rPr>
+        <w:t>Dr: (abreviatura de doctor) para el poseedor de un título de doctorado (por ejemplo, PhD, MD) y para médicos, dentistas y veterinarios.</w:t>
       </w:r>
     </w:p>
     <w:p>
@@ -4722,21 +4544,7 @@
           <w:lang w:val="es-419" w:eastAsia="es-CO"/>
         </w:rPr>
         <w:lastRenderedPageBreak/>
-        <w:t xml:space="preserve">Director, </w:t>
-      </w:r>
-      <w:proofErr w:type="gramStart"/>
-      <w:r>
-        <w:rPr>
-          <w:lang w:val="es-419" w:eastAsia="es-CO"/>
-        </w:rPr>
-        <w:t>Presidente</w:t>
-      </w:r>
-      <w:proofErr w:type="gramEnd"/>
-      <w:r>
-        <w:rPr>
-          <w:lang w:val="es-419" w:eastAsia="es-CO"/>
-        </w:rPr>
-        <w:t>, Maestro, Alcaide, Decano, Regente, Rector, Director</w:t>
+        <w:t>Director, Presidente, Maestro, Alcaide, Decano, Regente, Rector, Director</w:t>
       </w:r>
       <w:r>
         <w:rPr>
@@ -6908,19 +6716,8 @@
           <w:bCs/>
           <w:lang w:val="es-419" w:eastAsia="es-CO"/>
         </w:rPr>
-        <w:t xml:space="preserve">Senior </w:t>
-      </w:r>
-      <w:proofErr w:type="spellStart"/>
-      <w:r>
-        <w:rPr>
-          <w:rStyle w:val="Extranjerismo"/>
-          <w:b/>
-          <w:bCs/>
-          <w:lang w:val="es-419" w:eastAsia="es-CO"/>
-        </w:rPr>
-        <w:t>citizens</w:t>
-      </w:r>
-      <w:proofErr w:type="spellEnd"/>
+        <w:t>Senior citizens</w:t>
+      </w:r>
       <w:r>
         <w:rPr>
           <w:b/>
@@ -8818,85 +8615,15 @@
         <w:rPr>
           <w:rStyle w:val="Extranjerismo"/>
         </w:rPr>
-        <w:t xml:space="preserve">Collect terminals, such as </w:t>
-      </w:r>
-      <w:proofErr w:type="spellStart"/>
-      <w:r>
-        <w:rPr>
-          <w:rStyle w:val="Extranjerismo"/>
-        </w:rPr>
-        <w:t>Baloto</w:t>
-      </w:r>
-      <w:proofErr w:type="spellEnd"/>
-      <w:r>
-        <w:rPr>
-          <w:rStyle w:val="Extranjerismo"/>
-        </w:rPr>
-        <w:t xml:space="preserve">, </w:t>
-      </w:r>
-      <w:proofErr w:type="spellStart"/>
-      <w:r>
-        <w:rPr>
-          <w:rStyle w:val="Extranjerismo"/>
-        </w:rPr>
-        <w:t>Efecty</w:t>
-      </w:r>
-      <w:proofErr w:type="spellEnd"/>
-      <w:r>
-        <w:rPr>
-          <w:rStyle w:val="Extranjerismo"/>
-        </w:rPr>
-        <w:t xml:space="preserve">, </w:t>
-      </w:r>
-      <w:proofErr w:type="spellStart"/>
-      <w:r>
-        <w:rPr>
-          <w:rStyle w:val="Extranjerismo"/>
-        </w:rPr>
-        <w:t>Todopagos</w:t>
-      </w:r>
-      <w:proofErr w:type="spellEnd"/>
-      <w:r>
-        <w:rPr>
-          <w:rStyle w:val="Extranjerismo"/>
-        </w:rPr>
-        <w:t>, etc.</w:t>
-      </w:r>
-    </w:p>
-    <w:p>
-      <w:r>
-        <w:rPr>
-          <w:rStyle w:val="Extranjerismo"/>
-        </w:rPr>
-        <w:t xml:space="preserve">Digital Wallets: </w:t>
-      </w:r>
-      <w:proofErr w:type="spellStart"/>
-      <w:r>
-        <w:rPr>
-          <w:rStyle w:val="Extranjerismo"/>
-        </w:rPr>
-        <w:t>Nequi</w:t>
-      </w:r>
-      <w:proofErr w:type="spellEnd"/>
-      <w:r>
-        <w:rPr>
-          <w:rStyle w:val="Extranjerismo"/>
-        </w:rPr>
-        <w:t xml:space="preserve">, </w:t>
-      </w:r>
-      <w:proofErr w:type="spellStart"/>
-      <w:r>
-        <w:rPr>
-          <w:rStyle w:val="Extranjerismo"/>
-        </w:rPr>
-        <w:t>Daviplata</w:t>
-      </w:r>
-      <w:proofErr w:type="spellEnd"/>
-      <w:r>
-        <w:rPr>
-          <w:rStyle w:val="Extranjerismo"/>
-        </w:rPr>
-        <w:t>, Mercado Pago</w:t>
+        <w:t>Collect terminals, such as Baloto, Efecty, Todopagos, etc.</w:t>
+      </w:r>
+    </w:p>
+    <w:p>
+      <w:r>
+        <w:rPr>
+          <w:rStyle w:val="Extranjerismo"/>
+        </w:rPr>
+        <w:t>Digital Wallets: Nequi, Daviplata, Mercado Pago</w:t>
       </w:r>
       <w:r>
         <w:t>.</w:t>
@@ -8909,36 +8636,12 @@
     </w:p>
     <w:p>
       <w:r>
-        <w:t xml:space="preserve">Terminales de recaudo, como Baloto, Efecty, </w:t>
-      </w:r>
-      <w:proofErr w:type="spellStart"/>
-      <w:r>
-        <w:t>Todopagos</w:t>
-      </w:r>
-      <w:proofErr w:type="spellEnd"/>
-      <w:r>
-        <w:t>, etc.</w:t>
-      </w:r>
-    </w:p>
-    <w:p>
-      <w:r>
-        <w:t xml:space="preserve">Billeteras Digitales: </w:t>
-      </w:r>
-      <w:proofErr w:type="spellStart"/>
-      <w:r>
-        <w:t>Nequi</w:t>
-      </w:r>
-      <w:proofErr w:type="spellEnd"/>
-      <w:r>
-        <w:t xml:space="preserve">, </w:t>
-      </w:r>
-      <w:proofErr w:type="spellStart"/>
-      <w:r>
-        <w:t>Daviplata</w:t>
-      </w:r>
-      <w:proofErr w:type="spellEnd"/>
-      <w:r>
-        <w:t>, Mercado Pago.</w:t>
+        <w:t>Terminales de recaudo, como Baloto, Efecty, Todopagos, etc.</w:t>
+      </w:r>
+    </w:p>
+    <w:p>
+      <w:r>
+        <w:t>Billeteras Digitales: Nequi, Daviplata, Mercado Pago.</w:t>
       </w:r>
     </w:p>
     <w:p>
@@ -9217,7 +8920,31 @@
         <w:rPr>
           <w:rStyle w:val="Extranjerismo"/>
         </w:rPr>
-        <w:t>Your check-in will be on June 26, 2021 (June twenty-sixth, two thousand and twenty-one) and you will be staying with us for three (3) nights, until June 29, 2021 (June twenty-ninth, two thousand and twenty-one).</w:t>
+        <w:t>Your check-in will be on June 26, 202</w:t>
+      </w:r>
+      <w:r>
+        <w:rPr>
+          <w:rStyle w:val="Extranjerismo"/>
+        </w:rPr>
+        <w:t>6</w:t>
+      </w:r>
+      <w:r>
+        <w:rPr>
+          <w:rStyle w:val="Extranjerismo"/>
+        </w:rPr>
+        <w:t xml:space="preserve"> (June twenty-sixth, two thousand and twenty-one) and you will be staying with us for three (3) nights, until June 29, 202</w:t>
+      </w:r>
+      <w:r>
+        <w:rPr>
+          <w:rStyle w:val="Extranjerismo"/>
+        </w:rPr>
+        <w:t>6</w:t>
+      </w:r>
+      <w:r>
+        <w:rPr>
+          <w:rStyle w:val="Extranjerismo"/>
+        </w:rPr>
+        <w:t xml:space="preserve"> (June twenty-ninth, two thousand and twenty-one).</w:t>
       </w:r>
     </w:p>
     <w:p>
@@ -16626,15 +16353,7 @@
     </w:p>
     <w:p>
       <w:r>
-        <w:t xml:space="preserve">Los imperativos son comunes en los textos que </w:t>
-      </w:r>
-      <w:proofErr w:type="gramStart"/>
-      <w:r>
-        <w:t>le</w:t>
-      </w:r>
-      <w:proofErr w:type="gramEnd"/>
-      <w:r>
-        <w:t xml:space="preserve"> dicen a las personas qué hacer y qué no hacer. Ellos aparecen:</w:t>
+        <w:t>Los imperativos son comunes en los textos que le dicen a las personas qué hacer y qué no hacer. Ellos aparecen:</w:t>
       </w:r>
     </w:p>
     <w:p>
@@ -18601,21 +18320,12 @@
                 <w:lang w:val="es-CO"/>
               </w:rPr>
             </w:pPr>
-            <w:proofErr w:type="spellStart"/>
             <w:r>
               <w:rPr>
                 <w:rFonts w:eastAsiaTheme="minorEastAsia"/>
                 <w:color w:val="000000"/>
               </w:rPr>
-              <w:t>Karine</w:t>
-            </w:r>
-            <w:proofErr w:type="spellEnd"/>
-            <w:r>
-              <w:rPr>
-                <w:rFonts w:eastAsiaTheme="minorEastAsia"/>
-                <w:color w:val="000000"/>
-              </w:rPr>
-              <w:t xml:space="preserve"> Isabel Ospino Fritz</w:t>
+              <w:t>Karine Isabel Ospino Fritz</w:t>
             </w:r>
           </w:p>
         </w:tc>
@@ -24514,26 +24224,6 @@
 </file>
 
 <file path=customXml/item2.xml><?xml version="1.0" encoding="utf-8"?>
-<?mso-contentType ?>
-<FormTemplates xmlns="http://schemas.microsoft.com/sharepoint/v3/contenttype/forms">
-  <Display>DocumentLibraryForm</Display>
-  <Edit>DocumentLibraryForm</Edit>
-  <New>DocumentLibraryForm</New>
-</FormTemplates>
-</file>
-
-<file path=customXml/item3.xml><?xml version="1.0" encoding="utf-8"?>
-<p:properties xmlns:p="http://schemas.microsoft.com/office/2006/metadata/properties" xmlns:xsi="http://www.w3.org/2001/XMLSchema-instance" xmlns:pc="http://schemas.microsoft.com/office/infopath/2007/PartnerControls">
-  <documentManagement>
-    <TaxCatchAll xmlns="13c90a0b-73bc-4dc0-be5f-28d77b615beb" xsi:nil="true"/>
-    <lcf76f155ced4ddcb4097134ff3c332f xmlns="13c93bba-48ce-428c-bfe5-88b42c19b028">
-      <Terms xmlns="http://schemas.microsoft.com/office/infopath/2007/PartnerControls"/>
-    </lcf76f155ced4ddcb4097134ff3c332f>
-  </documentManagement>
-</p:properties>
-</file>
-
-<file path=customXml/item4.xml><?xml version="1.0" encoding="utf-8"?>
 <ct:contentTypeSchema xmlns:ct="http://schemas.microsoft.com/office/2006/metadata/contentType" xmlns:ma="http://schemas.microsoft.com/office/2006/metadata/properties/metaAttributes" ct:_="" ma:_="" ma:contentTypeName="Documento" ma:contentTypeID="0x0101006A81D6BD42E8DF4C91013959704817E1" ma:contentTypeVersion="15" ma:contentTypeDescription="Crear nuevo documento." ma:contentTypeScope="" ma:versionID="bf4f72ffd194f0963ff564daca6869f7">
   <xsd:schema xmlns:xsd="http://www.w3.org/2001/XMLSchema" xmlns:xs="http://www.w3.org/2001/XMLSchema" xmlns:p="http://schemas.microsoft.com/office/2006/metadata/properties" xmlns:ns2="13c90a0b-73bc-4dc0-be5f-28d77b615beb" xmlns:ns3="13c93bba-48ce-428c-bfe5-88b42c19b028" targetNamespace="http://schemas.microsoft.com/office/2006/metadata/properties" ma:root="true" ma:fieldsID="8718d6f4873a5b1392a45044efa78385" ns2:_="" ns3:_="">
     <xsd:import namespace="13c90a0b-73bc-4dc0-be5f-28d77b615beb"/>
@@ -24768,6 +24458,26 @@
 </ct:contentTypeSchema>
 </file>
 
+<file path=customXml/item3.xml><?xml version="1.0" encoding="utf-8"?>
+<p:properties xmlns:p="http://schemas.microsoft.com/office/2006/metadata/properties" xmlns:xsi="http://www.w3.org/2001/XMLSchema-instance" xmlns:pc="http://schemas.microsoft.com/office/infopath/2007/PartnerControls">
+  <documentManagement>
+    <TaxCatchAll xmlns="13c90a0b-73bc-4dc0-be5f-28d77b615beb" xsi:nil="true"/>
+    <lcf76f155ced4ddcb4097134ff3c332f xmlns="13c93bba-48ce-428c-bfe5-88b42c19b028">
+      <Terms xmlns="http://schemas.microsoft.com/office/infopath/2007/PartnerControls"/>
+    </lcf76f155ced4ddcb4097134ff3c332f>
+  </documentManagement>
+</p:properties>
+</file>
+
+<file path=customXml/item4.xml><?xml version="1.0" encoding="utf-8"?>
+<?mso-contentType ?>
+<FormTemplates xmlns="http://schemas.microsoft.com/sharepoint/v3/contenttype/forms">
+  <Display>DocumentLibraryForm</Display>
+  <Edit>DocumentLibraryForm</Edit>
+  <New>DocumentLibraryForm</New>
+</FormTemplates>
+</file>
+
 <file path=customXml/itemProps1.xml><?xml version="1.0" encoding="utf-8"?>
 <ds:datastoreItem xmlns:ds="http://schemas.openxmlformats.org/officeDocument/2006/customXml" ds:itemID="{EAE431FD-7059-4C09-804B-C9D69EB7B213}">
   <ds:schemaRefs>
@@ -24777,9 +24487,20 @@
 </file>
 
 <file path=customXml/itemProps2.xml><?xml version="1.0" encoding="utf-8"?>
-<ds:datastoreItem xmlns:ds="http://schemas.openxmlformats.org/officeDocument/2006/customXml" ds:itemID="{10663269-2064-4804-8290-36D4A57F5557}">
+<ds:datastoreItem xmlns:ds="http://schemas.openxmlformats.org/officeDocument/2006/customXml" ds:itemID="{9C14B031-69D2-4815-A77A-60B4EECF27A0}">
   <ds:schemaRefs>
-    <ds:schemaRef ds:uri="http://schemas.microsoft.com/sharepoint/v3/contenttype/forms"/>
+    <ds:schemaRef ds:uri="http://schemas.microsoft.com/office/2006/metadata/contentType"/>
+    <ds:schemaRef ds:uri="http://schemas.microsoft.com/office/2006/metadata/properties/metaAttributes"/>
+    <ds:schemaRef ds:uri="http://www.w3.org/2001/XMLSchema"/>
+    <ds:schemaRef ds:uri="http://schemas.microsoft.com/office/2006/metadata/properties"/>
+    <ds:schemaRef ds:uri="13c90a0b-73bc-4dc0-be5f-28d77b615beb"/>
+    <ds:schemaRef ds:uri="13c93bba-48ce-428c-bfe5-88b42c19b028"/>
+    <ds:schemaRef ds:uri="http://schemas.microsoft.com/office/2006/documentManagement/types"/>
+    <ds:schemaRef ds:uri="http://schemas.microsoft.com/office/infopath/2007/PartnerControls"/>
+    <ds:schemaRef ds:uri="http://schemas.openxmlformats.org/package/2006/metadata/core-properties"/>
+    <ds:schemaRef ds:uri="http://purl.org/dc/elements/1.1/"/>
+    <ds:schemaRef ds:uri="http://purl.org/dc/terms/"/>
+    <ds:schemaRef ds:uri="http://schemas.microsoft.com/internal/obd"/>
   </ds:schemaRefs>
 </ds:datastoreItem>
 </file>
@@ -24796,20 +24517,9 @@
 </file>
 
 <file path=customXml/itemProps4.xml><?xml version="1.0" encoding="utf-8"?>
-<ds:datastoreItem xmlns:ds="http://schemas.openxmlformats.org/officeDocument/2006/customXml" ds:itemID="{9C14B031-69D2-4815-A77A-60B4EECF27A0}">
+<ds:datastoreItem xmlns:ds="http://schemas.openxmlformats.org/officeDocument/2006/customXml" ds:itemID="{10663269-2064-4804-8290-36D4A57F5557}">
   <ds:schemaRefs>
-    <ds:schemaRef ds:uri="http://schemas.microsoft.com/office/2006/metadata/contentType"/>
-    <ds:schemaRef ds:uri="http://schemas.microsoft.com/office/2006/metadata/properties/metaAttributes"/>
-    <ds:schemaRef ds:uri="http://www.w3.org/2001/XMLSchema"/>
-    <ds:schemaRef ds:uri="http://schemas.microsoft.com/office/2006/metadata/properties"/>
-    <ds:schemaRef ds:uri="13c90a0b-73bc-4dc0-be5f-28d77b615beb"/>
-    <ds:schemaRef ds:uri="13c93bba-48ce-428c-bfe5-88b42c19b028"/>
-    <ds:schemaRef ds:uri="http://schemas.microsoft.com/office/2006/documentManagement/types"/>
-    <ds:schemaRef ds:uri="http://schemas.microsoft.com/office/infopath/2007/PartnerControls"/>
-    <ds:schemaRef ds:uri="http://schemas.openxmlformats.org/package/2006/metadata/core-properties"/>
-    <ds:schemaRef ds:uri="http://purl.org/dc/elements/1.1/"/>
-    <ds:schemaRef ds:uri="http://purl.org/dc/terms/"/>
-    <ds:schemaRef ds:uri="http://schemas.microsoft.com/internal/obd"/>
+    <ds:schemaRef ds:uri="http://schemas.microsoft.com/sharepoint/v3/contenttype/forms"/>
   </ds:schemaRefs>
 </ds:datastoreItem>
 </file>
--- a/fuentes/621602_CF10_DU.docx
+++ b/fuentes/621602_CF10_DU.docx
@@ -550,7 +550,7 @@
           <w:r>
             <w:fldChar w:fldCharType="separate"/>
           </w:r>
-          <w:hyperlink w:anchor="_Toc236250685" w:history="1">
+          <w:hyperlink w:anchor="_Toc236749536" w:history="1">
             <w:r>
               <w:rPr>
                 <w:rStyle w:val="Hipervnculo"/>
@@ -577,7 +577,7 @@
                 <w:noProof/>
                 <w:webHidden/>
               </w:rPr>
-              <w:instrText xml:space="preserve"> PAGEREF _Toc236250685 \h </w:instrText>
+              <w:instrText xml:space="preserve"> PAGEREF _Toc236749536 \h </w:instrText>
             </w:r>
             <w:r>
               <w:rPr>
@@ -622,7 +622,7 @@
               <w:lang w:eastAsia="es-CO"/>
             </w:rPr>
           </w:pPr>
-          <w:hyperlink w:anchor="_Toc236250686" w:history="1">
+          <w:hyperlink w:anchor="_Toc236749537" w:history="1">
             <w:r>
               <w:rPr>
                 <w:rStyle w:val="Hipervnculo"/>
@@ -665,7 +665,7 @@
                 <w:noProof/>
                 <w:webHidden/>
               </w:rPr>
-              <w:instrText xml:space="preserve"> PAGEREF _Toc236250686 \h </w:instrText>
+              <w:instrText xml:space="preserve"> PAGEREF _Toc236749537 \h </w:instrText>
             </w:r>
             <w:r>
               <w:rPr>
@@ -686,6 +686,273 @@
                 <w:webHidden/>
               </w:rPr>
               <w:t>5</w:t>
+            </w:r>
+            <w:r>
+              <w:rPr>
+                <w:noProof/>
+                <w:webHidden/>
+              </w:rPr>
+              <w:fldChar w:fldCharType="end"/>
+            </w:r>
+          </w:hyperlink>
+        </w:p>
+        <w:p>
+          <w:pPr>
+            <w:pStyle w:val="TDC1"/>
+            <w:tabs>
+              <w:tab w:val="right" w:leader="dot" w:pos="9962"/>
+            </w:tabs>
+            <w:ind w:left="708" w:firstLine="1"/>
+            <w:rPr>
+              <w:rFonts w:eastAsiaTheme="minorEastAsia"/>
+              <w:noProof/>
+              <w:sz w:val="24"/>
+              <w:szCs w:val="24"/>
+              <w:lang w:eastAsia="es-CO"/>
+            </w:rPr>
+          </w:pPr>
+          <w:hyperlink w:anchor="_Toc236749538" w:history="1">
+            <w:r>
+              <w:rPr>
+                <w:rStyle w:val="Hipervnculo"/>
+                <w:noProof/>
+              </w:rPr>
+              <w:t>2.</w:t>
+            </w:r>
+            <w:r>
+              <w:rPr>
+                <w:rStyle w:val="Hipervnculo"/>
+                <w:noProof/>
+                <w:spacing w:val="20"/>
+                <w:lang w:val="en-US"/>
+              </w:rPr>
+              <w:t xml:space="preserve"> Guest information and reservations </w:t>
+            </w:r>
+            <w:r>
+              <w:rPr>
+                <w:rStyle w:val="Hipervnculo"/>
+                <w:noProof/>
+              </w:rPr>
+              <w:t>/ Información del huésped y reservas</w:t>
+            </w:r>
+            <w:r>
+              <w:rPr>
+                <w:noProof/>
+                <w:webHidden/>
+              </w:rPr>
+              <w:tab/>
+            </w:r>
+            <w:r>
+              <w:rPr>
+                <w:noProof/>
+                <w:webHidden/>
+              </w:rPr>
+              <w:fldChar w:fldCharType="begin"/>
+            </w:r>
+            <w:r>
+              <w:rPr>
+                <w:noProof/>
+                <w:webHidden/>
+              </w:rPr>
+              <w:instrText xml:space="preserve"> PAGEREF _Toc236749538 \h </w:instrText>
+            </w:r>
+            <w:r>
+              <w:rPr>
+                <w:noProof/>
+                <w:webHidden/>
+              </w:rPr>
+            </w:r>
+            <w:r>
+              <w:rPr>
+                <w:noProof/>
+                <w:webHidden/>
+              </w:rPr>
+              <w:fldChar w:fldCharType="separate"/>
+            </w:r>
+            <w:r>
+              <w:rPr>
+                <w:noProof/>
+                <w:webHidden/>
+              </w:rPr>
+              <w:t>25</w:t>
+            </w:r>
+            <w:r>
+              <w:rPr>
+                <w:noProof/>
+                <w:webHidden/>
+              </w:rPr>
+              <w:fldChar w:fldCharType="end"/>
+            </w:r>
+          </w:hyperlink>
+        </w:p>
+        <w:p>
+          <w:pPr>
+            <w:pStyle w:val="TDC1"/>
+            <w:tabs>
+              <w:tab w:val="right" w:leader="dot" w:pos="9962"/>
+            </w:tabs>
+            <w:ind w:left="708" w:firstLine="1"/>
+            <w:rPr>
+              <w:rFonts w:eastAsiaTheme="minorEastAsia"/>
+              <w:noProof/>
+              <w:sz w:val="24"/>
+              <w:szCs w:val="24"/>
+              <w:lang w:eastAsia="es-CO"/>
+            </w:rPr>
+          </w:pPr>
+          <w:hyperlink w:anchor="_Toc236749539" w:history="1">
+            <w:r>
+              <w:rPr>
+                <w:rStyle w:val="Hipervnculo"/>
+                <w:noProof/>
+              </w:rPr>
+              <w:t>3.</w:t>
+            </w:r>
+            <w:r>
+              <w:rPr>
+                <w:rStyle w:val="Hipervnculo"/>
+                <w:noProof/>
+                <w:spacing w:val="20"/>
+                <w:lang w:val="en-US"/>
+              </w:rPr>
+              <w:t xml:space="preserve"> Clients, accommodation and payments </w:t>
+            </w:r>
+            <w:r>
+              <w:rPr>
+                <w:rStyle w:val="Hipervnculo"/>
+                <w:noProof/>
+              </w:rPr>
+              <w:t>/ Atención al cliente y procesos de alojamiento</w:t>
+            </w:r>
+            <w:r>
+              <w:rPr>
+                <w:noProof/>
+                <w:webHidden/>
+              </w:rPr>
+              <w:tab/>
+            </w:r>
+            <w:r>
+              <w:rPr>
+                <w:noProof/>
+                <w:webHidden/>
+              </w:rPr>
+              <w:fldChar w:fldCharType="begin"/>
+            </w:r>
+            <w:r>
+              <w:rPr>
+                <w:noProof/>
+                <w:webHidden/>
+              </w:rPr>
+              <w:instrText xml:space="preserve"> PAGEREF _Toc236749539 \h </w:instrText>
+            </w:r>
+            <w:r>
+              <w:rPr>
+                <w:noProof/>
+                <w:webHidden/>
+              </w:rPr>
+            </w:r>
+            <w:r>
+              <w:rPr>
+                <w:noProof/>
+                <w:webHidden/>
+              </w:rPr>
+              <w:fldChar w:fldCharType="separate"/>
+            </w:r>
+            <w:r>
+              <w:rPr>
+                <w:noProof/>
+                <w:webHidden/>
+              </w:rPr>
+              <w:t>44</w:t>
+            </w:r>
+            <w:r>
+              <w:rPr>
+                <w:noProof/>
+                <w:webHidden/>
+              </w:rPr>
+              <w:fldChar w:fldCharType="end"/>
+            </w:r>
+          </w:hyperlink>
+        </w:p>
+        <w:p>
+          <w:pPr>
+            <w:pStyle w:val="TDC1"/>
+            <w:tabs>
+              <w:tab w:val="right" w:leader="dot" w:pos="9962"/>
+            </w:tabs>
+            <w:ind w:left="708" w:firstLine="1"/>
+            <w:rPr>
+              <w:rFonts w:eastAsiaTheme="minorEastAsia"/>
+              <w:noProof/>
+              <w:sz w:val="24"/>
+              <w:szCs w:val="24"/>
+              <w:lang w:eastAsia="es-CO"/>
+            </w:rPr>
+          </w:pPr>
+          <w:hyperlink w:anchor="_Toc236749540" w:history="1">
+            <w:r>
+              <w:rPr>
+                <w:rStyle w:val="Hipervnculo"/>
+                <w:noProof/>
+              </w:rPr>
+              <w:t>4.</w:t>
+            </w:r>
+            <w:r>
+              <w:rPr>
+                <w:rStyle w:val="Hipervnculo"/>
+                <w:noProof/>
+                <w:spacing w:val="20"/>
+                <w:lang w:val="en-US"/>
+              </w:rPr>
+              <w:t xml:space="preserve"> Dates, seasons and numerical expressions </w:t>
+            </w:r>
+            <w:r>
+              <w:rPr>
+                <w:rStyle w:val="Hipervnculo"/>
+                <w:noProof/>
+              </w:rPr>
+              <w:t>/ Manejo de fechas y expresiones numéricas</w:t>
+            </w:r>
+            <w:r>
+              <w:rPr>
+                <w:noProof/>
+                <w:webHidden/>
+              </w:rPr>
+              <w:tab/>
+            </w:r>
+            <w:r>
+              <w:rPr>
+                <w:noProof/>
+                <w:webHidden/>
+              </w:rPr>
+              <w:fldChar w:fldCharType="begin"/>
+            </w:r>
+            <w:r>
+              <w:rPr>
+                <w:noProof/>
+                <w:webHidden/>
+              </w:rPr>
+              <w:instrText xml:space="preserve"> PAGEREF _Toc236749540 \h </w:instrText>
+            </w:r>
+            <w:r>
+              <w:rPr>
+                <w:noProof/>
+                <w:webHidden/>
+              </w:rPr>
+            </w:r>
+            <w:r>
+              <w:rPr>
+                <w:noProof/>
+                <w:webHidden/>
+              </w:rPr>
+              <w:fldChar w:fldCharType="separate"/>
+            </w:r>
+            <w:r>
+              <w:rPr>
+                <w:noProof/>
+                <w:webHidden/>
+              </w:rPr>
+              <w:t>59</w:t>
             </w:r>
             <w:r>
               <w:rPr>
@@ -710,13 +977,13 @@
               <w:lang w:eastAsia="es-CO"/>
             </w:rPr>
           </w:pPr>
-          <w:hyperlink w:anchor="_Toc236250687" w:history="1">
+          <w:hyperlink w:anchor="_Toc236749541" w:history="1">
             <w:r>
               <w:rPr>
                 <w:rStyle w:val="Hipervnculo"/>
                 <w:noProof/>
               </w:rPr>
-              <w:t>2.</w:t>
+              <w:t>5.</w:t>
             </w:r>
             <w:r>
               <w:rPr>
@@ -725,14 +992,14 @@
                 <w:spacing w:val="20"/>
                 <w:lang w:val="en-US"/>
               </w:rPr>
-              <w:t xml:space="preserve"> Guest information and reservations </w:t>
+              <w:t xml:space="preserve"> Schedules and describing places </w:t>
             </w:r>
             <w:r>
               <w:rPr>
                 <w:rStyle w:val="Hipervnculo"/>
                 <w:noProof/>
               </w:rPr>
-              <w:t>/ Información del huésped y reservas</w:t>
+              <w:t>/ Horarios y descripción de espacios</w:t>
             </w:r>
             <w:r>
               <w:rPr>
@@ -753,7 +1020,7 @@
                 <w:noProof/>
                 <w:webHidden/>
               </w:rPr>
-              <w:instrText xml:space="preserve"> PAGEREF _Toc236250687 \h </w:instrText>
+              <w:instrText xml:space="preserve"> PAGEREF _Toc236749541 \h </w:instrText>
             </w:r>
             <w:r>
               <w:rPr>
@@ -773,7 +1040,96 @@
                 <w:noProof/>
                 <w:webHidden/>
               </w:rPr>
-              <w:t>25</w:t>
+              <w:t>68</w:t>
+            </w:r>
+            <w:r>
+              <w:rPr>
+                <w:noProof/>
+                <w:webHidden/>
+              </w:rPr>
+              <w:fldChar w:fldCharType="end"/>
+            </w:r>
+          </w:hyperlink>
+        </w:p>
+        <w:p>
+          <w:pPr>
+            <w:pStyle w:val="TDC1"/>
+            <w:tabs>
+              <w:tab w:val="right" w:leader="dot" w:pos="9962"/>
+            </w:tabs>
+            <w:ind w:left="708" w:firstLine="1"/>
+            <w:rPr>
+              <w:rFonts w:eastAsiaTheme="minorEastAsia"/>
+              <w:noProof/>
+              <w:sz w:val="24"/>
+              <w:szCs w:val="24"/>
+              <w:lang w:eastAsia="es-CO"/>
+            </w:rPr>
+          </w:pPr>
+          <w:hyperlink w:anchor="_Toc236749542" w:history="1">
+            <w:r>
+              <w:rPr>
+                <w:rStyle w:val="Hipervnculo"/>
+                <w:noProof/>
+              </w:rPr>
+              <w:t>6.</w:t>
+            </w:r>
+            <w:r>
+              <w:rPr>
+                <w:rStyle w:val="Hipervnculo"/>
+                <w:noProof/>
+                <w:spacing w:val="20"/>
+                <w:lang w:val="en-US"/>
+              </w:rPr>
+              <w:t xml:space="preserve"> Service situations and instructions /</w:t>
+            </w:r>
+            <w:r>
+              <w:rPr>
+                <w:rStyle w:val="Hipervnculo"/>
+                <w:noProof/>
+              </w:rPr>
+              <w:t xml:space="preserve"> Atención de situaciones especiales e instrucciones</w:t>
+            </w:r>
+            <w:r>
+              <w:rPr>
+                <w:noProof/>
+                <w:webHidden/>
+              </w:rPr>
+              <w:tab/>
+            </w:r>
+            <w:r>
+              <w:rPr>
+                <w:noProof/>
+                <w:webHidden/>
+              </w:rPr>
+              <w:fldChar w:fldCharType="begin"/>
+            </w:r>
+            <w:r>
+              <w:rPr>
+                <w:noProof/>
+                <w:webHidden/>
+              </w:rPr>
+              <w:instrText xml:space="preserve"> PAGEREF _Toc236749542 \h </w:instrText>
+            </w:r>
+            <w:r>
+              <w:rPr>
+                <w:noProof/>
+                <w:webHidden/>
+              </w:rPr>
+            </w:r>
+            <w:r>
+              <w:rPr>
+                <w:noProof/>
+                <w:webHidden/>
+              </w:rPr>
+              <w:fldChar w:fldCharType="separate"/>
+            </w:r>
+            <w:r>
+              <w:rPr>
+                <w:noProof/>
+                <w:webHidden/>
+              </w:rPr>
+              <w:t>71</w:t>
             </w:r>
             <w:r>
               <w:rPr>
@@ -798,29 +1154,13 @@
               <w:lang w:eastAsia="es-CO"/>
             </w:rPr>
           </w:pPr>
-          <w:hyperlink w:anchor="_Toc236250688" w:history="1">
+          <w:hyperlink w:anchor="_Toc236749543" w:history="1">
             <w:r>
               <w:rPr>
                 <w:rStyle w:val="Hipervnculo"/>
                 <w:noProof/>
               </w:rPr>
-              <w:t>3.</w:t>
-            </w:r>
-            <w:r>
-              <w:rPr>
-                <w:rStyle w:val="Hipervnculo"/>
-                <w:noProof/>
-                <w:spacing w:val="20"/>
-                <w:lang w:val="en-US"/>
-              </w:rPr>
-              <w:t xml:space="preserve"> Clients, accommodation and payments </w:t>
-            </w:r>
-            <w:r>
-              <w:rPr>
-                <w:rStyle w:val="Hipervnculo"/>
-                <w:noProof/>
-              </w:rPr>
-              <w:t>/ Atención al cliente y procesos de alojamiento</w:t>
+              <w:t>Síntesis</w:t>
             </w:r>
             <w:r>
               <w:rPr>
@@ -841,7 +1181,7 @@
                 <w:noProof/>
                 <w:webHidden/>
               </w:rPr>
-              <w:instrText xml:space="preserve"> PAGEREF _Toc236250688 \h </w:instrText>
+              <w:instrText xml:space="preserve"> PAGEREF _Toc236749543 \h </w:instrText>
             </w:r>
             <w:r>
               <w:rPr>
@@ -861,7 +1201,7 @@
                 <w:noProof/>
                 <w:webHidden/>
               </w:rPr>
-              <w:t>44</w:t>
+              <w:t>88</w:t>
             </w:r>
             <w:r>
               <w:rPr>
@@ -886,29 +1226,13 @@
               <w:lang w:eastAsia="es-CO"/>
             </w:rPr>
           </w:pPr>
-          <w:hyperlink w:anchor="_Toc236250689" w:history="1">
+          <w:hyperlink w:anchor="_Toc236749544" w:history="1">
             <w:r>
               <w:rPr>
                 <w:rStyle w:val="Hipervnculo"/>
                 <w:noProof/>
               </w:rPr>
-              <w:t>4.</w:t>
-            </w:r>
-            <w:r>
-              <w:rPr>
-                <w:rStyle w:val="Hipervnculo"/>
-                <w:noProof/>
-                <w:spacing w:val="20"/>
-                <w:lang w:val="en-US"/>
-              </w:rPr>
-              <w:t xml:space="preserve"> Dates, seasons and numerical expressions </w:t>
-            </w:r>
-            <w:r>
-              <w:rPr>
-                <w:rStyle w:val="Hipervnculo"/>
-                <w:noProof/>
-              </w:rPr>
-              <w:t>/ Manejo de fechas y expresiones numéricas</w:t>
+              <w:t>Glosario</w:t>
             </w:r>
             <w:r>
               <w:rPr>
@@ -929,7 +1253,7 @@
                 <w:noProof/>
                 <w:webHidden/>
               </w:rPr>
-              <w:instrText xml:space="preserve"> PAGEREF _Toc236250689 \h </w:instrText>
+              <w:instrText xml:space="preserve"> PAGEREF _Toc236749544 \h </w:instrText>
             </w:r>
             <w:r>
               <w:rPr>
@@ -949,7 +1273,7 @@
                 <w:noProof/>
                 <w:webHidden/>
               </w:rPr>
-              <w:t>59</w:t>
+              <w:t>89</w:t>
             </w:r>
             <w:r>
               <w:rPr>
@@ -974,29 +1298,13 @@
               <w:lang w:eastAsia="es-CO"/>
             </w:rPr>
           </w:pPr>
-          <w:hyperlink w:anchor="_Toc236250690" w:history="1">
+          <w:hyperlink w:anchor="_Toc236749545" w:history="1">
             <w:r>
               <w:rPr>
                 <w:rStyle w:val="Hipervnculo"/>
                 <w:noProof/>
               </w:rPr>
-              <w:t>5.</w:t>
-            </w:r>
-            <w:r>
-              <w:rPr>
-                <w:rStyle w:val="Hipervnculo"/>
-                <w:noProof/>
-                <w:spacing w:val="20"/>
-                <w:lang w:val="en-US"/>
-              </w:rPr>
-              <w:t xml:space="preserve"> Schedules and describing places </w:t>
-            </w:r>
-            <w:r>
-              <w:rPr>
-                <w:rStyle w:val="Hipervnculo"/>
-                <w:noProof/>
-              </w:rPr>
-              <w:t>/ Horarios y descripción de espacios</w:t>
+              <w:t>Referencias bibliográficas</w:t>
             </w:r>
             <w:r>
               <w:rPr>
@@ -1017,7 +1325,7 @@
                 <w:noProof/>
                 <w:webHidden/>
               </w:rPr>
-              <w:instrText xml:space="preserve"> PAGEREF _Toc236250690 \h </w:instrText>
+              <w:instrText xml:space="preserve"> PAGEREF _Toc236749545 \h </w:instrText>
             </w:r>
             <w:r>
               <w:rPr>
@@ -1037,7 +1345,7 @@
                 <w:noProof/>
                 <w:webHidden/>
               </w:rPr>
-              <w:t>68</w:t>
+              <w:t>91</w:t>
             </w:r>
             <w:r>
               <w:rPr>
@@ -1062,29 +1370,13 @@
               <w:lang w:eastAsia="es-CO"/>
             </w:rPr>
           </w:pPr>
-          <w:hyperlink w:anchor="_Toc236250691" w:history="1">
+          <w:hyperlink w:anchor="_Toc236749546" w:history="1">
             <w:r>
               <w:rPr>
                 <w:rStyle w:val="Hipervnculo"/>
                 <w:noProof/>
               </w:rPr>
-              <w:t>6.</w:t>
-            </w:r>
-            <w:r>
-              <w:rPr>
-                <w:rStyle w:val="Hipervnculo"/>
-                <w:noProof/>
-                <w:spacing w:val="20"/>
-                <w:lang w:val="en-US"/>
-              </w:rPr>
-              <w:t xml:space="preserve"> Service situations and instructions /</w:t>
-            </w:r>
-            <w:r>
-              <w:rPr>
-                <w:rStyle w:val="Hipervnculo"/>
-                <w:noProof/>
-              </w:rPr>
-              <w:t xml:space="preserve"> Atención de situaciones especiales e instrucciones</w:t>
+              <w:t>Créditos</w:t>
             </w:r>
             <w:r>
               <w:rPr>
@@ -1105,295 +1397,7 @@
                 <w:noProof/>
                 <w:webHidden/>
               </w:rPr>
-              <w:instrText xml:space="preserve"> PAGEREF _Toc236250691 \h </w:instrText>
-            </w:r>
-            <w:r>
-              <w:rPr>
-                <w:noProof/>
-                <w:webHidden/>
-              </w:rPr>
-            </w:r>
-            <w:r>
-              <w:rPr>
-                <w:noProof/>
-                <w:webHidden/>
-              </w:rPr>
-              <w:fldChar w:fldCharType="separate"/>
-            </w:r>
-            <w:r>
-              <w:rPr>
-                <w:noProof/>
-                <w:webHidden/>
-              </w:rPr>
-              <w:t>71</w:t>
-            </w:r>
-            <w:r>
-              <w:rPr>
-                <w:noProof/>
-                <w:webHidden/>
-              </w:rPr>
-              <w:fldChar w:fldCharType="end"/>
-            </w:r>
-          </w:hyperlink>
-        </w:p>
-        <w:p>
-          <w:pPr>
-            <w:pStyle w:val="TDC1"/>
-            <w:tabs>
-              <w:tab w:val="right" w:leader="dot" w:pos="9962"/>
-            </w:tabs>
-            <w:rPr>
-              <w:rFonts w:eastAsiaTheme="minorEastAsia"/>
-              <w:noProof/>
-              <w:sz w:val="24"/>
-              <w:szCs w:val="24"/>
-              <w:lang w:eastAsia="es-CO"/>
-            </w:rPr>
-          </w:pPr>
-          <w:hyperlink w:anchor="_Toc236250692" w:history="1">
-            <w:r>
-              <w:rPr>
-                <w:rStyle w:val="Hipervnculo"/>
-                <w:noProof/>
-              </w:rPr>
-              <w:t>Síntesis</w:t>
-            </w:r>
-            <w:r>
-              <w:rPr>
-                <w:noProof/>
-                <w:webHidden/>
-              </w:rPr>
-              <w:tab/>
-            </w:r>
-            <w:r>
-              <w:rPr>
-                <w:noProof/>
-                <w:webHidden/>
-              </w:rPr>
-              <w:fldChar w:fldCharType="begin"/>
-            </w:r>
-            <w:r>
-              <w:rPr>
-                <w:noProof/>
-                <w:webHidden/>
-              </w:rPr>
-              <w:instrText xml:space="preserve"> PAGEREF _Toc236250692 \h </w:instrText>
-            </w:r>
-            <w:r>
-              <w:rPr>
-                <w:noProof/>
-                <w:webHidden/>
-              </w:rPr>
-            </w:r>
-            <w:r>
-              <w:rPr>
-                <w:noProof/>
-                <w:webHidden/>
-              </w:rPr>
-              <w:fldChar w:fldCharType="separate"/>
-            </w:r>
-            <w:r>
-              <w:rPr>
-                <w:noProof/>
-                <w:webHidden/>
-              </w:rPr>
-              <w:t>88</w:t>
-            </w:r>
-            <w:r>
-              <w:rPr>
-                <w:noProof/>
-                <w:webHidden/>
-              </w:rPr>
-              <w:fldChar w:fldCharType="end"/>
-            </w:r>
-          </w:hyperlink>
-        </w:p>
-        <w:p>
-          <w:pPr>
-            <w:pStyle w:val="TDC1"/>
-            <w:tabs>
-              <w:tab w:val="right" w:leader="dot" w:pos="9962"/>
-            </w:tabs>
-            <w:rPr>
-              <w:rFonts w:eastAsiaTheme="minorEastAsia"/>
-              <w:noProof/>
-              <w:sz w:val="24"/>
-              <w:szCs w:val="24"/>
-              <w:lang w:eastAsia="es-CO"/>
-            </w:rPr>
-          </w:pPr>
-          <w:hyperlink w:anchor="_Toc236250693" w:history="1">
-            <w:r>
-              <w:rPr>
-                <w:rStyle w:val="Hipervnculo"/>
-                <w:noProof/>
-              </w:rPr>
-              <w:t>Glosario</w:t>
-            </w:r>
-            <w:r>
-              <w:rPr>
-                <w:noProof/>
-                <w:webHidden/>
-              </w:rPr>
-              <w:tab/>
-            </w:r>
-            <w:r>
-              <w:rPr>
-                <w:noProof/>
-                <w:webHidden/>
-              </w:rPr>
-              <w:fldChar w:fldCharType="begin"/>
-            </w:r>
-            <w:r>
-              <w:rPr>
-                <w:noProof/>
-                <w:webHidden/>
-              </w:rPr>
-              <w:instrText xml:space="preserve"> PAGEREF _Toc236250693 \h </w:instrText>
-            </w:r>
-            <w:r>
-              <w:rPr>
-                <w:noProof/>
-                <w:webHidden/>
-              </w:rPr>
-            </w:r>
-            <w:r>
-              <w:rPr>
-                <w:noProof/>
-                <w:webHidden/>
-              </w:rPr>
-              <w:fldChar w:fldCharType="separate"/>
-            </w:r>
-            <w:r>
-              <w:rPr>
-                <w:noProof/>
-                <w:webHidden/>
-              </w:rPr>
-              <w:t>89</w:t>
-            </w:r>
-            <w:r>
-              <w:rPr>
-                <w:noProof/>
-                <w:webHidden/>
-              </w:rPr>
-              <w:fldChar w:fldCharType="end"/>
-            </w:r>
-          </w:hyperlink>
-        </w:p>
-        <w:p>
-          <w:pPr>
-            <w:pStyle w:val="TDC1"/>
-            <w:tabs>
-              <w:tab w:val="right" w:leader="dot" w:pos="9962"/>
-            </w:tabs>
-            <w:rPr>
-              <w:rFonts w:eastAsiaTheme="minorEastAsia"/>
-              <w:noProof/>
-              <w:sz w:val="24"/>
-              <w:szCs w:val="24"/>
-              <w:lang w:eastAsia="es-CO"/>
-            </w:rPr>
-          </w:pPr>
-          <w:hyperlink w:anchor="_Toc236250694" w:history="1">
-            <w:r>
-              <w:rPr>
-                <w:rStyle w:val="Hipervnculo"/>
-                <w:noProof/>
-              </w:rPr>
-              <w:t>Referencias bibliográficas</w:t>
-            </w:r>
-            <w:r>
-              <w:rPr>
-                <w:noProof/>
-                <w:webHidden/>
-              </w:rPr>
-              <w:tab/>
-            </w:r>
-            <w:r>
-              <w:rPr>
-                <w:noProof/>
-                <w:webHidden/>
-              </w:rPr>
-              <w:fldChar w:fldCharType="begin"/>
-            </w:r>
-            <w:r>
-              <w:rPr>
-                <w:noProof/>
-                <w:webHidden/>
-              </w:rPr>
-              <w:instrText xml:space="preserve"> PAGEREF _Toc236250694 \h </w:instrText>
-            </w:r>
-            <w:r>
-              <w:rPr>
-                <w:noProof/>
-                <w:webHidden/>
-              </w:rPr>
-            </w:r>
-            <w:r>
-              <w:rPr>
-                <w:noProof/>
-                <w:webHidden/>
-              </w:rPr>
-              <w:fldChar w:fldCharType="separate"/>
-            </w:r>
-            <w:r>
-              <w:rPr>
-                <w:noProof/>
-                <w:webHidden/>
-              </w:rPr>
-              <w:t>91</w:t>
-            </w:r>
-            <w:r>
-              <w:rPr>
-                <w:noProof/>
-                <w:webHidden/>
-              </w:rPr>
-              <w:fldChar w:fldCharType="end"/>
-            </w:r>
-          </w:hyperlink>
-        </w:p>
-        <w:p>
-          <w:pPr>
-            <w:pStyle w:val="TDC1"/>
-            <w:tabs>
-              <w:tab w:val="right" w:leader="dot" w:pos="9962"/>
-            </w:tabs>
-            <w:rPr>
-              <w:rFonts w:eastAsiaTheme="minorEastAsia"/>
-              <w:noProof/>
-              <w:sz w:val="24"/>
-              <w:szCs w:val="24"/>
-              <w:lang w:eastAsia="es-CO"/>
-            </w:rPr>
-          </w:pPr>
-          <w:hyperlink w:anchor="_Toc236250695" w:history="1">
-            <w:r>
-              <w:rPr>
-                <w:rStyle w:val="Hipervnculo"/>
-                <w:noProof/>
-              </w:rPr>
-              <w:t>Créditos</w:t>
-            </w:r>
-            <w:r>
-              <w:rPr>
-                <w:noProof/>
-                <w:webHidden/>
-              </w:rPr>
-              <w:tab/>
-            </w:r>
-            <w:r>
-              <w:rPr>
-                <w:noProof/>
-                <w:webHidden/>
-              </w:rPr>
-              <w:fldChar w:fldCharType="begin"/>
-            </w:r>
-            <w:r>
-              <w:rPr>
-                <w:noProof/>
-                <w:webHidden/>
-              </w:rPr>
-              <w:instrText xml:space="preserve"> PAGEREF _Toc236250695 \h </w:instrText>
+              <w:instrText xml:space="preserve"> PAGEREF _Toc236749546 \h </w:instrText>
             </w:r>
             <w:r>
               <w:rPr>
@@ -1441,7 +1445,7 @@
       <w:pPr>
         <w:pStyle w:val="Titulosgenerales"/>
       </w:pPr>
-      <w:bookmarkStart w:id="0" w:name="_Toc236250685"/>
+      <w:bookmarkStart w:id="0" w:name="_Toc236749536"/>
       <w:r>
         <w:lastRenderedPageBreak/>
         <w:t>Introducción</w:t>
@@ -1518,7 +1522,7 @@
       <w:pPr>
         <w:pStyle w:val="Ttulo1"/>
       </w:pPr>
-      <w:bookmarkStart w:id="1" w:name="_Toc236250686"/>
+      <w:bookmarkStart w:id="1" w:name="_Toc236749537"/>
       <w:r>
         <w:rPr>
           <w:rStyle w:val="Extranjerismo"/>
@@ -2115,6 +2119,1070 @@
           <w:rStyle w:val="Extranjerismo"/>
         </w:rPr>
         <w:t>Many elements influence the rate setup:</w:t>
+      </w:r>
+    </w:p>
+    <w:p>
+      <w:pPr>
+        <w:pStyle w:val="Prrafodelista"/>
+        <w:numPr>
+          <w:ilvl w:val="0"/>
+          <w:numId w:val="32"/>
+        </w:numPr>
+        <w:rPr>
+          <w:rStyle w:val="Extranjerismo"/>
+        </w:rPr>
+      </w:pPr>
+      <w:r>
+        <w:rPr>
+          <w:rStyle w:val="Extranjerismo"/>
+        </w:rPr>
+        <w:t>Hotel category.</w:t>
+      </w:r>
+    </w:p>
+    <w:p>
+      <w:pPr>
+        <w:pStyle w:val="Prrafodelista"/>
+        <w:numPr>
+          <w:ilvl w:val="0"/>
+          <w:numId w:val="32"/>
+        </w:numPr>
+        <w:rPr>
+          <w:rStyle w:val="Extranjerismo"/>
+        </w:rPr>
+      </w:pPr>
+      <w:r>
+        <w:rPr>
+          <w:rStyle w:val="Extranjerismo"/>
+        </w:rPr>
+        <w:t>Type of hotel.</w:t>
+      </w:r>
+    </w:p>
+    <w:p>
+      <w:pPr>
+        <w:pStyle w:val="Prrafodelista"/>
+        <w:numPr>
+          <w:ilvl w:val="0"/>
+          <w:numId w:val="32"/>
+        </w:numPr>
+        <w:rPr>
+          <w:rStyle w:val="Extranjerismo"/>
+        </w:rPr>
+      </w:pPr>
+      <w:r>
+        <w:rPr>
+          <w:rStyle w:val="Extranjerismo"/>
+        </w:rPr>
+        <w:t>Season.</w:t>
+      </w:r>
+    </w:p>
+    <w:p>
+      <w:pPr>
+        <w:pStyle w:val="Prrafodelista"/>
+        <w:numPr>
+          <w:ilvl w:val="0"/>
+          <w:numId w:val="32"/>
+        </w:numPr>
+        <w:rPr>
+          <w:rStyle w:val="Extranjerismo"/>
+        </w:rPr>
+      </w:pPr>
+      <w:r>
+        <w:rPr>
+          <w:rStyle w:val="Extranjerismo"/>
+        </w:rPr>
+        <w:t>Day of the week.</w:t>
+      </w:r>
+    </w:p>
+    <w:p>
+      <w:pPr>
+        <w:pStyle w:val="Prrafodelista"/>
+        <w:numPr>
+          <w:ilvl w:val="0"/>
+          <w:numId w:val="32"/>
+        </w:numPr>
+        <w:rPr>
+          <w:rStyle w:val="Extranjerismo"/>
+        </w:rPr>
+      </w:pPr>
+      <w:r>
+        <w:rPr>
+          <w:rStyle w:val="Extranjerismo"/>
+        </w:rPr>
+        <w:t>Stay Length.</w:t>
+      </w:r>
+    </w:p>
+    <w:p>
+      <w:pPr>
+        <w:pStyle w:val="Prrafodelista"/>
+        <w:numPr>
+          <w:ilvl w:val="0"/>
+          <w:numId w:val="32"/>
+        </w:numPr>
+        <w:rPr>
+          <w:rStyle w:val="Extranjerismo"/>
+        </w:rPr>
+      </w:pPr>
+      <w:r>
+        <w:rPr>
+          <w:rStyle w:val="Extranjerismo"/>
+        </w:rPr>
+        <w:t>Hotel location.</w:t>
+      </w:r>
+    </w:p>
+    <w:p>
+      <w:pPr>
+        <w:pStyle w:val="Prrafodelista"/>
+        <w:numPr>
+          <w:ilvl w:val="0"/>
+          <w:numId w:val="32"/>
+        </w:numPr>
+        <w:rPr>
+          <w:rStyle w:val="Extranjerismo"/>
+        </w:rPr>
+      </w:pPr>
+      <w:r>
+        <w:rPr>
+          <w:rStyle w:val="Extranjerismo"/>
+        </w:rPr>
+        <w:t>Location within the hotel.</w:t>
+      </w:r>
+    </w:p>
+    <w:p>
+      <w:pPr>
+        <w:pStyle w:val="Prrafodelista"/>
+        <w:numPr>
+          <w:ilvl w:val="0"/>
+          <w:numId w:val="32"/>
+        </w:numPr>
+        <w:rPr>
+          <w:rStyle w:val="Extranjerismo"/>
+        </w:rPr>
+      </w:pPr>
+      <w:r>
+        <w:rPr>
+          <w:rStyle w:val="Extranjerismo"/>
+        </w:rPr>
+        <w:t>Room type.</w:t>
+      </w:r>
+    </w:p>
+    <w:p>
+      <w:pPr>
+        <w:pStyle w:val="Prrafodelista"/>
+        <w:numPr>
+          <w:ilvl w:val="0"/>
+          <w:numId w:val="32"/>
+        </w:numPr>
+        <w:rPr>
+          <w:rStyle w:val="Extranjerismo"/>
+        </w:rPr>
+      </w:pPr>
+      <w:r>
+        <w:rPr>
+          <w:rStyle w:val="Extranjerismo"/>
+        </w:rPr>
+        <w:lastRenderedPageBreak/>
+        <w:t>Meal plan.</w:t>
+      </w:r>
+    </w:p>
+    <w:p>
+      <w:pPr>
+        <w:pStyle w:val="Prrafodelista"/>
+        <w:numPr>
+          <w:ilvl w:val="0"/>
+          <w:numId w:val="32"/>
+        </w:numPr>
+        <w:rPr>
+          <w:rStyle w:val="Extranjerismo"/>
+        </w:rPr>
+      </w:pPr>
+      <w:r>
+        <w:rPr>
+          <w:rStyle w:val="Extranjerismo"/>
+        </w:rPr>
+        <w:t>Discounts.</w:t>
+      </w:r>
+    </w:p>
+    <w:p>
+      <w:pPr>
+        <w:pStyle w:val="Prrafodelista"/>
+        <w:numPr>
+          <w:ilvl w:val="0"/>
+          <w:numId w:val="32"/>
+        </w:numPr>
+      </w:pPr>
+      <w:r>
+        <w:rPr>
+          <w:rStyle w:val="Extranjerismo"/>
+        </w:rPr>
+        <w:t>Individual or group client</w:t>
+      </w:r>
+      <w:r>
+        <w:t>.</w:t>
+      </w:r>
+    </w:p>
+    <w:p>
+      <w:r>
+        <w:t>Muchos elementos influyen en la configuración de las tarifas:</w:t>
+      </w:r>
+    </w:p>
+    <w:p>
+      <w:pPr>
+        <w:pStyle w:val="Prrafodelista"/>
+        <w:numPr>
+          <w:ilvl w:val="0"/>
+          <w:numId w:val="33"/>
+        </w:numPr>
+      </w:pPr>
+      <w:r>
+        <w:t>Categoría del hotel.</w:t>
+      </w:r>
+    </w:p>
+    <w:p>
+      <w:pPr>
+        <w:pStyle w:val="Prrafodelista"/>
+        <w:numPr>
+          <w:ilvl w:val="0"/>
+          <w:numId w:val="33"/>
+        </w:numPr>
+      </w:pPr>
+      <w:r>
+        <w:t>Tipo de hotel.</w:t>
+      </w:r>
+    </w:p>
+    <w:p>
+      <w:pPr>
+        <w:pStyle w:val="Prrafodelista"/>
+        <w:numPr>
+          <w:ilvl w:val="0"/>
+          <w:numId w:val="33"/>
+        </w:numPr>
+      </w:pPr>
+      <w:r>
+        <w:t>Temporada.</w:t>
+      </w:r>
+    </w:p>
+    <w:p>
+      <w:pPr>
+        <w:pStyle w:val="Prrafodelista"/>
+        <w:numPr>
+          <w:ilvl w:val="0"/>
+          <w:numId w:val="33"/>
+        </w:numPr>
+      </w:pPr>
+      <w:r>
+        <w:t>Día de la semana.</w:t>
+      </w:r>
+    </w:p>
+    <w:p>
+      <w:pPr>
+        <w:pStyle w:val="Prrafodelista"/>
+        <w:numPr>
+          <w:ilvl w:val="0"/>
+          <w:numId w:val="33"/>
+        </w:numPr>
+      </w:pPr>
+      <w:r>
+        <w:t>Duración de la estancia.</w:t>
+      </w:r>
+    </w:p>
+    <w:p>
+      <w:pPr>
+        <w:pStyle w:val="Prrafodelista"/>
+        <w:numPr>
+          <w:ilvl w:val="0"/>
+          <w:numId w:val="33"/>
+        </w:numPr>
+      </w:pPr>
+      <w:r>
+        <w:t>Ubicación del hotel.</w:t>
+      </w:r>
+    </w:p>
+    <w:p>
+      <w:pPr>
+        <w:pStyle w:val="Prrafodelista"/>
+        <w:numPr>
+          <w:ilvl w:val="0"/>
+          <w:numId w:val="33"/>
+        </w:numPr>
+      </w:pPr>
+      <w:r>
+        <w:t>Ubicación dentro del hotel.</w:t>
+      </w:r>
+    </w:p>
+    <w:p>
+      <w:pPr>
+        <w:pStyle w:val="Prrafodelista"/>
+        <w:numPr>
+          <w:ilvl w:val="0"/>
+          <w:numId w:val="33"/>
+        </w:numPr>
+      </w:pPr>
+      <w:r>
+        <w:t>Tipo de habitación.</w:t>
+      </w:r>
+    </w:p>
+    <w:p>
+      <w:pPr>
+        <w:pStyle w:val="Prrafodelista"/>
+        <w:numPr>
+          <w:ilvl w:val="0"/>
+          <w:numId w:val="33"/>
+        </w:numPr>
+      </w:pPr>
+      <w:r>
+        <w:t>Plan de comidas.</w:t>
+      </w:r>
+    </w:p>
+    <w:p>
+      <w:pPr>
+        <w:pStyle w:val="Prrafodelista"/>
+        <w:numPr>
+          <w:ilvl w:val="0"/>
+          <w:numId w:val="33"/>
+        </w:numPr>
+      </w:pPr>
+      <w:r>
+        <w:t>Descuentos.</w:t>
+      </w:r>
+    </w:p>
+    <w:p>
+      <w:pPr>
+        <w:pStyle w:val="Prrafodelista"/>
+        <w:numPr>
+          <w:ilvl w:val="0"/>
+          <w:numId w:val="33"/>
+        </w:numPr>
+      </w:pPr>
+      <w:r>
+        <w:t>Cliente individual o grupal.</w:t>
+      </w:r>
+    </w:p>
+    <w:p>
+      <w:pPr>
+        <w:rPr>
+          <w:b/>
+          <w:bCs/>
+        </w:rPr>
+      </w:pPr>
+      <w:r>
+        <w:rPr>
+          <w:rStyle w:val="Extranjerismo"/>
+          <w:b/>
+          <w:bCs/>
+        </w:rPr>
+        <w:t>Meal plans</w:t>
+      </w:r>
+      <w:r>
+        <w:rPr>
+          <w:b/>
+          <w:bCs/>
+        </w:rPr>
+        <w:t xml:space="preserve"> / Planes de alimentación</w:t>
+      </w:r>
+    </w:p>
+    <w:p>
+      <w:pPr>
+        <w:rPr>
+          <w:rStyle w:val="Extranjerismo"/>
+        </w:rPr>
+      </w:pPr>
+      <w:r>
+        <w:rPr>
+          <w:rStyle w:val="Extranjerismo"/>
+        </w:rPr>
+        <w:t xml:space="preserve">Hotels offer plans </w:t>
+      </w:r>
+      <w:r>
+        <w:rPr>
+          <w:rStyle w:val="Extranjerismo"/>
+        </w:rPr>
+        <w:t xml:space="preserve">addition </w:t>
+      </w:r>
+      <w:r>
+        <w:rPr>
+          <w:rStyle w:val="Extranjerismo"/>
+        </w:rPr>
+        <w:t>to the accommodation, with the purpose of promoting the second line of the hotel industry, which is the sale of food and beverage services.</w:t>
+      </w:r>
+    </w:p>
+    <w:p>
+      <w:r>
+        <w:rPr>
+          <w:rStyle w:val="Extranjerismo"/>
+        </w:rPr>
+        <w:lastRenderedPageBreak/>
+        <w:t>Generally, hotels offer the client several plans that are determined by the basic price of the room and the most suitable food option for the client</w:t>
+      </w:r>
+      <w:r>
+        <w:t>.</w:t>
+      </w:r>
+    </w:p>
+    <w:p>
+      <w:r>
+        <w:t>Los hoteles ofrecen planes junto al alojamiento con el propósito de promover el segundo renglón de la industria hotelera, que es la venta de servicios de alimentos y bebidas.</w:t>
+      </w:r>
+    </w:p>
+    <w:p>
+      <w:r>
+        <w:t>Generalmente, los hoteles ponen a disposición del cliente varios planes, que están determinados por el precio básico de la habitación y la opción de alimentación más adecuada para el cliente.</w:t>
+      </w:r>
+    </w:p>
+    <w:p>
+      <w:pPr>
+        <w:rPr>
+          <w:b/>
+          <w:bCs/>
+        </w:rPr>
+      </w:pPr>
+      <w:r>
+        <w:rPr>
+          <w:rStyle w:val="Extranjerismo"/>
+          <w:b/>
+          <w:bCs/>
+        </w:rPr>
+        <w:t>There are different types of plans</w:t>
+      </w:r>
+      <w:r>
+        <w:rPr>
+          <w:b/>
+          <w:bCs/>
+        </w:rPr>
+        <w:t xml:space="preserve"> / Existen diferentes tipos de planes</w:t>
+      </w:r>
+    </w:p>
+    <w:p>
+      <w:pPr>
+        <w:pStyle w:val="Prrafodelista"/>
+        <w:numPr>
+          <w:ilvl w:val="0"/>
+          <w:numId w:val="35"/>
+        </w:numPr>
+        <w:rPr>
+          <w:rStyle w:val="Extranjerismo"/>
+          <w:b/>
+          <w:bCs/>
+        </w:rPr>
+      </w:pPr>
+      <w:r>
+        <w:rPr>
+          <w:rStyle w:val="Extranjerismo"/>
+          <w:b/>
+          <w:bCs/>
+        </w:rPr>
+        <w:t>European plan</w:t>
+      </w:r>
+    </w:p>
+    <w:p>
+      <w:pPr>
+        <w:rPr>
+          <w:rStyle w:val="Extranjerismo"/>
+        </w:rPr>
+      </w:pPr>
+      <w:r>
+        <w:rPr>
+          <w:rStyle w:val="Extranjerismo"/>
+        </w:rPr>
+        <w:t>Includes room rate without any food.</w:t>
+      </w:r>
+    </w:p>
+    <w:p>
+      <w:pPr>
+        <w:rPr>
+          <w:b/>
+          <w:bCs/>
+        </w:rPr>
+      </w:pPr>
+      <w:r>
+        <w:rPr>
+          <w:b/>
+          <w:bCs/>
+        </w:rPr>
+        <w:t>Plan europeo</w:t>
+      </w:r>
+    </w:p>
+    <w:p>
+      <w:r>
+        <w:t>Incluye la tarifa de habitación sin ningún alimento.</w:t>
+      </w:r>
+    </w:p>
+    <w:p>
+      <w:pPr>
+        <w:pStyle w:val="Prrafodelista"/>
+        <w:numPr>
+          <w:ilvl w:val="0"/>
+          <w:numId w:val="35"/>
+        </w:numPr>
+        <w:rPr>
+          <w:rStyle w:val="Extranjerismo"/>
+          <w:b/>
+          <w:bCs/>
+        </w:rPr>
+      </w:pPr>
+      <w:r>
+        <w:rPr>
+          <w:rStyle w:val="Extranjerismo"/>
+          <w:b/>
+          <w:bCs/>
+        </w:rPr>
+        <w:t>Continental plan</w:t>
+      </w:r>
+    </w:p>
+    <w:p>
+      <w:pPr>
+        <w:rPr>
+          <w:rStyle w:val="Extranjerismo"/>
+        </w:rPr>
+      </w:pPr>
+      <w:r>
+        <w:rPr>
+          <w:rStyle w:val="Extranjerismo"/>
+        </w:rPr>
+        <w:t>Includes room rate plus continental breakfast.</w:t>
+      </w:r>
+    </w:p>
+    <w:p>
+      <w:pPr>
+        <w:rPr>
+          <w:b/>
+          <w:bCs/>
+        </w:rPr>
+      </w:pPr>
+      <w:r>
+        <w:rPr>
+          <w:b/>
+          <w:bCs/>
+        </w:rPr>
+        <w:t>Plan continental</w:t>
+      </w:r>
+    </w:p>
+    <w:p>
+      <w:r>
+        <w:t>Incluye habitación y un desayuno continental.</w:t>
+      </w:r>
+    </w:p>
+    <w:p>
+      <w:pPr>
+        <w:pStyle w:val="Prrafodelista"/>
+        <w:numPr>
+          <w:ilvl w:val="0"/>
+          <w:numId w:val="35"/>
+        </w:numPr>
+        <w:rPr>
+          <w:rStyle w:val="Extranjerismo"/>
+          <w:b/>
+          <w:bCs/>
+        </w:rPr>
+      </w:pPr>
+      <w:r>
+        <w:rPr>
+          <w:rStyle w:val="Extranjerismo"/>
+          <w:b/>
+          <w:bCs/>
+        </w:rPr>
+        <w:t>American plan</w:t>
+      </w:r>
+    </w:p>
+    <w:p>
+      <w:r>
+        <w:rPr>
+          <w:rStyle w:val="Extranjerismo"/>
+        </w:rPr>
+        <w:lastRenderedPageBreak/>
+        <w:t xml:space="preserve">Includes room rate plus </w:t>
+      </w:r>
+      <w:proofErr w:type="spellStart"/>
+      <w:r>
+        <w:rPr>
+          <w:rStyle w:val="Extranjerismo"/>
+        </w:rPr>
+        <w:t>a</w:t>
+      </w:r>
+      <w:r>
+        <w:rPr>
+          <w:rStyle w:val="Extranjerismo"/>
+        </w:rPr>
+        <w:t>merican</w:t>
+      </w:r>
+      <w:proofErr w:type="spellEnd"/>
+      <w:r>
+        <w:rPr>
+          <w:rStyle w:val="Extranjerismo"/>
+        </w:rPr>
+        <w:t xml:space="preserve"> breakfast + </w:t>
+      </w:r>
+      <w:r>
+        <w:rPr>
+          <w:rStyle w:val="Extranjerismo"/>
+        </w:rPr>
+        <w:t>l</w:t>
+      </w:r>
+      <w:r>
+        <w:rPr>
+          <w:rStyle w:val="Extranjerismo"/>
+        </w:rPr>
+        <w:t xml:space="preserve">unch + </w:t>
+      </w:r>
+      <w:r>
+        <w:rPr>
+          <w:rStyle w:val="Extranjerismo"/>
+        </w:rPr>
+        <w:t>d</w:t>
+      </w:r>
+      <w:r>
+        <w:rPr>
+          <w:rStyle w:val="Extranjerismo"/>
+        </w:rPr>
+        <w:t>inner</w:t>
+      </w:r>
+      <w:r>
+        <w:t>.</w:t>
+      </w:r>
+    </w:p>
+    <w:p>
+      <w:pPr>
+        <w:rPr>
+          <w:rStyle w:val="Extranjerismo"/>
+        </w:rPr>
+      </w:pPr>
+      <w:r>
+        <w:rPr>
+          <w:rStyle w:val="Extranjerismo"/>
+        </w:rPr>
+        <w:t>Modified American Plan (PAM):</w:t>
+      </w:r>
+      <w:r>
+        <w:rPr>
+          <w:rStyle w:val="Extranjerismo"/>
+        </w:rPr>
+        <w:t xml:space="preserve"> It includes the room and two meals a day, usually breakfast and one of the meals (lunch or dinner).</w:t>
+      </w:r>
+    </w:p>
+    <w:p>
+      <w:pPr>
+        <w:rPr>
+          <w:b/>
+          <w:bCs/>
+        </w:rPr>
+      </w:pPr>
+      <w:r>
+        <w:rPr>
+          <w:b/>
+          <w:bCs/>
+        </w:rPr>
+        <w:t>Plan Americano</w:t>
+      </w:r>
+    </w:p>
+    <w:p>
+      <w:pPr>
+        <w:pStyle w:val="Prrafodelista"/>
+        <w:numPr>
+          <w:ilvl w:val="0"/>
+          <w:numId w:val="34"/>
+        </w:numPr>
+      </w:pPr>
+      <w:r>
+        <w:t>Incluye la habitación y tres alimentos.</w:t>
+      </w:r>
+    </w:p>
+    <w:p>
+      <w:pPr>
+        <w:ind w:left="1416" w:firstLine="1"/>
+      </w:pPr>
+      <w:r>
+        <w:rPr>
+          <w:b/>
+          <w:bCs/>
+        </w:rPr>
+        <w:t>Plan Americano Modificado (PAM):</w:t>
+      </w:r>
+      <w:r>
+        <w:t xml:space="preserve"> Incluye la habitación y dos alimentos diarios, generalmente el desayuno y una de las comidas (almuerzo o cena).</w:t>
+      </w:r>
+    </w:p>
+    <w:p>
+      <w:pPr>
+        <w:rPr>
+          <w:rStyle w:val="Extranjerismo"/>
+          <w:b/>
+          <w:bCs/>
+        </w:rPr>
+      </w:pPr>
+      <w:r>
+        <w:rPr>
+          <w:rStyle w:val="Extranjerismo"/>
+          <w:b/>
+          <w:bCs/>
+        </w:rPr>
+        <w:t xml:space="preserve">All </w:t>
+      </w:r>
+      <w:r>
+        <w:rPr>
+          <w:rStyle w:val="Extranjerismo"/>
+          <w:b/>
+          <w:bCs/>
+        </w:rPr>
+        <w:t>i</w:t>
+      </w:r>
+      <w:r>
+        <w:rPr>
+          <w:rStyle w:val="Extranjerismo"/>
+          <w:b/>
+          <w:bCs/>
+        </w:rPr>
+        <w:t>nclusive</w:t>
+      </w:r>
+    </w:p>
+    <w:p>
+      <w:pPr>
+        <w:pStyle w:val="Prrafodelista"/>
+        <w:numPr>
+          <w:ilvl w:val="0"/>
+          <w:numId w:val="34"/>
+        </w:numPr>
+        <w:rPr>
+          <w:rStyle w:val="Extranjerismo"/>
+        </w:rPr>
+      </w:pPr>
+      <w:r>
+        <w:rPr>
+          <w:rStyle w:val="Extranjerismo"/>
+        </w:rPr>
+        <w:t xml:space="preserve">Includes room rate plus </w:t>
+      </w:r>
+      <w:proofErr w:type="spellStart"/>
+      <w:r>
+        <w:rPr>
+          <w:rStyle w:val="Extranjerismo"/>
+        </w:rPr>
+        <w:t>a</w:t>
+      </w:r>
+      <w:r>
+        <w:rPr>
+          <w:rStyle w:val="Extranjerismo"/>
+        </w:rPr>
+        <w:t>merican</w:t>
+      </w:r>
+      <w:proofErr w:type="spellEnd"/>
+      <w:r>
+        <w:rPr>
+          <w:rStyle w:val="Extranjerismo"/>
+        </w:rPr>
+        <w:t xml:space="preserve"> breakfast + </w:t>
+      </w:r>
+      <w:r>
+        <w:rPr>
+          <w:rStyle w:val="Extranjerismo"/>
+        </w:rPr>
+        <w:t>l</w:t>
+      </w:r>
+      <w:r>
+        <w:rPr>
+          <w:rStyle w:val="Extranjerismo"/>
+        </w:rPr>
+        <w:t xml:space="preserve">unch + </w:t>
+      </w:r>
+      <w:r>
+        <w:rPr>
+          <w:rStyle w:val="Extranjerismo"/>
+        </w:rPr>
+        <w:t>d</w:t>
+      </w:r>
+      <w:r>
+        <w:rPr>
+          <w:rStyle w:val="Extranjerismo"/>
+        </w:rPr>
+        <w:t>inner.</w:t>
+      </w:r>
+    </w:p>
+    <w:p>
+      <w:pPr>
+        <w:rPr>
+          <w:b/>
+          <w:bCs/>
+        </w:rPr>
+      </w:pPr>
+      <w:r>
+        <w:rPr>
+          <w:b/>
+          <w:bCs/>
+        </w:rPr>
+        <w:t>Plan todo incluido</w:t>
+      </w:r>
+    </w:p>
+    <w:p>
+      <w:pPr>
+        <w:pStyle w:val="Prrafodelista"/>
+        <w:numPr>
+          <w:ilvl w:val="0"/>
+          <w:numId w:val="34"/>
+        </w:numPr>
+      </w:pPr>
+      <w:r>
+        <w:t>Incluye tarifa de habitación, desayuno, almuerzo y comida, y actividades programadas.</w:t>
+      </w:r>
+    </w:p>
+    <w:p>
+      <w:pPr>
+        <w:rPr>
+          <w:rStyle w:val="Extranjerismo"/>
+          <w:b/>
+          <w:bCs/>
+        </w:rPr>
+      </w:pPr>
+      <w:r>
+        <w:rPr>
+          <w:rStyle w:val="Extranjerismo"/>
+          <w:b/>
+          <w:bCs/>
+        </w:rPr>
+        <w:t>Bed &amp; breakfast</w:t>
+      </w:r>
+    </w:p>
+    <w:p>
+      <w:pPr>
+        <w:pStyle w:val="Prrafodelista"/>
+        <w:numPr>
+          <w:ilvl w:val="0"/>
+          <w:numId w:val="34"/>
+        </w:numPr>
+        <w:rPr>
+          <w:rStyle w:val="Extranjerismo"/>
+        </w:rPr>
+      </w:pPr>
+      <w:r>
+        <w:rPr>
+          <w:rStyle w:val="Extranjerismo"/>
+        </w:rPr>
+        <w:t xml:space="preserve">Includes room rate plus </w:t>
+      </w:r>
+      <w:r>
+        <w:rPr>
+          <w:rStyle w:val="Extranjerismo"/>
+        </w:rPr>
+        <w:t>f</w:t>
+      </w:r>
+      <w:r>
+        <w:rPr>
+          <w:rStyle w:val="Extranjerismo"/>
+        </w:rPr>
+        <w:t>ull breakfast.</w:t>
+      </w:r>
+    </w:p>
+    <w:p>
+      <w:pPr>
+        <w:rPr>
+          <w:b/>
+          <w:bCs/>
+        </w:rPr>
+      </w:pPr>
+      <w:r>
+        <w:rPr>
+          <w:rStyle w:val="Extranjerismo"/>
+          <w:b/>
+          <w:bCs/>
+        </w:rPr>
+        <w:t>Bed</w:t>
+      </w:r>
+      <w:r>
+        <w:rPr>
+          <w:b/>
+          <w:bCs/>
+        </w:rPr>
+        <w:t xml:space="preserve"> &amp; </w:t>
+      </w:r>
+      <w:r>
+        <w:rPr>
+          <w:rStyle w:val="Extranjerismo"/>
+          <w:b/>
+          <w:bCs/>
+        </w:rPr>
+        <w:t>b</w:t>
+      </w:r>
+      <w:r>
+        <w:rPr>
+          <w:rStyle w:val="Extranjerismo"/>
+          <w:b/>
+          <w:bCs/>
+        </w:rPr>
+        <w:t>reakfast</w:t>
+      </w:r>
+    </w:p>
+    <w:p>
+      <w:pPr>
+        <w:pStyle w:val="Prrafodelista"/>
+        <w:numPr>
+          <w:ilvl w:val="0"/>
+          <w:numId w:val="34"/>
+        </w:numPr>
+      </w:pPr>
+      <w:r>
+        <w:t xml:space="preserve">Incluye </w:t>
+      </w:r>
+      <w:r>
+        <w:t>c</w:t>
+      </w:r>
+      <w:r>
+        <w:t xml:space="preserve">ama y </w:t>
+      </w:r>
+      <w:r>
+        <w:t>d</w:t>
+      </w:r>
+      <w:r>
+        <w:t>esayuno. Ofrecen habitación con desayuno completo.</w:t>
+      </w:r>
+    </w:p>
+    <w:p>
+      <w:pPr>
+        <w:spacing w:before="0" w:after="160" w:line="259" w:lineRule="auto"/>
+        <w:ind w:firstLine="0"/>
+        <w:rPr>
+          <w:rStyle w:val="Extranjerismo"/>
+          <w:b/>
+          <w:bCs/>
+        </w:rPr>
+      </w:pPr>
+      <w:r>
+        <w:rPr>
+          <w:rStyle w:val="Extranjerismo"/>
+          <w:b/>
+          <w:bCs/>
+        </w:rPr>
+        <w:br w:type="page"/>
+      </w:r>
+    </w:p>
+    <w:p>
+      <w:pPr>
+        <w:rPr>
+          <w:b/>
+          <w:bCs/>
+        </w:rPr>
+      </w:pPr>
+      <w:r>
+        <w:rPr>
+          <w:rStyle w:val="Extranjerismo"/>
+          <w:b/>
+          <w:bCs/>
+        </w:rPr>
+        <w:lastRenderedPageBreak/>
+        <w:t>Discounts</w:t>
+      </w:r>
+      <w:r>
+        <w:rPr>
+          <w:b/>
+          <w:bCs/>
+        </w:rPr>
+        <w:t xml:space="preserve"> / Descuentos</w:t>
+      </w:r>
+    </w:p>
+    <w:p>
+      <w:pPr>
+        <w:rPr>
+          <w:rStyle w:val="Extranjerismo"/>
+        </w:rPr>
+      </w:pPr>
+      <w:r>
+        <w:rPr>
+          <w:rStyle w:val="Extranjerismo"/>
+        </w:rPr>
+        <w:t>Discounts are a way of promotion. Through this practice, among other things, the hotels can:</w:t>
+      </w:r>
+    </w:p>
+    <w:p>
+      <w:pPr>
+        <w:pStyle w:val="Prrafodelista"/>
+        <w:numPr>
+          <w:ilvl w:val="0"/>
+          <w:numId w:val="34"/>
+        </w:numPr>
+        <w:rPr>
+          <w:rStyle w:val="Extranjerismo"/>
+        </w:rPr>
+      </w:pPr>
+      <w:r>
+        <w:rPr>
+          <w:rStyle w:val="Extranjerismo"/>
+        </w:rPr>
+        <w:t>Promote the brand</w:t>
+      </w:r>
+    </w:p>
+    <w:p>
+      <w:pPr>
+        <w:pStyle w:val="Prrafodelista"/>
+        <w:numPr>
+          <w:ilvl w:val="0"/>
+          <w:numId w:val="34"/>
+        </w:numPr>
+        <w:rPr>
+          <w:rStyle w:val="Extranjerismo"/>
+        </w:rPr>
+      </w:pPr>
+      <w:r>
+        <w:rPr>
+          <w:rStyle w:val="Extranjerismo"/>
+        </w:rPr>
+        <w:t>Increase the frequency of purchase</w:t>
+      </w:r>
+    </w:p>
+    <w:p>
+      <w:pPr>
+        <w:pStyle w:val="Prrafodelista"/>
+        <w:numPr>
+          <w:ilvl w:val="0"/>
+          <w:numId w:val="34"/>
+        </w:numPr>
+        <w:rPr>
+          <w:rStyle w:val="Extranjerismo"/>
+        </w:rPr>
+      </w:pPr>
+      <w:r>
+        <w:rPr>
+          <w:rStyle w:val="Extranjerismo"/>
+        </w:rPr>
+        <w:t>Increase sales at certain times</w:t>
+      </w:r>
+    </w:p>
+    <w:p>
+      <w:pPr>
+        <w:pStyle w:val="Prrafodelista"/>
+        <w:numPr>
+          <w:ilvl w:val="0"/>
+          <w:numId w:val="34"/>
+        </w:numPr>
+        <w:rPr>
+          <w:rStyle w:val="Extranjerismo"/>
+        </w:rPr>
+      </w:pPr>
+      <w:r>
+        <w:rPr>
+          <w:rStyle w:val="Extranjerismo"/>
+        </w:rPr>
+        <w:t>Increase revenue at peak times</w:t>
+      </w:r>
+    </w:p>
+    <w:p>
+      <w:pPr>
+        <w:rPr>
+          <w:rStyle w:val="Extranjerismo"/>
+        </w:rPr>
+      </w:pPr>
+      <w:r>
+        <w:rPr>
+          <w:rStyle w:val="Extranjerismo"/>
+        </w:rPr>
+        <w:t>Normally, to access a discount, the client must comply with some rules, which are known as “Terms and conditions”.</w:t>
+      </w:r>
+    </w:p>
+    <w:p>
+      <w:pPr>
+        <w:rPr>
+          <w:rStyle w:val="Extranjerismo"/>
+        </w:rPr>
+      </w:pPr>
+      <w:r>
+        <w:rPr>
+          <w:rStyle w:val="Extranjerismo"/>
+        </w:rPr>
+        <w:t>In the market you can find different types of discounts:</w:t>
       </w:r>
     </w:p>
     <w:p>
@@ -2131,8 +3199,22 @@
       <w:r>
         <w:rPr>
           <w:rStyle w:val="Extranjerismo"/>
-        </w:rPr>
-        <w:t>Hotel category.</w:t>
+          <w:b/>
+          <w:bCs/>
+        </w:rPr>
+        <w:t>Promotional codes</w:t>
+      </w:r>
+      <w:r>
+        <w:rPr>
+          <w:rStyle w:val="Extranjerismo"/>
+        </w:rPr>
+        <w:t xml:space="preserve">: </w:t>
+      </w:r>
+      <w:r>
+        <w:rPr>
+          <w:rStyle w:val="Extranjerismo"/>
+        </w:rPr>
+        <w:t>these are codes made up of numbers or letters and that, when applied to payment, generate a reduction in value. Example: “GET10”. The instruction would show something like: “By entering the code, get a 10% discount on selected items.”</w:t>
       </w:r>
     </w:p>
     <w:p>
@@ -2149,8 +3231,52 @@
       <w:r>
         <w:rPr>
           <w:rStyle w:val="Extranjerismo"/>
-        </w:rPr>
-        <w:t>Type of hotel.</w:t>
+          <w:b/>
+          <w:bCs/>
+        </w:rPr>
+        <w:t>Discount plans</w:t>
+      </w:r>
+      <w:r>
+        <w:rPr>
+          <w:rStyle w:val="Extranjerismo"/>
+        </w:rPr>
+        <w:t xml:space="preserve">: </w:t>
+      </w:r>
+      <w:r>
+        <w:rPr>
+          <w:rStyle w:val="Extranjerismo"/>
+        </w:rPr>
+        <w:t>h</w:t>
+      </w:r>
+      <w:r>
+        <w:rPr>
+          <w:rStyle w:val="Extranjerismo"/>
+        </w:rPr>
+        <w:t xml:space="preserve">ere the discount promotes packaged products: </w:t>
+      </w:r>
+      <w:r>
+        <w:rPr>
+          <w:rStyle w:val="Extranjerismo"/>
+        </w:rPr>
+        <w:t>s</w:t>
+      </w:r>
+      <w:r>
+        <w:rPr>
+          <w:rStyle w:val="Extranjerismo"/>
+        </w:rPr>
+        <w:t xml:space="preserve">tay 3 nights </w:t>
+      </w:r>
+      <w:r>
+        <w:rPr>
+          <w:rStyle w:val="Extranjerismo"/>
+        </w:rPr>
+        <w:t>for</w:t>
+      </w:r>
+      <w:r>
+        <w:rPr>
+          <w:rStyle w:val="Extranjerismo"/>
+        </w:rPr>
+        <w:t xml:space="preserve"> $300 and get all meals for free.</w:t>
       </w:r>
     </w:p>
     <w:p>
@@ -2167,8 +3293,40 @@
       <w:r>
         <w:rPr>
           <w:rStyle w:val="Extranjerismo"/>
-        </w:rPr>
-        <w:t>Season.</w:t>
+          <w:b/>
+          <w:bCs/>
+        </w:rPr>
+        <w:t>Discounts on nights</w:t>
+      </w:r>
+      <w:r>
+        <w:rPr>
+          <w:rStyle w:val="Extranjerismo"/>
+        </w:rPr>
+        <w:t xml:space="preserve">: </w:t>
+      </w:r>
+      <w:r>
+        <w:rPr>
+          <w:rStyle w:val="Extranjerismo"/>
+        </w:rPr>
+        <w:t>t</w:t>
+      </w:r>
+      <w:r>
+        <w:rPr>
+          <w:rStyle w:val="Extranjerismo"/>
+        </w:rPr>
+        <w:t xml:space="preserve">his type of discount is intended to increase occupancy on dates with low demand: </w:t>
+      </w:r>
+      <w:r>
+        <w:rPr>
+          <w:rStyle w:val="Extranjerismo"/>
+        </w:rPr>
+        <w:t>p</w:t>
+      </w:r>
+      <w:r>
+        <w:rPr>
+          <w:rStyle w:val="Extranjerismo"/>
+        </w:rPr>
+        <w:t>ay 3 nights’ accommodation and get the fourth night for free.</w:t>
       </w:r>
     </w:p>
     <w:p>
@@ -2185,8 +3343,34 @@
       <w:r>
         <w:rPr>
           <w:rStyle w:val="Extranjerismo"/>
-        </w:rPr>
-        <w:t>Day of the week.</w:t>
+          <w:b/>
+          <w:bCs/>
+        </w:rPr>
+        <w:lastRenderedPageBreak/>
+        <w:t>Direct discounts</w:t>
+      </w:r>
+      <w:r>
+        <w:rPr>
+          <w:rStyle w:val="Extranjerismo"/>
+        </w:rPr>
+        <w:t xml:space="preserve">: </w:t>
+      </w:r>
+      <w:r>
+        <w:rPr>
+          <w:rStyle w:val="Extranjerismo"/>
+        </w:rPr>
+        <w:t>t</w:t>
+      </w:r>
+      <w:r>
+        <w:rPr>
+          <w:rStyle w:val="Extranjerismo"/>
+        </w:rPr>
+        <w:t>his type of discount uses the strategy of showing the discount and the original price crossed out, to give the customer the perception that they are benefiting. Before $250,000 - Today $187,500. Save 25%.</w:t>
+      </w:r>
+    </w:p>
+    <w:p>
+      <w:r>
+        <w:t>Los descuentos son una forma de promoción. Por medio de esta práctica, se logra, entre otras cosas:</w:t>
       </w:r>
     </w:p>
     <w:p>
@@ -2194,17 +3378,11 @@
         <w:pStyle w:val="Prrafodelista"/>
         <w:numPr>
           <w:ilvl w:val="0"/>
-          <w:numId w:val="36"/>
+          <w:numId w:val="38"/>
         </w:numPr>
-        <w:rPr>
-          <w:rStyle w:val="Extranjerismo"/>
-        </w:rPr>
-      </w:pPr>
-      <w:r>
-        <w:rPr>
-          <w:rStyle w:val="Extranjerismo"/>
-        </w:rPr>
-        <w:t>Stay Length.</w:t>
+      </w:pPr>
+      <w:r>
+        <w:t>Promover la marca.</w:t>
       </w:r>
     </w:p>
     <w:p>
@@ -2212,17 +3390,11 @@
         <w:pStyle w:val="Prrafodelista"/>
         <w:numPr>
           <w:ilvl w:val="0"/>
-          <w:numId w:val="36"/>
+          <w:numId w:val="38"/>
         </w:numPr>
-        <w:rPr>
-          <w:rStyle w:val="Extranjerismo"/>
-        </w:rPr>
-      </w:pPr>
-      <w:r>
-        <w:rPr>
-          <w:rStyle w:val="Extranjerismo"/>
-        </w:rPr>
-        <w:t>Hotel location.</w:t>
+      </w:pPr>
+      <w:r>
+        <w:t>Aumentar la frecuencia de compra.</w:t>
       </w:r>
     </w:p>
     <w:p>
@@ -2230,17 +3402,11 @@
         <w:pStyle w:val="Prrafodelista"/>
         <w:numPr>
           <w:ilvl w:val="0"/>
-          <w:numId w:val="36"/>
+          <w:numId w:val="38"/>
         </w:numPr>
-        <w:rPr>
-          <w:rStyle w:val="Extranjerismo"/>
-        </w:rPr>
-      </w:pPr>
-      <w:r>
-        <w:rPr>
-          <w:rStyle w:val="Extranjerismo"/>
-        </w:rPr>
-        <w:t>Location within the hotel.</w:t>
+      </w:pPr>
+      <w:r>
+        <w:t>Aumentar las ventas en momentos determinados.</w:t>
       </w:r>
     </w:p>
     <w:p>
@@ -2248,77 +3414,21 @@
         <w:pStyle w:val="Prrafodelista"/>
         <w:numPr>
           <w:ilvl w:val="0"/>
-          <w:numId w:val="36"/>
+          <w:numId w:val="38"/>
         </w:numPr>
-        <w:rPr>
-          <w:rStyle w:val="Extranjerismo"/>
-        </w:rPr>
-      </w:pPr>
-      <w:r>
-        <w:rPr>
-          <w:rStyle w:val="Extranjerismo"/>
-        </w:rPr>
-        <w:t>Room type.</w:t>
-      </w:r>
-    </w:p>
-    <w:p>
-      <w:pPr>
-        <w:pStyle w:val="Prrafodelista"/>
-        <w:numPr>
-          <w:ilvl w:val="0"/>
-          <w:numId w:val="36"/>
-        </w:numPr>
-        <w:rPr>
-          <w:rStyle w:val="Extranjerismo"/>
-        </w:rPr>
-      </w:pPr>
-      <w:r>
-        <w:rPr>
-          <w:rStyle w:val="Extranjerismo"/>
-        </w:rPr>
-        <w:lastRenderedPageBreak/>
-        <w:t>Meal plan.</w:t>
-      </w:r>
-    </w:p>
-    <w:p>
-      <w:pPr>
-        <w:pStyle w:val="Prrafodelista"/>
-        <w:numPr>
-          <w:ilvl w:val="0"/>
-          <w:numId w:val="36"/>
-        </w:numPr>
-        <w:rPr>
-          <w:rStyle w:val="Extranjerismo"/>
-        </w:rPr>
-      </w:pPr>
-      <w:r>
-        <w:rPr>
-          <w:rStyle w:val="Extranjerismo"/>
-        </w:rPr>
-        <w:t>Discounts.</w:t>
-      </w:r>
-    </w:p>
-    <w:p>
-      <w:pPr>
-        <w:pStyle w:val="Prrafodelista"/>
-        <w:numPr>
-          <w:ilvl w:val="0"/>
-          <w:numId w:val="36"/>
-        </w:numPr>
-      </w:pPr>
-      <w:r>
-        <w:rPr>
-          <w:rStyle w:val="Extranjerismo"/>
-        </w:rPr>
-        <w:t>Individual or group client</w:t>
-      </w:r>
-      <w:r>
-        <w:t>.</w:t>
-      </w:r>
-    </w:p>
-    <w:p>
-      <w:r>
-        <w:t>Muchos elementos influyen en la configuración de las tarifas:</w:t>
+      </w:pPr>
+      <w:r>
+        <w:t>Aumentar los ingresos en los momentos pico.</w:t>
+      </w:r>
+    </w:p>
+    <w:p>
+      <w:r>
+        <w:t>Normalmente, para acceder a un descuento, el cliente debe cumplir unas reglas, que se conocen como “Términos y condiciones”.</w:t>
+      </w:r>
+    </w:p>
+    <w:p>
+      <w:r>
+        <w:t>En el mercado, se pueden encontrar diferentes tipos de descuentos:</w:t>
       </w:r>
     </w:p>
     <w:p>
@@ -2330,7 +3440,20 @@
         </w:numPr>
       </w:pPr>
       <w:r>
-        <w:t>Categoría del hotel.</w:t>
+        <w:rPr>
+          <w:b/>
+          <w:bCs/>
+        </w:rPr>
+        <w:t>Códigos promocionales</w:t>
+      </w:r>
+      <w:r>
+        <w:t>: estos son códigos compuestos por números o letras y que, al aplicarse al pago, generan una reducción del valor. Ejemplo: “GET10”. La instrucción mostraría algo como: “Al ingresar el código, obtenga un 10</w:t>
+      </w:r>
+      <w:r>
+        <w:t xml:space="preserve"> </w:t>
+      </w:r>
+      <w:r>
+        <w:t>% de descuento en artículos seleccionados”.</w:t>
       </w:r>
     </w:p>
     <w:p>
@@ -2342,7 +3465,14 @@
         </w:numPr>
       </w:pPr>
       <w:r>
-        <w:t>Tipo de hotel.</w:t>
+        <w:rPr>
+          <w:b/>
+          <w:bCs/>
+        </w:rPr>
+        <w:t>Planes con descuento</w:t>
+      </w:r>
+      <w:r>
+        <w:t>: aquí el descuento promueve productos empaquetados: Alójese 3 noches x $300 y obtenga todas las comidas gratis.</w:t>
       </w:r>
     </w:p>
     <w:p>
@@ -2354,7 +3484,21 @@
         </w:numPr>
       </w:pPr>
       <w:r>
-        <w:t>Temporada.</w:t>
+        <w:rPr>
+          <w:b/>
+          <w:bCs/>
+        </w:rPr>
+        <w:lastRenderedPageBreak/>
+        <w:t>Descuentos en noches</w:t>
+      </w:r>
+      <w:r>
+        <w:t xml:space="preserve">: este tipo de descuentos busca aumentar la ocupación en fechas con baja concurrencia: </w:t>
+      </w:r>
+      <w:r>
+        <w:t>p</w:t>
+      </w:r>
+      <w:r>
+        <w:t>ague 3 noches de alojamiento y obtenga la cuarta noche gratis.</w:t>
       </w:r>
     </w:p>
     <w:p>
@@ -2363,1130 +3507,6 @@
         <w:numPr>
           <w:ilvl w:val="0"/>
           <w:numId w:val="37"/>
-        </w:numPr>
-      </w:pPr>
-      <w:r>
-        <w:t>Día de la semana.</w:t>
-      </w:r>
-    </w:p>
-    <w:p>
-      <w:pPr>
-        <w:pStyle w:val="Prrafodelista"/>
-        <w:numPr>
-          <w:ilvl w:val="0"/>
-          <w:numId w:val="37"/>
-        </w:numPr>
-      </w:pPr>
-      <w:r>
-        <w:t>Duración de la estancia.</w:t>
-      </w:r>
-    </w:p>
-    <w:p>
-      <w:pPr>
-        <w:pStyle w:val="Prrafodelista"/>
-        <w:numPr>
-          <w:ilvl w:val="0"/>
-          <w:numId w:val="37"/>
-        </w:numPr>
-      </w:pPr>
-      <w:r>
-        <w:t>Ubicación del hotel.</w:t>
-      </w:r>
-    </w:p>
-    <w:p>
-      <w:pPr>
-        <w:pStyle w:val="Prrafodelista"/>
-        <w:numPr>
-          <w:ilvl w:val="0"/>
-          <w:numId w:val="37"/>
-        </w:numPr>
-      </w:pPr>
-      <w:r>
-        <w:t>Ubicación dentro del hotel.</w:t>
-      </w:r>
-    </w:p>
-    <w:p>
-      <w:pPr>
-        <w:pStyle w:val="Prrafodelista"/>
-        <w:numPr>
-          <w:ilvl w:val="0"/>
-          <w:numId w:val="37"/>
-        </w:numPr>
-      </w:pPr>
-      <w:r>
-        <w:t>Tipo de habitación.</w:t>
-      </w:r>
-    </w:p>
-    <w:p>
-      <w:pPr>
-        <w:pStyle w:val="Prrafodelista"/>
-        <w:numPr>
-          <w:ilvl w:val="0"/>
-          <w:numId w:val="37"/>
-        </w:numPr>
-      </w:pPr>
-      <w:r>
-        <w:t>Plan de comidas.</w:t>
-      </w:r>
-    </w:p>
-    <w:p>
-      <w:pPr>
-        <w:pStyle w:val="Prrafodelista"/>
-        <w:numPr>
-          <w:ilvl w:val="0"/>
-          <w:numId w:val="37"/>
-        </w:numPr>
-      </w:pPr>
-      <w:r>
-        <w:t>Descuentos.</w:t>
-      </w:r>
-    </w:p>
-    <w:p>
-      <w:pPr>
-        <w:pStyle w:val="Prrafodelista"/>
-        <w:numPr>
-          <w:ilvl w:val="0"/>
-          <w:numId w:val="37"/>
-        </w:numPr>
-      </w:pPr>
-      <w:r>
-        <w:t>Cliente individual o grupal.</w:t>
-      </w:r>
-    </w:p>
-    <w:p>
-      <w:pPr>
-        <w:rPr>
-          <w:b/>
-          <w:bCs/>
-        </w:rPr>
-      </w:pPr>
-      <w:r>
-        <w:rPr>
-          <w:rStyle w:val="Extranjerismo"/>
-          <w:b/>
-          <w:bCs/>
-        </w:rPr>
-        <w:t>Meal plans</w:t>
-      </w:r>
-      <w:r>
-        <w:rPr>
-          <w:b/>
-          <w:bCs/>
-        </w:rPr>
-        <w:t xml:space="preserve"> / Planes de alimentación</w:t>
-      </w:r>
-    </w:p>
-    <w:p>
-      <w:pPr>
-        <w:rPr>
-          <w:rStyle w:val="Extranjerismo"/>
-        </w:rPr>
-      </w:pPr>
-      <w:r>
-        <w:rPr>
-          <w:rStyle w:val="Extranjerismo"/>
-        </w:rPr>
-        <w:t xml:space="preserve">Hotels offer plans </w:t>
-      </w:r>
-      <w:r>
-        <w:rPr>
-          <w:rStyle w:val="Extranjerismo"/>
-        </w:rPr>
-        <w:t xml:space="preserve">addition </w:t>
-      </w:r>
-      <w:r>
-        <w:rPr>
-          <w:rStyle w:val="Extranjerismo"/>
-        </w:rPr>
-        <w:t>to the accommodation, with the purpose of promoting the second line of the hotel industry, which is the sale of food and beverage services.</w:t>
-      </w:r>
-    </w:p>
-    <w:p>
-      <w:r>
-        <w:rPr>
-          <w:rStyle w:val="Extranjerismo"/>
-        </w:rPr>
-        <w:lastRenderedPageBreak/>
-        <w:t>Generally, hotels offer the client several plans that are determined by the basic price of the room and the most suitable food option for the client</w:t>
-      </w:r>
-      <w:r>
-        <w:t>.</w:t>
-      </w:r>
-    </w:p>
-    <w:p>
-      <w:r>
-        <w:t>Los hoteles ofrecen planes junto al alojamiento con el propósito de promover el segundo renglón de la industria hotelera, que es la venta de servicios de alimentos y bebidas.</w:t>
-      </w:r>
-    </w:p>
-    <w:p>
-      <w:r>
-        <w:t>Generalmente, los hoteles ponen a disposición del cliente varios planes, que están determinados por el precio básico de la habitación y la opción de alimentación más adecuada para el cliente.</w:t>
-      </w:r>
-    </w:p>
-    <w:p>
-      <w:pPr>
-        <w:rPr>
-          <w:b/>
-          <w:bCs/>
-        </w:rPr>
-      </w:pPr>
-      <w:r>
-        <w:rPr>
-          <w:rStyle w:val="Extranjerismo"/>
-          <w:b/>
-          <w:bCs/>
-        </w:rPr>
-        <w:t>There are different types of plans</w:t>
-      </w:r>
-      <w:r>
-        <w:rPr>
-          <w:b/>
-          <w:bCs/>
-        </w:rPr>
-        <w:t xml:space="preserve"> / Existen diferentes tipos de planes</w:t>
-      </w:r>
-    </w:p>
-    <w:p>
-      <w:pPr>
-        <w:pStyle w:val="Prrafodelista"/>
-        <w:numPr>
-          <w:ilvl w:val="0"/>
-          <w:numId w:val="40"/>
-        </w:numPr>
-        <w:rPr>
-          <w:rStyle w:val="Extranjerismo"/>
-          <w:b/>
-          <w:bCs/>
-        </w:rPr>
-      </w:pPr>
-      <w:r>
-        <w:rPr>
-          <w:rStyle w:val="Extranjerismo"/>
-          <w:b/>
-          <w:bCs/>
-        </w:rPr>
-        <w:t>European plan</w:t>
-      </w:r>
-    </w:p>
-    <w:p>
-      <w:pPr>
-        <w:rPr>
-          <w:rStyle w:val="Extranjerismo"/>
-        </w:rPr>
-      </w:pPr>
-      <w:r>
-        <w:rPr>
-          <w:rStyle w:val="Extranjerismo"/>
-        </w:rPr>
-        <w:t>Includes room rate without any food.</w:t>
-      </w:r>
-    </w:p>
-    <w:p>
-      <w:pPr>
-        <w:rPr>
-          <w:b/>
-          <w:bCs/>
-        </w:rPr>
-      </w:pPr>
-      <w:r>
-        <w:rPr>
-          <w:b/>
-          <w:bCs/>
-        </w:rPr>
-        <w:t>Plan europeo</w:t>
-      </w:r>
-    </w:p>
-    <w:p>
-      <w:r>
-        <w:t>Incluye la tarifa de habitación sin ningún alimento.</w:t>
-      </w:r>
-    </w:p>
-    <w:p>
-      <w:pPr>
-        <w:pStyle w:val="Prrafodelista"/>
-        <w:numPr>
-          <w:ilvl w:val="0"/>
-          <w:numId w:val="40"/>
-        </w:numPr>
-        <w:rPr>
-          <w:rStyle w:val="Extranjerismo"/>
-          <w:b/>
-          <w:bCs/>
-        </w:rPr>
-      </w:pPr>
-      <w:r>
-        <w:rPr>
-          <w:rStyle w:val="Extranjerismo"/>
-          <w:b/>
-          <w:bCs/>
-        </w:rPr>
-        <w:t>Continental plan</w:t>
-      </w:r>
-    </w:p>
-    <w:p>
-      <w:pPr>
-        <w:rPr>
-          <w:rStyle w:val="Extranjerismo"/>
-        </w:rPr>
-      </w:pPr>
-      <w:r>
-        <w:rPr>
-          <w:rStyle w:val="Extranjerismo"/>
-        </w:rPr>
-        <w:t>Includes room rate plus continental breakfast.</w:t>
-      </w:r>
-    </w:p>
-    <w:p>
-      <w:pPr>
-        <w:rPr>
-          <w:b/>
-          <w:bCs/>
-        </w:rPr>
-      </w:pPr>
-      <w:r>
-        <w:rPr>
-          <w:b/>
-          <w:bCs/>
-        </w:rPr>
-        <w:t>Plan continental</w:t>
-      </w:r>
-    </w:p>
-    <w:p>
-      <w:r>
-        <w:t>Incluye habitación y un desayuno continental.</w:t>
-      </w:r>
-    </w:p>
-    <w:p>
-      <w:pPr>
-        <w:pStyle w:val="Prrafodelista"/>
-        <w:numPr>
-          <w:ilvl w:val="0"/>
-          <w:numId w:val="40"/>
-        </w:numPr>
-        <w:rPr>
-          <w:rStyle w:val="Extranjerismo"/>
-          <w:b/>
-          <w:bCs/>
-        </w:rPr>
-      </w:pPr>
-      <w:r>
-        <w:rPr>
-          <w:rStyle w:val="Extranjerismo"/>
-          <w:b/>
-          <w:bCs/>
-        </w:rPr>
-        <w:t>American plan</w:t>
-      </w:r>
-    </w:p>
-    <w:p>
-      <w:r>
-        <w:rPr>
-          <w:rStyle w:val="Extranjerismo"/>
-        </w:rPr>
-        <w:lastRenderedPageBreak/>
-        <w:t xml:space="preserve">Includes room rate plus </w:t>
-      </w:r>
-      <w:proofErr w:type="spellStart"/>
-      <w:r>
-        <w:rPr>
-          <w:rStyle w:val="Extranjerismo"/>
-        </w:rPr>
-        <w:t>a</w:t>
-      </w:r>
-      <w:r>
-        <w:rPr>
-          <w:rStyle w:val="Extranjerismo"/>
-        </w:rPr>
-        <w:t>merican</w:t>
-      </w:r>
-      <w:proofErr w:type="spellEnd"/>
-      <w:r>
-        <w:rPr>
-          <w:rStyle w:val="Extranjerismo"/>
-        </w:rPr>
-        <w:t xml:space="preserve"> breakfast + </w:t>
-      </w:r>
-      <w:r>
-        <w:rPr>
-          <w:rStyle w:val="Extranjerismo"/>
-        </w:rPr>
-        <w:t>l</w:t>
-      </w:r>
-      <w:r>
-        <w:rPr>
-          <w:rStyle w:val="Extranjerismo"/>
-        </w:rPr>
-        <w:t xml:space="preserve">unch + </w:t>
-      </w:r>
-      <w:r>
-        <w:rPr>
-          <w:rStyle w:val="Extranjerismo"/>
-        </w:rPr>
-        <w:t>d</w:t>
-      </w:r>
-      <w:r>
-        <w:rPr>
-          <w:rStyle w:val="Extranjerismo"/>
-        </w:rPr>
-        <w:t>inner</w:t>
-      </w:r>
-      <w:r>
-        <w:t>.</w:t>
-      </w:r>
-    </w:p>
-    <w:p>
-      <w:pPr>
-        <w:rPr>
-          <w:rStyle w:val="Extranjerismo"/>
-        </w:rPr>
-      </w:pPr>
-      <w:r>
-        <w:rPr>
-          <w:rStyle w:val="Extranjerismo"/>
-        </w:rPr>
-        <w:t>Modified American Plan (PAM):</w:t>
-      </w:r>
-      <w:r>
-        <w:rPr>
-          <w:rStyle w:val="Extranjerismo"/>
-        </w:rPr>
-        <w:t xml:space="preserve"> It includes the room and two meals a day, usually breakfast and one of the meals (lunch or dinner).</w:t>
-      </w:r>
-    </w:p>
-    <w:p>
-      <w:pPr>
-        <w:rPr>
-          <w:b/>
-          <w:bCs/>
-        </w:rPr>
-      </w:pPr>
-      <w:r>
-        <w:rPr>
-          <w:b/>
-          <w:bCs/>
-        </w:rPr>
-        <w:t>Plan Americano</w:t>
-      </w:r>
-    </w:p>
-    <w:p>
-      <w:pPr>
-        <w:pStyle w:val="Prrafodelista"/>
-        <w:numPr>
-          <w:ilvl w:val="0"/>
-          <w:numId w:val="39"/>
-        </w:numPr>
-      </w:pPr>
-      <w:r>
-        <w:t>Incluye la habitación y tres alimentos.</w:t>
-      </w:r>
-    </w:p>
-    <w:p>
-      <w:pPr>
-        <w:ind w:left="1416" w:firstLine="1"/>
-      </w:pPr>
-      <w:r>
-        <w:rPr>
-          <w:b/>
-          <w:bCs/>
-        </w:rPr>
-        <w:t>Plan Americano Modificado (PAM):</w:t>
-      </w:r>
-      <w:r>
-        <w:t xml:space="preserve"> Incluye la habitación y dos alimentos diarios, generalmente el desayuno y una de las comidas (almuerzo o cena).</w:t>
-      </w:r>
-    </w:p>
-    <w:p>
-      <w:pPr>
-        <w:rPr>
-          <w:rStyle w:val="Extranjerismo"/>
-          <w:b/>
-          <w:bCs/>
-        </w:rPr>
-      </w:pPr>
-      <w:r>
-        <w:rPr>
-          <w:rStyle w:val="Extranjerismo"/>
-          <w:b/>
-          <w:bCs/>
-        </w:rPr>
-        <w:t>All Inclusive</w:t>
-      </w:r>
-    </w:p>
-    <w:p>
-      <w:pPr>
-        <w:pStyle w:val="Prrafodelista"/>
-        <w:numPr>
-          <w:ilvl w:val="0"/>
-          <w:numId w:val="39"/>
-        </w:numPr>
-        <w:rPr>
-          <w:rStyle w:val="Extranjerismo"/>
-        </w:rPr>
-      </w:pPr>
-      <w:r>
-        <w:rPr>
-          <w:rStyle w:val="Extranjerismo"/>
-        </w:rPr>
-        <w:t xml:space="preserve">Includes room rate plus </w:t>
-      </w:r>
-      <w:proofErr w:type="spellStart"/>
-      <w:r>
-        <w:rPr>
-          <w:rStyle w:val="Extranjerismo"/>
-        </w:rPr>
-        <w:t>a</w:t>
-      </w:r>
-      <w:r>
-        <w:rPr>
-          <w:rStyle w:val="Extranjerismo"/>
-        </w:rPr>
-        <w:t>merican</w:t>
-      </w:r>
-      <w:proofErr w:type="spellEnd"/>
-      <w:r>
-        <w:rPr>
-          <w:rStyle w:val="Extranjerismo"/>
-        </w:rPr>
-        <w:t xml:space="preserve"> breakfast + </w:t>
-      </w:r>
-      <w:r>
-        <w:rPr>
-          <w:rStyle w:val="Extranjerismo"/>
-        </w:rPr>
-        <w:t>l</w:t>
-      </w:r>
-      <w:r>
-        <w:rPr>
-          <w:rStyle w:val="Extranjerismo"/>
-        </w:rPr>
-        <w:t xml:space="preserve">unch + </w:t>
-      </w:r>
-      <w:r>
-        <w:rPr>
-          <w:rStyle w:val="Extranjerismo"/>
-        </w:rPr>
-        <w:t>d</w:t>
-      </w:r>
-      <w:r>
-        <w:rPr>
-          <w:rStyle w:val="Extranjerismo"/>
-        </w:rPr>
-        <w:t>inner.</w:t>
-      </w:r>
-    </w:p>
-    <w:p>
-      <w:pPr>
-        <w:rPr>
-          <w:b/>
-          <w:bCs/>
-        </w:rPr>
-      </w:pPr>
-      <w:r>
-        <w:rPr>
-          <w:b/>
-          <w:bCs/>
-        </w:rPr>
-        <w:t>Plan todo incluido</w:t>
-      </w:r>
-    </w:p>
-    <w:p>
-      <w:pPr>
-        <w:pStyle w:val="Prrafodelista"/>
-        <w:numPr>
-          <w:ilvl w:val="0"/>
-          <w:numId w:val="39"/>
-        </w:numPr>
-      </w:pPr>
-      <w:r>
-        <w:t>Incluye tarifa de habitación, desayuno, almuerzo y comida, y actividades programadas.</w:t>
-      </w:r>
-    </w:p>
-    <w:p>
-      <w:pPr>
-        <w:rPr>
-          <w:rStyle w:val="Extranjerismo"/>
-          <w:b/>
-          <w:bCs/>
-        </w:rPr>
-      </w:pPr>
-      <w:r>
-        <w:rPr>
-          <w:rStyle w:val="Extranjerismo"/>
-          <w:b/>
-          <w:bCs/>
-        </w:rPr>
-        <w:t>Bed &amp; breakfast</w:t>
-      </w:r>
-    </w:p>
-    <w:p>
-      <w:pPr>
-        <w:pStyle w:val="Prrafodelista"/>
-        <w:numPr>
-          <w:ilvl w:val="0"/>
-          <w:numId w:val="39"/>
-        </w:numPr>
-        <w:rPr>
-          <w:rStyle w:val="Extranjerismo"/>
-        </w:rPr>
-      </w:pPr>
-      <w:r>
-        <w:rPr>
-          <w:rStyle w:val="Extranjerismo"/>
-        </w:rPr>
-        <w:t xml:space="preserve">Includes room rate plus </w:t>
-      </w:r>
-      <w:r>
-        <w:rPr>
-          <w:rStyle w:val="Extranjerismo"/>
-        </w:rPr>
-        <w:t>f</w:t>
-      </w:r>
-      <w:r>
-        <w:rPr>
-          <w:rStyle w:val="Extranjerismo"/>
-        </w:rPr>
-        <w:t>ull breakfast.</w:t>
-      </w:r>
-    </w:p>
-    <w:p>
-      <w:pPr>
-        <w:rPr>
-          <w:b/>
-          <w:bCs/>
-        </w:rPr>
-      </w:pPr>
-      <w:r>
-        <w:rPr>
-          <w:rStyle w:val="Extranjerismo"/>
-          <w:b/>
-          <w:bCs/>
-        </w:rPr>
-        <w:t>Bed</w:t>
-      </w:r>
-      <w:r>
-        <w:rPr>
-          <w:b/>
-          <w:bCs/>
-        </w:rPr>
-        <w:t xml:space="preserve"> &amp; </w:t>
-      </w:r>
-      <w:r>
-        <w:rPr>
-          <w:rStyle w:val="Extranjerismo"/>
-          <w:b/>
-          <w:bCs/>
-        </w:rPr>
-        <w:t>b</w:t>
-      </w:r>
-      <w:r>
-        <w:rPr>
-          <w:rStyle w:val="Extranjerismo"/>
-          <w:b/>
-          <w:bCs/>
-        </w:rPr>
-        <w:t>reakfast</w:t>
-      </w:r>
-    </w:p>
-    <w:p>
-      <w:pPr>
-        <w:pStyle w:val="Prrafodelista"/>
-        <w:numPr>
-          <w:ilvl w:val="0"/>
-          <w:numId w:val="39"/>
-        </w:numPr>
-      </w:pPr>
-      <w:r>
-        <w:t xml:space="preserve">Incluye </w:t>
-      </w:r>
-      <w:r>
-        <w:t>c</w:t>
-      </w:r>
-      <w:r>
-        <w:t xml:space="preserve">ama y </w:t>
-      </w:r>
-      <w:r>
-        <w:t>d</w:t>
-      </w:r>
-      <w:r>
-        <w:t>esayuno. Ofrecen habitación con desayuno completo.</w:t>
-      </w:r>
-    </w:p>
-    <w:p>
-      <w:pPr>
-        <w:spacing w:before="0" w:after="160" w:line="259" w:lineRule="auto"/>
-        <w:ind w:firstLine="0"/>
-        <w:rPr>
-          <w:rStyle w:val="Extranjerismo"/>
-          <w:b/>
-          <w:bCs/>
-        </w:rPr>
-      </w:pPr>
-      <w:r>
-        <w:rPr>
-          <w:rStyle w:val="Extranjerismo"/>
-          <w:b/>
-          <w:bCs/>
-        </w:rPr>
-        <w:br w:type="page"/>
-      </w:r>
-    </w:p>
-    <w:p>
-      <w:pPr>
-        <w:rPr>
-          <w:b/>
-          <w:bCs/>
-        </w:rPr>
-      </w:pPr>
-      <w:r>
-        <w:rPr>
-          <w:rStyle w:val="Extranjerismo"/>
-          <w:b/>
-          <w:bCs/>
-        </w:rPr>
-        <w:lastRenderedPageBreak/>
-        <w:t>Discounts</w:t>
-      </w:r>
-      <w:r>
-        <w:rPr>
-          <w:b/>
-          <w:bCs/>
-        </w:rPr>
-        <w:t xml:space="preserve"> / Descuentos</w:t>
-      </w:r>
-    </w:p>
-    <w:p>
-      <w:pPr>
-        <w:rPr>
-          <w:rStyle w:val="Extranjerismo"/>
-        </w:rPr>
-      </w:pPr>
-      <w:r>
-        <w:rPr>
-          <w:rStyle w:val="Extranjerismo"/>
-        </w:rPr>
-        <w:t>Discounts are a way of promotion. Through this practice, among other things, the hotels can:</w:t>
-      </w:r>
-    </w:p>
-    <w:p>
-      <w:pPr>
-        <w:pStyle w:val="Prrafodelista"/>
-        <w:numPr>
-          <w:ilvl w:val="0"/>
-          <w:numId w:val="39"/>
-        </w:numPr>
-        <w:rPr>
-          <w:rStyle w:val="Extranjerismo"/>
-        </w:rPr>
-      </w:pPr>
-      <w:r>
-        <w:rPr>
-          <w:rStyle w:val="Extranjerismo"/>
-        </w:rPr>
-        <w:t>Promote the brand</w:t>
-      </w:r>
-    </w:p>
-    <w:p>
-      <w:pPr>
-        <w:pStyle w:val="Prrafodelista"/>
-        <w:numPr>
-          <w:ilvl w:val="0"/>
-          <w:numId w:val="39"/>
-        </w:numPr>
-        <w:rPr>
-          <w:rStyle w:val="Extranjerismo"/>
-        </w:rPr>
-      </w:pPr>
-      <w:r>
-        <w:rPr>
-          <w:rStyle w:val="Extranjerismo"/>
-        </w:rPr>
-        <w:t>Increase the frequency of purchase</w:t>
-      </w:r>
-    </w:p>
-    <w:p>
-      <w:pPr>
-        <w:pStyle w:val="Prrafodelista"/>
-        <w:numPr>
-          <w:ilvl w:val="0"/>
-          <w:numId w:val="39"/>
-        </w:numPr>
-        <w:rPr>
-          <w:rStyle w:val="Extranjerismo"/>
-        </w:rPr>
-      </w:pPr>
-      <w:r>
-        <w:rPr>
-          <w:rStyle w:val="Extranjerismo"/>
-        </w:rPr>
-        <w:t>Increase sales at certain times</w:t>
-      </w:r>
-    </w:p>
-    <w:p>
-      <w:pPr>
-        <w:pStyle w:val="Prrafodelista"/>
-        <w:numPr>
-          <w:ilvl w:val="0"/>
-          <w:numId w:val="39"/>
-        </w:numPr>
-        <w:rPr>
-          <w:rStyle w:val="Extranjerismo"/>
-        </w:rPr>
-      </w:pPr>
-      <w:r>
-        <w:rPr>
-          <w:rStyle w:val="Extranjerismo"/>
-        </w:rPr>
-        <w:t>Increase revenue at peak times</w:t>
-      </w:r>
-    </w:p>
-    <w:p>
-      <w:pPr>
-        <w:rPr>
-          <w:rStyle w:val="Extranjerismo"/>
-        </w:rPr>
-      </w:pPr>
-      <w:r>
-        <w:rPr>
-          <w:rStyle w:val="Extranjerismo"/>
-        </w:rPr>
-        <w:t>Normally, to access a discount, the client must comply with some rules, which are known as “Terms and conditions”.</w:t>
-      </w:r>
-    </w:p>
-    <w:p>
-      <w:pPr>
-        <w:rPr>
-          <w:rStyle w:val="Extranjerismo"/>
-        </w:rPr>
-      </w:pPr>
-      <w:r>
-        <w:rPr>
-          <w:rStyle w:val="Extranjerismo"/>
-        </w:rPr>
-        <w:t>In the market you can find different types of discounts:</w:t>
-      </w:r>
-    </w:p>
-    <w:p>
-      <w:pPr>
-        <w:pStyle w:val="Prrafodelista"/>
-        <w:numPr>
-          <w:ilvl w:val="0"/>
-          <w:numId w:val="42"/>
-        </w:numPr>
-        <w:rPr>
-          <w:rStyle w:val="Extranjerismo"/>
-        </w:rPr>
-      </w:pPr>
-      <w:r>
-        <w:rPr>
-          <w:rStyle w:val="Extranjerismo"/>
-          <w:b/>
-          <w:bCs/>
-        </w:rPr>
-        <w:t>Promotional codes</w:t>
-      </w:r>
-      <w:r>
-        <w:rPr>
-          <w:rStyle w:val="Extranjerismo"/>
-        </w:rPr>
-        <w:t xml:space="preserve">: </w:t>
-      </w:r>
-      <w:r>
-        <w:rPr>
-          <w:rStyle w:val="Extranjerismo"/>
-        </w:rPr>
-        <w:t>these are codes made up of numbers or letters and that, when applied to payment, generate a reduction in value. Example: “GET10”. The instruction would show something like: “By entering the code, get a 10% discount on selected items.”</w:t>
-      </w:r>
-    </w:p>
-    <w:p>
-      <w:pPr>
-        <w:pStyle w:val="Prrafodelista"/>
-        <w:numPr>
-          <w:ilvl w:val="0"/>
-          <w:numId w:val="42"/>
-        </w:numPr>
-        <w:rPr>
-          <w:rStyle w:val="Extranjerismo"/>
-        </w:rPr>
-      </w:pPr>
-      <w:r>
-        <w:rPr>
-          <w:rStyle w:val="Extranjerismo"/>
-          <w:b/>
-          <w:bCs/>
-        </w:rPr>
-        <w:t>Discount plans</w:t>
-      </w:r>
-      <w:r>
-        <w:rPr>
-          <w:rStyle w:val="Extranjerismo"/>
-        </w:rPr>
-        <w:t xml:space="preserve">: </w:t>
-      </w:r>
-      <w:r>
-        <w:rPr>
-          <w:rStyle w:val="Extranjerismo"/>
-        </w:rPr>
-        <w:t>h</w:t>
-      </w:r>
-      <w:r>
-        <w:rPr>
-          <w:rStyle w:val="Extranjerismo"/>
-        </w:rPr>
-        <w:t xml:space="preserve">ere the discount promotes packaged products: </w:t>
-      </w:r>
-      <w:r>
-        <w:rPr>
-          <w:rStyle w:val="Extranjerismo"/>
-        </w:rPr>
-        <w:t>s</w:t>
-      </w:r>
-      <w:r>
-        <w:rPr>
-          <w:rStyle w:val="Extranjerismo"/>
-        </w:rPr>
-        <w:t xml:space="preserve">tay 3 nights </w:t>
-      </w:r>
-      <w:r>
-        <w:rPr>
-          <w:rStyle w:val="Extranjerismo"/>
-        </w:rPr>
-        <w:t>for</w:t>
-      </w:r>
-      <w:r>
-        <w:rPr>
-          <w:rStyle w:val="Extranjerismo"/>
-        </w:rPr>
-        <w:t xml:space="preserve"> $300 and get all meals for free.</w:t>
-      </w:r>
-    </w:p>
-    <w:p>
-      <w:pPr>
-        <w:pStyle w:val="Prrafodelista"/>
-        <w:numPr>
-          <w:ilvl w:val="0"/>
-          <w:numId w:val="42"/>
-        </w:numPr>
-        <w:rPr>
-          <w:rStyle w:val="Extranjerismo"/>
-        </w:rPr>
-      </w:pPr>
-      <w:r>
-        <w:rPr>
-          <w:rStyle w:val="Extranjerismo"/>
-          <w:b/>
-          <w:bCs/>
-        </w:rPr>
-        <w:t>Discounts on nights</w:t>
-      </w:r>
-      <w:r>
-        <w:rPr>
-          <w:rStyle w:val="Extranjerismo"/>
-        </w:rPr>
-        <w:t xml:space="preserve">: </w:t>
-      </w:r>
-      <w:r>
-        <w:rPr>
-          <w:rStyle w:val="Extranjerismo"/>
-        </w:rPr>
-        <w:t>t</w:t>
-      </w:r>
-      <w:r>
-        <w:rPr>
-          <w:rStyle w:val="Extranjerismo"/>
-        </w:rPr>
-        <w:t xml:space="preserve">his type of discount is intended to increase occupancy on dates with low demand: </w:t>
-      </w:r>
-      <w:r>
-        <w:rPr>
-          <w:rStyle w:val="Extranjerismo"/>
-        </w:rPr>
-        <w:t>p</w:t>
-      </w:r>
-      <w:r>
-        <w:rPr>
-          <w:rStyle w:val="Extranjerismo"/>
-        </w:rPr>
-        <w:t>ay 3 nights’ accommodation and get the fourth night for free.</w:t>
-      </w:r>
-    </w:p>
-    <w:p>
-      <w:pPr>
-        <w:pStyle w:val="Prrafodelista"/>
-        <w:numPr>
-          <w:ilvl w:val="0"/>
-          <w:numId w:val="42"/>
-        </w:numPr>
-        <w:rPr>
-          <w:rStyle w:val="Extranjerismo"/>
-        </w:rPr>
-      </w:pPr>
-      <w:r>
-        <w:rPr>
-          <w:rStyle w:val="Extranjerismo"/>
-          <w:b/>
-          <w:bCs/>
-        </w:rPr>
-        <w:lastRenderedPageBreak/>
-        <w:t>Direct discounts</w:t>
-      </w:r>
-      <w:r>
-        <w:rPr>
-          <w:rStyle w:val="Extranjerismo"/>
-        </w:rPr>
-        <w:t xml:space="preserve">: </w:t>
-      </w:r>
-      <w:r>
-        <w:rPr>
-          <w:rStyle w:val="Extranjerismo"/>
-        </w:rPr>
-        <w:t>t</w:t>
-      </w:r>
-      <w:r>
-        <w:rPr>
-          <w:rStyle w:val="Extranjerismo"/>
-        </w:rPr>
-        <w:t>his type of discount uses the strategy of showing the discount and the original price crossed out, to give the customer the perception that they are benefiting. Before $250,000 - Today $187,500. Save 25%.</w:t>
-      </w:r>
-    </w:p>
-    <w:p>
-      <w:r>
-        <w:t>Los descuentos son una forma de promoción. Por medio de esta práctica, se logra, entre otras cosas:</w:t>
-      </w:r>
-    </w:p>
-    <w:p>
-      <w:pPr>
-        <w:pStyle w:val="Prrafodelista"/>
-        <w:numPr>
-          <w:ilvl w:val="0"/>
-          <w:numId w:val="44"/>
-        </w:numPr>
-      </w:pPr>
-      <w:r>
-        <w:t>Promover la marca.</w:t>
-      </w:r>
-    </w:p>
-    <w:p>
-      <w:pPr>
-        <w:pStyle w:val="Prrafodelista"/>
-        <w:numPr>
-          <w:ilvl w:val="0"/>
-          <w:numId w:val="44"/>
-        </w:numPr>
-      </w:pPr>
-      <w:r>
-        <w:t>Aumentar la frecuencia de compra.</w:t>
-      </w:r>
-    </w:p>
-    <w:p>
-      <w:pPr>
-        <w:pStyle w:val="Prrafodelista"/>
-        <w:numPr>
-          <w:ilvl w:val="0"/>
-          <w:numId w:val="44"/>
-        </w:numPr>
-      </w:pPr>
-      <w:r>
-        <w:t>Aumentar las ventas en momentos determinados.</w:t>
-      </w:r>
-    </w:p>
-    <w:p>
-      <w:pPr>
-        <w:pStyle w:val="Prrafodelista"/>
-        <w:numPr>
-          <w:ilvl w:val="0"/>
-          <w:numId w:val="44"/>
-        </w:numPr>
-      </w:pPr>
-      <w:r>
-        <w:t>Aumentar los ingresos en los momentos pico.</w:t>
-      </w:r>
-    </w:p>
-    <w:p>
-      <w:r>
-        <w:t>Normalmente, para acceder a un descuento, el cliente debe cumplir unas reglas, que se conocen como “Términos y condiciones”.</w:t>
-      </w:r>
-    </w:p>
-    <w:p>
-      <w:r>
-        <w:t>En el mercado, se pueden encontrar diferentes tipos de descuentos:</w:t>
-      </w:r>
-    </w:p>
-    <w:p>
-      <w:pPr>
-        <w:pStyle w:val="Prrafodelista"/>
-        <w:numPr>
-          <w:ilvl w:val="0"/>
-          <w:numId w:val="43"/>
-        </w:numPr>
-      </w:pPr>
-      <w:r>
-        <w:rPr>
-          <w:b/>
-          <w:bCs/>
-        </w:rPr>
-        <w:t>Códigos promocionales</w:t>
-      </w:r>
-      <w:r>
-        <w:t>: estos son códigos compuestos por números o letras y que, al aplicarse al pago, generan una reducción del valor. Ejemplo: “GET10”. La instrucción mostraría algo como: “Al ingresar el código, obtenga un 10</w:t>
-      </w:r>
-      <w:r>
-        <w:t xml:space="preserve"> </w:t>
-      </w:r>
-      <w:r>
-        <w:t>% de descuento en artículos seleccionados”.</w:t>
-      </w:r>
-    </w:p>
-    <w:p>
-      <w:pPr>
-        <w:pStyle w:val="Prrafodelista"/>
-        <w:numPr>
-          <w:ilvl w:val="0"/>
-          <w:numId w:val="43"/>
-        </w:numPr>
-      </w:pPr>
-      <w:r>
-        <w:rPr>
-          <w:b/>
-          <w:bCs/>
-        </w:rPr>
-        <w:t>Planes con descuento</w:t>
-      </w:r>
-      <w:r>
-        <w:t>: aquí el descuento promueve productos empaquetados: Alójese 3 noches x $300 y obtenga todas las comidas gratis.</w:t>
-      </w:r>
-    </w:p>
-    <w:p>
-      <w:pPr>
-        <w:pStyle w:val="Prrafodelista"/>
-        <w:numPr>
-          <w:ilvl w:val="0"/>
-          <w:numId w:val="43"/>
-        </w:numPr>
-      </w:pPr>
-      <w:r>
-        <w:rPr>
-          <w:b/>
-          <w:bCs/>
-        </w:rPr>
-        <w:lastRenderedPageBreak/>
-        <w:t>Descuentos en noches</w:t>
-      </w:r>
-      <w:r>
-        <w:t xml:space="preserve">: este tipo de descuentos busca aumentar la ocupación en fechas con baja concurrencia: </w:t>
-      </w:r>
-      <w:r>
-        <w:t>p</w:t>
-      </w:r>
-      <w:r>
-        <w:t>ague 3 noches de alojamiento y obtenga la cuarta noche gratis.</w:t>
-      </w:r>
-    </w:p>
-    <w:p>
-      <w:pPr>
-        <w:pStyle w:val="Prrafodelista"/>
-        <w:numPr>
-          <w:ilvl w:val="0"/>
-          <w:numId w:val="43"/>
         </w:numPr>
       </w:pPr>
       <w:r>
@@ -4038,18 +4058,38 @@
     </w:p>
     <w:p>
       <w:pPr>
-        <w:rPr>
-          <w:rStyle w:val="Extranjerismo"/>
-          <w:b/>
-          <w:bCs/>
-        </w:rPr>
-      </w:pPr>
-      <w:r>
-        <w:rPr>
-          <w:rStyle w:val="Extranjerismo"/>
-          <w:b/>
-          <w:bCs/>
-        </w:rPr>
+        <w:spacing w:before="0" w:after="160" w:line="259" w:lineRule="auto"/>
+        <w:ind w:firstLine="0"/>
+        <w:rPr>
+          <w:rStyle w:val="Extranjerismo"/>
+          <w:b/>
+          <w:bCs/>
+        </w:rPr>
+      </w:pPr>
+      <w:r>
+        <w:rPr>
+          <w:rStyle w:val="Extranjerismo"/>
+          <w:b/>
+          <w:bCs/>
+        </w:rPr>
+        <w:br w:type="page"/>
+      </w:r>
+    </w:p>
+    <w:p>
+      <w:pPr>
+        <w:rPr>
+          <w:rStyle w:val="Extranjerismo"/>
+          <w:b/>
+          <w:bCs/>
+        </w:rPr>
+      </w:pPr>
+      <w:r>
+        <w:rPr>
+          <w:rStyle w:val="Extranjerismo"/>
+          <w:b/>
+          <w:bCs/>
+        </w:rPr>
+        <w:lastRenderedPageBreak/>
         <w:t>Adverbs</w:t>
       </w:r>
     </w:p>
@@ -4064,156 +4104,158 @@
         <w:rPr>
           <w:rStyle w:val="Extranjerismo"/>
         </w:rPr>
+        <w:t>Adverbs are words that complement a verb, an adjective, or another adverb. These complement the meaning of the verb that they modify</w:t>
+      </w:r>
+      <w:r>
+        <w:rPr>
+          <w:rStyle w:val="Extranjerismo"/>
+        </w:rPr>
+        <w:t>,</w:t>
+      </w:r>
+      <w:r>
+        <w:rPr>
+          <w:rStyle w:val="Extranjerismo"/>
+        </w:rPr>
+        <w:t xml:space="preserve"> indicating the form, the frequency, or the place where things happen</w:t>
+      </w:r>
+      <w:r>
+        <w:t>.</w:t>
+      </w:r>
+    </w:p>
+    <w:p>
+      <w:pPr>
+        <w:rPr>
+          <w:b/>
+          <w:bCs/>
+        </w:rPr>
+      </w:pPr>
+      <w:r>
+        <w:rPr>
+          <w:b/>
+          <w:bCs/>
+        </w:rPr>
+        <w:t>Adverbios</w:t>
+      </w:r>
+    </w:p>
+    <w:p>
+      <w:r>
+        <w:t>Los adverbios son palabras que complementan un verbo, un adjetivo u otro adverbio. Estos complementan el significado del verbo que modifican</w:t>
+      </w:r>
+      <w:r>
+        <w:t>,</w:t>
+      </w:r>
+      <w:r>
+        <w:t xml:space="preserve"> indicando la forma, la frecuencia o el lugar donde suceden las cosas.</w:t>
+      </w:r>
+    </w:p>
+    <w:p>
+      <w:pPr>
+        <w:rPr>
+          <w:b/>
+          <w:bCs/>
+        </w:rPr>
+      </w:pPr>
+      <w:r>
+        <w:rPr>
+          <w:rStyle w:val="Extranjerismo"/>
+          <w:b/>
+          <w:bCs/>
+        </w:rPr>
+        <w:t>Superlatives</w:t>
+      </w:r>
+      <w:r>
+        <w:rPr>
+          <w:b/>
+          <w:bCs/>
+        </w:rPr>
+        <w:t xml:space="preserve"> / Superlativos</w:t>
+      </w:r>
+    </w:p>
+    <w:p>
+      <w:pPr>
+        <w:rPr>
+          <w:rStyle w:val="Extranjerismo"/>
+        </w:rPr>
+      </w:pPr>
+      <w:r>
+        <w:rPr>
+          <w:rStyle w:val="Extranjerismo"/>
+        </w:rPr>
+        <w:t xml:space="preserve">The adjective when is used in the superlative form </w:t>
+      </w:r>
+      <w:r>
+        <w:rPr>
+          <w:rStyle w:val="Extranjerismo"/>
+        </w:rPr>
+        <w:t xml:space="preserve">to </w:t>
+      </w:r>
+      <w:r>
+        <w:rPr>
+          <w:rStyle w:val="Extranjerismo"/>
+        </w:rPr>
+        <w:t>describes an object that is at the upper or lower end of a quality. Like the comparative, it is used in sentences in which a subject is compare</w:t>
+      </w:r>
+      <w:r>
+        <w:rPr>
+          <w:rStyle w:val="Extranjerismo"/>
+        </w:rPr>
+        <w:t>d</w:t>
+      </w:r>
+      <w:r>
+        <w:rPr>
+          <w:rStyle w:val="Extranjerismo"/>
+        </w:rPr>
+        <w:t xml:space="preserve"> to a group, according to the following structure:</w:t>
+      </w:r>
+    </w:p>
+    <w:p>
+      <w:pPr>
+        <w:rPr>
+          <w:rStyle w:val="Extranjerismo"/>
+        </w:rPr>
+      </w:pPr>
+      <w:r>
+        <w:rPr>
+          <w:rStyle w:val="Extranjerismo"/>
+        </w:rPr>
+        <w:t>Noun (subject) + verb + the + adjective in superlative degree + noun (object).</w:t>
+      </w:r>
+    </w:p>
+    <w:p>
+      <w:pPr>
+        <w:rPr>
+          <w:rStyle w:val="Extranjerismo"/>
+        </w:rPr>
+      </w:pPr>
+      <w:r>
+        <w:rPr>
+          <w:rStyle w:val="Extranjerismo"/>
+        </w:rPr>
+        <w:t>Examples:</w:t>
+      </w:r>
+    </w:p>
+    <w:p>
+      <w:r>
+        <w:rPr>
+          <w:rStyle w:val="Extranjerismo"/>
+        </w:rPr>
+        <w:t>Peter + is + the + highest + of the classroom</w:t>
+      </w:r>
+      <w:r>
+        <w:t>.</w:t>
+      </w:r>
+    </w:p>
+    <w:p>
+      <w:r>
+        <w:t xml:space="preserve">Cuando un adjetivo se utiliza en forma superlativa, describe un objeto que se encuentra en el extremo superior o inferior de una cualidad. Al igual que el </w:t>
+      </w:r>
+      <w:r>
         <w:lastRenderedPageBreak/>
-        <w:t>Adverbs are words that complement a verb, an adjective, or another adverb. These complement the meaning of the verb that they modify</w:t>
-      </w:r>
-      <w:r>
-        <w:rPr>
-          <w:rStyle w:val="Extranjerismo"/>
-        </w:rPr>
-        <w:t>,</w:t>
-      </w:r>
-      <w:r>
-        <w:rPr>
-          <w:rStyle w:val="Extranjerismo"/>
-        </w:rPr>
-        <w:t xml:space="preserve"> indicating the form, the frequency, or the place where things happen</w:t>
-      </w:r>
-      <w:r>
-        <w:t>.</w:t>
-      </w:r>
-    </w:p>
-    <w:p>
-      <w:pPr>
-        <w:rPr>
-          <w:b/>
-          <w:bCs/>
-        </w:rPr>
-      </w:pPr>
-      <w:r>
-        <w:rPr>
-          <w:b/>
-          <w:bCs/>
-        </w:rPr>
-        <w:t>Adverbios</w:t>
-      </w:r>
-    </w:p>
-    <w:p>
-      <w:r>
-        <w:t>Los adverbios son palabras que complementan un verbo, un adjetivo u otro adverbio. Estos complementan el significado del verbo que modifican</w:t>
-      </w:r>
-      <w:r>
-        <w:t>,</w:t>
-      </w:r>
-      <w:r>
-        <w:t xml:space="preserve"> indicando la forma, la frecuencia o el lugar donde suceden las cosas.</w:t>
-      </w:r>
-    </w:p>
-    <w:p>
-      <w:pPr>
-        <w:rPr>
-          <w:b/>
-          <w:bCs/>
-        </w:rPr>
-      </w:pPr>
-      <w:r>
-        <w:rPr>
-          <w:rStyle w:val="Extranjerismo"/>
-          <w:b/>
-          <w:bCs/>
-        </w:rPr>
-        <w:t>Superlatives</w:t>
-      </w:r>
-      <w:r>
-        <w:rPr>
-          <w:b/>
-          <w:bCs/>
-        </w:rPr>
-        <w:t xml:space="preserve"> / Superlativos</w:t>
-      </w:r>
-    </w:p>
-    <w:p>
-      <w:pPr>
-        <w:rPr>
-          <w:rStyle w:val="Extranjerismo"/>
-        </w:rPr>
-      </w:pPr>
-      <w:r>
-        <w:rPr>
-          <w:rStyle w:val="Extranjerismo"/>
-        </w:rPr>
-        <w:t xml:space="preserve">The adjective when is used in the superlative form </w:t>
-      </w:r>
-      <w:r>
-        <w:rPr>
-          <w:rStyle w:val="Extranjerismo"/>
-        </w:rPr>
-        <w:t xml:space="preserve">to </w:t>
-      </w:r>
-      <w:r>
-        <w:rPr>
-          <w:rStyle w:val="Extranjerismo"/>
-        </w:rPr>
-        <w:t>describes an object that is at the upper or lower end of a quality. Like the comparative, it is used in sentences in which a subject is compare</w:t>
-      </w:r>
-      <w:r>
-        <w:rPr>
-          <w:rStyle w:val="Extranjerismo"/>
-        </w:rPr>
-        <w:t>d</w:t>
-      </w:r>
-      <w:r>
-        <w:rPr>
-          <w:rStyle w:val="Extranjerismo"/>
-        </w:rPr>
-        <w:t xml:space="preserve"> to a group, according to the following structure:</w:t>
-      </w:r>
-    </w:p>
-    <w:p>
-      <w:pPr>
-        <w:rPr>
-          <w:rStyle w:val="Extranjerismo"/>
-        </w:rPr>
-      </w:pPr>
-      <w:r>
-        <w:rPr>
-          <w:rStyle w:val="Extranjerismo"/>
-        </w:rPr>
-        <w:t>Noun (subject) + verb + the + adjective in superlative degree + noun (object).</w:t>
-      </w:r>
-    </w:p>
-    <w:p>
-      <w:pPr>
-        <w:rPr>
-          <w:rStyle w:val="Extranjerismo"/>
-        </w:rPr>
-      </w:pPr>
-      <w:r>
-        <w:rPr>
-          <w:rStyle w:val="Extranjerismo"/>
-        </w:rPr>
-        <w:t>Examples:</w:t>
-      </w:r>
-    </w:p>
-    <w:p>
-      <w:r>
-        <w:rPr>
-          <w:rStyle w:val="Extranjerismo"/>
-        </w:rPr>
-        <w:t>Peter + is + the + highest + of the classroom</w:t>
-      </w:r>
-      <w:r>
-        <w:t>.</w:t>
-      </w:r>
-    </w:p>
-    <w:p>
-      <w:r>
-        <w:t>Cuando un adjetivo se utiliza en forma superlativa, describe un objeto que se encuentra en el extremo superior o inferior de una cualidad. Al igual que el comparativo, se utiliza en oraciones en las que comparamos un sujeto con un grupo, de acuerdo con la siguiente estructura:</w:t>
-      </w:r>
-    </w:p>
-    <w:p>
-      <w:r>
-        <w:lastRenderedPageBreak/>
+        <w:t>comparativo, se utiliza en oraciones en las que comparamos un sujeto con un grupo, de acuerdo con la siguiente estructura:</w:t>
+      </w:r>
+    </w:p>
+    <w:p>
+      <w:r>
         <w:t>Sustantivo (sujeto) + verbo + el (la) + adjetivo en grado superlativo + sustantivo (objeto).</w:t>
       </w:r>
     </w:p>
@@ -4390,6 +4432,7 @@
     </w:p>
     <w:p>
       <w:r>
+        <w:lastRenderedPageBreak/>
         <w:t>Có</w:t>
       </w:r>
       <w:r>
@@ -4424,7 +4467,6 @@
     </w:p>
     <w:p>
       <w:r>
-        <w:lastRenderedPageBreak/>
         <w:t>Có</w:t>
       </w:r>
       <w:r>
@@ -4532,17 +4574,37 @@
     </w:p>
     <w:p>
       <w:pPr>
-        <w:rPr>
-          <w:b/>
-          <w:bCs/>
-        </w:rPr>
-      </w:pPr>
-      <w:r>
-        <w:rPr>
-          <w:rStyle w:val="Extranjerismo"/>
-          <w:b/>
-          <w:bCs/>
-        </w:rPr>
+        <w:spacing w:before="0" w:after="160" w:line="259" w:lineRule="auto"/>
+        <w:ind w:firstLine="0"/>
+        <w:rPr>
+          <w:rStyle w:val="Extranjerismo"/>
+          <w:b/>
+          <w:bCs/>
+        </w:rPr>
+      </w:pPr>
+      <w:r>
+        <w:rPr>
+          <w:rStyle w:val="Extranjerismo"/>
+          <w:b/>
+          <w:bCs/>
+        </w:rPr>
+        <w:br w:type="page"/>
+      </w:r>
+    </w:p>
+    <w:p>
+      <w:pPr>
+        <w:rPr>
+          <w:b/>
+          <w:bCs/>
+        </w:rPr>
+      </w:pPr>
+      <w:r>
+        <w:rPr>
+          <w:rStyle w:val="Extranjerismo"/>
+          <w:b/>
+          <w:bCs/>
+        </w:rPr>
+        <w:lastRenderedPageBreak/>
         <w:t>The ordinal numbers</w:t>
       </w:r>
       <w:r>
@@ -4563,14 +4625,183 @@
         <w:rPr>
           <w:rStyle w:val="Extranjerismo"/>
         </w:rPr>
-        <w:t xml:space="preserve">They are used to indicate order. That is, they point to the place of the indicated object within a series, to establish the position of the object </w:t>
-      </w:r>
-      <w:r>
-        <w:rPr>
-          <w:rStyle w:val="Extranjerismo"/>
-        </w:rPr>
+        <w:t>They are used to indicate order. That is, they point to the place of the indicated object within a series, to establish the position of the object in the middle of an ordered set of elements of the same class. Ordinals are generally used as adjectives before the noun</w:t>
+      </w:r>
+    </w:p>
+    <w:p>
+      <w:pPr>
+        <w:rPr>
+          <w:rStyle w:val="Extranjerismo"/>
+        </w:rPr>
+      </w:pPr>
+      <w:r>
+        <w:rPr>
+          <w:rStyle w:val="Extranjerismo"/>
+        </w:rPr>
+        <w:t>Example:</w:t>
+      </w:r>
+    </w:p>
+    <w:p>
+      <w:r>
+        <w:rPr>
+          <w:rStyle w:val="Extranjerismo"/>
+        </w:rPr>
+        <w:t>Your room is on the fourth floor to the left of the elevator</w:t>
+      </w:r>
+      <w:r>
+        <w:t>.</w:t>
+      </w:r>
+    </w:p>
+    <w:p>
+      <w:r>
+        <w:t>Se utilizan para indicar orden. Es decir, señalan el lugar del objeto indicado dentro de una serie, para establecer la posición de este en medio de un conjunto ordenado de elementos de la misma clase. Los ordinales generalmente se utilizan como adjetivos antes del sustantivo.</w:t>
+      </w:r>
+    </w:p>
+    <w:p>
+      <w:r>
+        <w:t>Ejemplo:</w:t>
+      </w:r>
+    </w:p>
+    <w:p>
+      <w:r>
+        <w:t>Su habitación está en el cuarto piso a la izquierda del ascensor.</w:t>
+      </w:r>
+    </w:p>
+    <w:p>
+      <w:pPr>
+        <w:rPr>
+          <w:b/>
+          <w:bCs/>
+        </w:rPr>
+      </w:pPr>
+      <w:r>
+        <w:rPr>
+          <w:rStyle w:val="Extranjerismo"/>
+          <w:b/>
+          <w:bCs/>
+        </w:rPr>
+        <w:t>The cardinal numbers</w:t>
+      </w:r>
+      <w:r>
+        <w:rPr>
+          <w:b/>
+          <w:bCs/>
+        </w:rPr>
+        <w:t xml:space="preserve"> / Los números cardinales</w:t>
+      </w:r>
+    </w:p>
+    <w:p>
+      <w:pPr>
+        <w:rPr>
+          <w:rStyle w:val="Extranjerismo"/>
+        </w:rPr>
+      </w:pPr>
+      <w:r>
+        <w:rPr>
+          <w:rStyle w:val="Extranjerismo"/>
+        </w:rPr>
+        <w:t xml:space="preserve">They represent the </w:t>
+      </w:r>
+      <w:proofErr w:type="gramStart"/>
+      <w:r>
+        <w:rPr>
+          <w:rStyle w:val="Extranjerismo"/>
+        </w:rPr>
+        <w:t>amount</w:t>
+      </w:r>
+      <w:proofErr w:type="gramEnd"/>
+      <w:r>
+        <w:rPr>
+          <w:rStyle w:val="Extranjerismo"/>
+        </w:rPr>
+        <w:t xml:space="preserve"> of elements in a set. This quantity can be finite or infinite. They are the numbers used on a day-to-day basis to count and do mathematical operations.</w:t>
+      </w:r>
+    </w:p>
+    <w:p>
+      <w:r>
+        <w:rPr>
+          <w:rStyle w:val="Extranjerismo"/>
+        </w:rPr>
+        <w:t>In general, cardinal numbers are a generality of the natural number, allowing comparison of the number of elements of sets</w:t>
+      </w:r>
+      <w:r>
+        <w:t>.</w:t>
+      </w:r>
+    </w:p>
+    <w:p>
+      <w:r>
         <w:lastRenderedPageBreak/>
-        <w:t>in the middle of an ordered set of elements of the same class. Ordinals are generally used as adjectives before the noun</w:t>
+        <w:t>Representan la cantidad de elementos de un conjunto. Esta cantidad puede ser finita o infinita. Son los números empleados en el día a día para contar y hacer operaciones matemáticas.</w:t>
+      </w:r>
+    </w:p>
+    <w:p>
+      <w:r>
+        <w:t>En general, los números cardinales son una generalidad del número natural, permitiendo comparar la cantidad de elementos de conjuntos.</w:t>
+      </w:r>
+    </w:p>
+    <w:p>
+      <w:r>
+        <w:t>P</w:t>
+      </w:r>
+      <w:r>
+        <w:t>ara conocer más sobre números cardinales consulte el archivo</w:t>
+      </w:r>
+      <w:r>
+        <w:t>:</w:t>
+      </w:r>
+      <w:r>
+        <w:t xml:space="preserve"> los_numeros_cardinales.pdf</w:t>
+      </w:r>
+      <w:r>
+        <w:t>,</w:t>
+      </w:r>
+      <w:r>
+        <w:t xml:space="preserve"> que está ubicado en la carpeta </w:t>
+      </w:r>
+      <w:r>
+        <w:t>A</w:t>
+      </w:r>
+      <w:r>
+        <w:t>nexos</w:t>
+      </w:r>
+      <w:r>
+        <w:t>.</w:t>
+      </w:r>
+    </w:p>
+    <w:p>
+      <w:pPr>
+        <w:rPr>
+          <w:b/>
+          <w:bCs/>
+        </w:rPr>
+      </w:pPr>
+      <w:r>
+        <w:rPr>
+          <w:rStyle w:val="Extranjerismo"/>
+          <w:b/>
+          <w:bCs/>
+        </w:rPr>
+        <w:t>Expressing quantities in English</w:t>
+      </w:r>
+      <w:r>
+        <w:rPr>
+          <w:b/>
+          <w:bCs/>
+        </w:rPr>
+        <w:t xml:space="preserve"> / Expresando cantidades en inglés</w:t>
+      </w:r>
+    </w:p>
+    <w:p>
+      <w:pPr>
+        <w:rPr>
+          <w:rStyle w:val="Extranjerismo"/>
+        </w:rPr>
+      </w:pPr>
+      <w:r>
+        <w:rPr>
+          <w:rStyle w:val="Extranjerismo"/>
+        </w:rPr>
+        <w:t>In customer service, hospitality, and administrative settings, you may need to express amounts when referring to bills, accounts, prices, or payments. The following examples illustrate how amounts can be expressed correctly in English.</w:t>
       </w:r>
     </w:p>
     <w:p>
@@ -4585,21 +4816,44 @@
         </w:rPr>
         <w:t>Example:</w:t>
       </w:r>
-    </w:p>
-    <w:p>
-      <w:r>
-        <w:rPr>
-          <w:rStyle w:val="Extranjerismo"/>
-        </w:rPr>
-        <w:t>Your room is on the fourth floor to the left of the elevator</w:t>
-      </w:r>
-      <w:r>
-        <w:t>.</w:t>
-      </w:r>
-    </w:p>
-    <w:p>
-      <w:r>
-        <w:t>Se utilizan para indicar orden. Es decir, señalan el lugar del objeto indicado dentro de una serie, para establecer la posición de este en medio de un conjunto ordenado de elementos de la misma clase. Los ordinales generalmente se utilizan como adjetivos antes del sustantivo.</w:t>
+      <w:r>
+        <w:rPr>
+          <w:rStyle w:val="Extranjerismo"/>
+        </w:rPr>
+        <w:t xml:space="preserve"> </w:t>
+      </w:r>
+    </w:p>
+    <w:p>
+      <w:pPr>
+        <w:rPr>
+          <w:rStyle w:val="Extranjerismo"/>
+        </w:rPr>
+      </w:pPr>
+      <w:r>
+        <w:rPr>
+          <w:rStyle w:val="Extranjerismo"/>
+        </w:rPr>
+        <w:t>Mr. Pedroza, your total account is $254.325 Colombian pesos (two hundred and fifty-four thousand three hundred and twenty-five Colombian pesos).</w:t>
+      </w:r>
+    </w:p>
+    <w:p>
+      <w:r>
+        <w:rPr>
+          <w:rStyle w:val="Extranjerismo"/>
+        </w:rPr>
+        <w:t>It would be $72,66 dollars (seventy-two dollars and sixty-six cents</w:t>
+      </w:r>
+      <w:r>
+        <w:t>).</w:t>
+      </w:r>
+    </w:p>
+    <w:p>
+      <w:r>
+        <w:t xml:space="preserve">En contextos de atención al cliente, hospitalidad y servicios administrativos, es posible que deba expresar cantidades al referirse a cuentas, precios, facturas o pagos. </w:t>
+      </w:r>
+      <w:r>
+        <w:lastRenderedPageBreak/>
+        <w:t>Los siguientes ejemplos muestran cómo pueden expresarse correctamente las cantidades en inglés.</w:t>
       </w:r>
     </w:p>
     <w:p>
@@ -4609,196 +4863,6 @@
     </w:p>
     <w:p>
       <w:r>
-        <w:t>Su habitación está en el cuarto piso a la izquierda del ascensor.</w:t>
-      </w:r>
-    </w:p>
-    <w:p>
-      <w:pPr>
-        <w:rPr>
-          <w:b/>
-          <w:bCs/>
-        </w:rPr>
-      </w:pPr>
-      <w:r>
-        <w:rPr>
-          <w:rStyle w:val="Extranjerismo"/>
-          <w:b/>
-          <w:bCs/>
-        </w:rPr>
-        <w:t>The cardinal numbers</w:t>
-      </w:r>
-      <w:r>
-        <w:rPr>
-          <w:b/>
-          <w:bCs/>
-        </w:rPr>
-        <w:t xml:space="preserve"> / Los números cardinales</w:t>
-      </w:r>
-    </w:p>
-    <w:p>
-      <w:pPr>
-        <w:rPr>
-          <w:rStyle w:val="Extranjerismo"/>
-        </w:rPr>
-      </w:pPr>
-      <w:r>
-        <w:rPr>
-          <w:rStyle w:val="Extranjerismo"/>
-        </w:rPr>
-        <w:t xml:space="preserve">They represent the </w:t>
-      </w:r>
-      <w:proofErr w:type="gramStart"/>
-      <w:r>
-        <w:rPr>
-          <w:rStyle w:val="Extranjerismo"/>
-        </w:rPr>
-        <w:t>amount</w:t>
-      </w:r>
-      <w:proofErr w:type="gramEnd"/>
-      <w:r>
-        <w:rPr>
-          <w:rStyle w:val="Extranjerismo"/>
-        </w:rPr>
-        <w:t xml:space="preserve"> of elements in a set. This quantity can be finite or infinite. They are the numbers used on a day-to-day basis to count and do mathematical operations.</w:t>
-      </w:r>
-    </w:p>
-    <w:p>
-      <w:r>
-        <w:rPr>
-          <w:rStyle w:val="Extranjerismo"/>
-        </w:rPr>
-        <w:t>In general, cardinal numbers are a generality of the natural number, allowing comparison of the number of elements of sets</w:t>
-      </w:r>
-      <w:r>
-        <w:t>.</w:t>
-      </w:r>
-    </w:p>
-    <w:p>
-      <w:r>
-        <w:t>Representan la cantidad de elementos de un conjunto. Esta cantidad puede ser finita o infinita. Son los números empleados en el día a día para contar y hacer operaciones matemáticas.</w:t>
-      </w:r>
-    </w:p>
-    <w:p>
-      <w:r>
-        <w:lastRenderedPageBreak/>
-        <w:t>En general, los números cardinales son una generalidad del número natural, permitiendo comparar la cantidad de elementos de conjuntos.</w:t>
-      </w:r>
-    </w:p>
-    <w:p>
-      <w:r>
-        <w:t>P</w:t>
-      </w:r>
-      <w:r>
-        <w:t>ara conocer más sobre números cardinales consulte el archivo los_numeros_cardinales.pdf</w:t>
-      </w:r>
-      <w:r>
-        <w:t>,</w:t>
-      </w:r>
-      <w:r>
-        <w:t xml:space="preserve"> que está ubicado en la carpeta </w:t>
-      </w:r>
-      <w:r>
-        <w:t>A</w:t>
-      </w:r>
-      <w:r>
-        <w:t>nexos</w:t>
-      </w:r>
-      <w:r>
-        <w:t>.</w:t>
-      </w:r>
-    </w:p>
-    <w:p>
-      <w:pPr>
-        <w:rPr>
-          <w:b/>
-          <w:bCs/>
-        </w:rPr>
-      </w:pPr>
-      <w:r>
-        <w:rPr>
-          <w:rStyle w:val="Extranjerismo"/>
-          <w:b/>
-          <w:bCs/>
-        </w:rPr>
-        <w:t>Expressing quantities in English</w:t>
-      </w:r>
-      <w:r>
-        <w:rPr>
-          <w:b/>
-          <w:bCs/>
-        </w:rPr>
-        <w:t xml:space="preserve"> / Expresando cantidades en inglés</w:t>
-      </w:r>
-    </w:p>
-    <w:p>
-      <w:pPr>
-        <w:rPr>
-          <w:rStyle w:val="Extranjerismo"/>
-        </w:rPr>
-      </w:pPr>
-      <w:r>
-        <w:rPr>
-          <w:rStyle w:val="Extranjerismo"/>
-        </w:rPr>
-        <w:t>In customer service, hospitality, and administrative settings, you may need to express amounts when referring to bills, accounts, prices, or payments. The following examples illustrate how amounts can be expressed correctly in English.</w:t>
-      </w:r>
-    </w:p>
-    <w:p>
-      <w:pPr>
-        <w:rPr>
-          <w:rStyle w:val="Extranjerismo"/>
-        </w:rPr>
-      </w:pPr>
-      <w:r>
-        <w:rPr>
-          <w:rStyle w:val="Extranjerismo"/>
-        </w:rPr>
-        <w:t>Example:</w:t>
-      </w:r>
-      <w:r>
-        <w:rPr>
-          <w:rStyle w:val="Extranjerismo"/>
-        </w:rPr>
-        <w:t xml:space="preserve"> </w:t>
-      </w:r>
-    </w:p>
-    <w:p>
-      <w:pPr>
-        <w:rPr>
-          <w:rStyle w:val="Extranjerismo"/>
-        </w:rPr>
-      </w:pPr>
-      <w:r>
-        <w:rPr>
-          <w:rStyle w:val="Extranjerismo"/>
-        </w:rPr>
-        <w:t>Mr. Pedroza, your total account is $254.325 Colombian pesos (two hundred and fifty-four thousand three hundred and twenty-five Colombian pesos).</w:t>
-      </w:r>
-    </w:p>
-    <w:p>
-      <w:r>
-        <w:rPr>
-          <w:rStyle w:val="Extranjerismo"/>
-        </w:rPr>
-        <w:t>It would be $72,66 dollars (seventy-two dollars and sixty-six cents</w:t>
-      </w:r>
-      <w:r>
-        <w:t>).</w:t>
-      </w:r>
-    </w:p>
-    <w:p>
-      <w:r>
-        <w:t>En contextos de atención al cliente, hospitalidad y servicios administrativos, es posible que deba expresar cantidades al referirse a cuentas, precios, facturas o pagos. Los siguientes ejemplos muestran cómo pueden expresarse correctamente las cantidades en inglés.</w:t>
-      </w:r>
-    </w:p>
-    <w:p>
-      <w:r>
-        <w:t>Ejemplo:</w:t>
-      </w:r>
-    </w:p>
-    <w:p>
-      <w:r>
-        <w:lastRenderedPageBreak/>
         <w:t>Sr. Pedroza</w:t>
       </w:r>
       <w:r>
@@ -4869,7 +4933,7 @@
       <w:pPr>
         <w:pStyle w:val="Ttulo1"/>
       </w:pPr>
-      <w:bookmarkStart w:id="2" w:name="_Toc236250687"/>
+      <w:bookmarkStart w:id="2" w:name="_Toc236749538"/>
       <w:r>
         <w:rPr>
           <w:rStyle w:val="Extranjerismo"/>
@@ -6780,7 +6844,7 @@
           <w:noProof/>
         </w:rPr>
         <w:drawing>
-          <wp:inline distT="0" distB="0" distL="0" distR="0" wp14:anchorId="0E26F967" wp14:editId="10927970">
+          <wp:inline distT="0" distB="0" distL="0" distR="0" wp14:anchorId="0E26F967" wp14:editId="625D6FC8">
             <wp:extent cx="4476750" cy="2517161"/>
             <wp:effectExtent l="0" t="0" r="0" b="0"/>
             <wp:docPr id="11" name="Imagen 11">
@@ -8023,7 +8087,7 @@
       <w:pPr>
         <w:pStyle w:val="Ttulo1"/>
       </w:pPr>
-      <w:bookmarkStart w:id="3" w:name="_Toc236250688"/>
+      <w:bookmarkStart w:id="3" w:name="_Toc236749539"/>
       <w:r>
         <w:rPr>
           <w:rStyle w:val="Extranjerismo"/>
@@ -10486,7 +10550,7 @@
         <w:pStyle w:val="Prrafodelista"/>
         <w:numPr>
           <w:ilvl w:val="0"/>
-          <w:numId w:val="45"/>
+          <w:numId w:val="39"/>
         </w:numPr>
         <w:rPr>
           <w:rStyle w:val="Extranjerismo"/>
@@ -10546,7 +10610,7 @@
         <w:pStyle w:val="Prrafodelista"/>
         <w:numPr>
           <w:ilvl w:val="0"/>
-          <w:numId w:val="45"/>
+          <w:numId w:val="39"/>
         </w:numPr>
       </w:pPr>
       <w:r>
@@ -10595,7 +10659,7 @@
         <w:pStyle w:val="Prrafodelista"/>
         <w:numPr>
           <w:ilvl w:val="0"/>
-          <w:numId w:val="46"/>
+          <w:numId w:val="40"/>
         </w:numPr>
       </w:pPr>
       <w:r>
@@ -10615,7 +10679,7 @@
         <w:pStyle w:val="Prrafodelista"/>
         <w:numPr>
           <w:ilvl w:val="0"/>
-          <w:numId w:val="46"/>
+          <w:numId w:val="40"/>
         </w:numPr>
       </w:pPr>
       <w:r>
@@ -10686,7 +10750,7 @@
         <w:pStyle w:val="Prrafodelista"/>
         <w:numPr>
           <w:ilvl w:val="0"/>
-          <w:numId w:val="47"/>
+          <w:numId w:val="41"/>
         </w:numPr>
         <w:rPr>
           <w:rStyle w:val="Extranjerismo"/>
@@ -10704,7 +10768,7 @@
         <w:pStyle w:val="Prrafodelista"/>
         <w:numPr>
           <w:ilvl w:val="0"/>
-          <w:numId w:val="47"/>
+          <w:numId w:val="41"/>
         </w:numPr>
         <w:rPr>
           <w:rStyle w:val="Extranjerismo"/>
@@ -10722,7 +10786,7 @@
         <w:pStyle w:val="Prrafodelista"/>
         <w:numPr>
           <w:ilvl w:val="0"/>
-          <w:numId w:val="47"/>
+          <w:numId w:val="41"/>
         </w:numPr>
         <w:rPr>
           <w:rStyle w:val="Extranjerismo"/>
@@ -10741,7 +10805,7 @@
         <w:pStyle w:val="Prrafodelista"/>
         <w:numPr>
           <w:ilvl w:val="0"/>
-          <w:numId w:val="47"/>
+          <w:numId w:val="41"/>
         </w:numPr>
         <w:rPr>
           <w:rStyle w:val="Extranjerismo"/>
@@ -10777,7 +10841,7 @@
         <w:pStyle w:val="Prrafodelista"/>
         <w:numPr>
           <w:ilvl w:val="0"/>
-          <w:numId w:val="48"/>
+          <w:numId w:val="42"/>
         </w:numPr>
       </w:pPr>
       <w:r>
@@ -10789,7 +10853,7 @@
         <w:pStyle w:val="Prrafodelista"/>
         <w:numPr>
           <w:ilvl w:val="0"/>
-          <w:numId w:val="48"/>
+          <w:numId w:val="42"/>
         </w:numPr>
       </w:pPr>
       <w:r>
@@ -10801,7 +10865,7 @@
         <w:pStyle w:val="Prrafodelista"/>
         <w:numPr>
           <w:ilvl w:val="0"/>
-          <w:numId w:val="48"/>
+          <w:numId w:val="42"/>
         </w:numPr>
       </w:pPr>
       <w:r>
@@ -10813,7 +10877,7 @@
         <w:pStyle w:val="Prrafodelista"/>
         <w:numPr>
           <w:ilvl w:val="0"/>
-          <w:numId w:val="48"/>
+          <w:numId w:val="42"/>
         </w:numPr>
       </w:pPr>
       <w:r>
@@ -10838,7 +10902,7 @@
       <w:pPr>
         <w:pStyle w:val="Ttulo1"/>
       </w:pPr>
-      <w:bookmarkStart w:id="4" w:name="_Toc236250689"/>
+      <w:bookmarkStart w:id="4" w:name="_Toc236749540"/>
       <w:r>
         <w:rPr>
           <w:rStyle w:val="Extranjerismo"/>
@@ -13945,7 +14009,7 @@
       <w:pPr>
         <w:pStyle w:val="Ttulo1"/>
       </w:pPr>
-      <w:bookmarkStart w:id="5" w:name="_Toc236250690"/>
+      <w:bookmarkStart w:id="5" w:name="_Toc236749541"/>
       <w:r>
         <w:rPr>
           <w:rStyle w:val="Extranjerismo"/>
@@ -14909,7 +14973,7 @@
       <w:pPr>
         <w:pStyle w:val="Ttulo1"/>
       </w:pPr>
-      <w:bookmarkStart w:id="6" w:name="_Toc236250691"/>
+      <w:bookmarkStart w:id="6" w:name="_Toc236749542"/>
       <w:r>
         <w:rPr>
           <w:rStyle w:val="Extranjerismo"/>
@@ -17883,7 +17947,7 @@
         <w:pStyle w:val="Prrafodelista"/>
         <w:numPr>
           <w:ilvl w:val="0"/>
-          <w:numId w:val="50"/>
+          <w:numId w:val="43"/>
         </w:numPr>
         <w:rPr>
           <w:rStyle w:val="Extranjerismo"/>
@@ -17901,7 +17965,7 @@
         <w:pStyle w:val="Prrafodelista"/>
         <w:numPr>
           <w:ilvl w:val="0"/>
-          <w:numId w:val="50"/>
+          <w:numId w:val="43"/>
         </w:numPr>
         <w:rPr>
           <w:rStyle w:val="Extranjerismo"/>
@@ -17928,6 +17992,72 @@
           <w:bCs/>
         </w:rPr>
         <w:t>En textos con consejos (por ejemplo, artículos de revistas, folletos):</w:t>
+      </w:r>
+    </w:p>
+    <w:p>
+      <w:pPr>
+        <w:pStyle w:val="Prrafodelista"/>
+        <w:numPr>
+          <w:ilvl w:val="0"/>
+          <w:numId w:val="28"/>
+        </w:numPr>
+      </w:pPr>
+      <w:r>
+        <w:t>Espere hasta que conozca un poco a la gente.</w:t>
+      </w:r>
+    </w:p>
+    <w:p>
+      <w:pPr>
+        <w:pStyle w:val="Prrafodelista"/>
+        <w:numPr>
+          <w:ilvl w:val="0"/>
+          <w:numId w:val="28"/>
+        </w:numPr>
+      </w:pPr>
+      <w:r>
+        <w:t>Demuestre que quiere aprender y trabajar duro.</w:t>
+      </w:r>
+    </w:p>
+    <w:p>
+      <w:pPr>
+        <w:pStyle w:val="Prrafodelista"/>
+        <w:ind w:left="1429" w:firstLine="0"/>
+      </w:pPr>
+    </w:p>
+    <w:p>
+      <w:pPr>
+        <w:pStyle w:val="Prrafodelista"/>
+        <w:numPr>
+          <w:ilvl w:val="0"/>
+          <w:numId w:val="22"/>
+        </w:numPr>
+        <w:rPr>
+          <w:rStyle w:val="Extranjerismo"/>
+          <w:b/>
+          <w:bCs/>
+        </w:rPr>
+      </w:pPr>
+      <w:r>
+        <w:rPr>
+          <w:rStyle w:val="Extranjerismo"/>
+          <w:b/>
+          <w:bCs/>
+        </w:rPr>
+        <w:t>Using imperative in speaking</w:t>
+      </w:r>
+    </w:p>
+    <w:p>
+      <w:pPr>
+        <w:ind w:left="360"/>
+      </w:pPr>
+      <w:r>
+        <w:rPr>
+          <w:rStyle w:val="Extranjerismo"/>
+        </w:rPr>
+        <w:t>Imperatives are common in classrooms and demonstration</w:t>
+      </w:r>
+      <w:r>
+        <w:t>s:</w:t>
       </w:r>
     </w:p>
     <w:p>
@@ -17937,9 +18067,15 @@
           <w:ilvl w:val="0"/>
           <w:numId w:val="29"/>
         </w:numPr>
-      </w:pPr>
-      <w:r>
-        <w:t>Espere hasta que conozca un poco a la gente.</w:t>
+        <w:rPr>
+          <w:rStyle w:val="Extranjerismo"/>
+        </w:rPr>
+      </w:pPr>
+      <w:r>
+        <w:rPr>
+          <w:rStyle w:val="Extranjerismo"/>
+        </w:rPr>
+        <w:t>Listen to the conversation.</w:t>
       </w:r>
     </w:p>
     <w:p>
@@ -17949,15 +18085,83 @@
           <w:ilvl w:val="0"/>
           <w:numId w:val="29"/>
         </w:numPr>
-      </w:pPr>
-      <w:r>
-        <w:t>Demuestre que quiere aprender y trabajar duro.</w:t>
+        <w:rPr>
+          <w:rStyle w:val="Extranjerismo"/>
+        </w:rPr>
+      </w:pPr>
+      <w:r>
+        <w:rPr>
+          <w:rStyle w:val="Extranjerismo"/>
+        </w:rPr>
+        <w:t>Don’t open your books.</w:t>
       </w:r>
     </w:p>
     <w:p>
       <w:pPr>
         <w:pStyle w:val="Prrafodelista"/>
-        <w:ind w:left="1429" w:firstLine="0"/>
+        <w:numPr>
+          <w:ilvl w:val="0"/>
+          <w:numId w:val="29"/>
+        </w:numPr>
+        <w:rPr>
+          <w:rStyle w:val="Extranjerismo"/>
+        </w:rPr>
+      </w:pPr>
+      <w:r>
+        <w:rPr>
+          <w:rStyle w:val="Extranjerismo"/>
+        </w:rPr>
+        <w:t>Turn on the computer and enter the password.</w:t>
+      </w:r>
+    </w:p>
+    <w:p>
+      <w:pPr>
+        <w:ind w:left="360"/>
+      </w:pPr>
+      <w:r>
+        <w:t>Los imperativos son comunes en las aulas y demostraciones:</w:t>
+      </w:r>
+    </w:p>
+    <w:p>
+      <w:pPr>
+        <w:pStyle w:val="Prrafodelista"/>
+        <w:numPr>
+          <w:ilvl w:val="0"/>
+          <w:numId w:val="30"/>
+        </w:numPr>
+      </w:pPr>
+      <w:r>
+        <w:t>Escuche la conversación.</w:t>
+      </w:r>
+    </w:p>
+    <w:p>
+      <w:pPr>
+        <w:pStyle w:val="Prrafodelista"/>
+        <w:numPr>
+          <w:ilvl w:val="0"/>
+          <w:numId w:val="30"/>
+        </w:numPr>
+      </w:pPr>
+      <w:r>
+        <w:t>No abra sus libros.</w:t>
+      </w:r>
+    </w:p>
+    <w:p>
+      <w:pPr>
+        <w:pStyle w:val="Prrafodelista"/>
+        <w:numPr>
+          <w:ilvl w:val="0"/>
+          <w:numId w:val="30"/>
+        </w:numPr>
+      </w:pPr>
+      <w:r>
+        <w:t>Encienda la computadora e ingrese la contraseña.</w:t>
+      </w:r>
+    </w:p>
+    <w:p>
+      <w:pPr>
+        <w:pStyle w:val="Prrafodelista"/>
+        <w:ind w:left="1776" w:firstLine="0"/>
       </w:pPr>
     </w:p>
     <w:p>
@@ -17979,83 +18183,7 @@
           <w:b/>
           <w:bCs/>
         </w:rPr>
-        <w:t>Using imperative in speaking</w:t>
-      </w:r>
-    </w:p>
-    <w:p>
-      <w:pPr>
-        <w:ind w:left="360"/>
-      </w:pPr>
-      <w:r>
-        <w:rPr>
-          <w:rStyle w:val="Extranjerismo"/>
-        </w:rPr>
-        <w:t>Imperatives are common in classrooms and demonstration</w:t>
-      </w:r>
-      <w:r>
-        <w:t>s:</w:t>
-      </w:r>
-    </w:p>
-    <w:p>
-      <w:pPr>
-        <w:pStyle w:val="Prrafodelista"/>
-        <w:numPr>
-          <w:ilvl w:val="0"/>
-          <w:numId w:val="30"/>
-        </w:numPr>
-        <w:rPr>
-          <w:rStyle w:val="Extranjerismo"/>
-        </w:rPr>
-      </w:pPr>
-      <w:r>
-        <w:rPr>
-          <w:rStyle w:val="Extranjerismo"/>
-        </w:rPr>
-        <w:t>Listen to the conversation.</w:t>
-      </w:r>
-    </w:p>
-    <w:p>
-      <w:pPr>
-        <w:pStyle w:val="Prrafodelista"/>
-        <w:numPr>
-          <w:ilvl w:val="0"/>
-          <w:numId w:val="30"/>
-        </w:numPr>
-        <w:rPr>
-          <w:rStyle w:val="Extranjerismo"/>
-        </w:rPr>
-      </w:pPr>
-      <w:r>
-        <w:rPr>
-          <w:rStyle w:val="Extranjerismo"/>
-        </w:rPr>
-        <w:t>Don’t open your books.</w:t>
-      </w:r>
-    </w:p>
-    <w:p>
-      <w:pPr>
-        <w:pStyle w:val="Prrafodelista"/>
-        <w:numPr>
-          <w:ilvl w:val="0"/>
-          <w:numId w:val="30"/>
-        </w:numPr>
-        <w:rPr>
-          <w:rStyle w:val="Extranjerismo"/>
-        </w:rPr>
-      </w:pPr>
-      <w:r>
-        <w:rPr>
-          <w:rStyle w:val="Extranjerismo"/>
-        </w:rPr>
-        <w:t>Turn on the computer and enter the password.</w:t>
-      </w:r>
-    </w:p>
-    <w:p>
-      <w:pPr>
-        <w:ind w:left="360"/>
-      </w:pPr>
-      <w:r>
-        <w:t>Los imperativos son comunes en las aulas y demostraciones:</w:t>
+        <w:t>You can use imperatives to give directions:</w:t>
       </w:r>
     </w:p>
     <w:p>
@@ -18065,9 +18193,15 @@
           <w:ilvl w:val="0"/>
           <w:numId w:val="31"/>
         </w:numPr>
-      </w:pPr>
-      <w:r>
-        <w:t>Escuche la conversación.</w:t>
+        <w:rPr>
+          <w:rStyle w:val="Extranjerismo"/>
+        </w:rPr>
+      </w:pPr>
+      <w:r>
+        <w:rPr>
+          <w:rStyle w:val="Extranjerismo"/>
+        </w:rPr>
+        <w:t>Make a left at the next traffic light.</w:t>
       </w:r>
     </w:p>
     <w:p>
@@ -18077,9 +18211,32 @@
           <w:ilvl w:val="0"/>
           <w:numId w:val="31"/>
         </w:numPr>
-      </w:pPr>
-      <w:r>
-        <w:t>No abra sus libros.</w:t>
+        <w:rPr>
+          <w:rStyle w:val="Extranjerismo"/>
+        </w:rPr>
+      </w:pPr>
+      <w:r>
+        <w:rPr>
+          <w:rStyle w:val="Extranjerismo"/>
+        </w:rPr>
+        <w:t>Don’t turn right.</w:t>
+      </w:r>
+    </w:p>
+    <w:p>
+      <w:pPr>
+        <w:ind w:left="360"/>
+        <w:rPr>
+          <w:b/>
+          <w:bCs/>
+        </w:rPr>
+      </w:pPr>
+      <w:r>
+        <w:rPr>
+          <w:b/>
+          <w:bCs/>
+        </w:rPr>
+        <w:lastRenderedPageBreak/>
+        <w:t>Puede usar imperativos para dar instrucciones:</w:t>
       </w:r>
     </w:p>
     <w:p>
@@ -18087,17 +18244,29 @@
         <w:pStyle w:val="Prrafodelista"/>
         <w:numPr>
           <w:ilvl w:val="0"/>
-          <w:numId w:val="31"/>
+          <w:numId w:val="44"/>
         </w:numPr>
       </w:pPr>
       <w:r>
-        <w:t>Encienda la computadora e ingrese la contraseña.</w:t>
+        <w:t>Gire a la izquierda en el siguiente semáforo.</w:t>
       </w:r>
     </w:p>
     <w:p>
       <w:pPr>
         <w:pStyle w:val="Prrafodelista"/>
-        <w:ind w:left="1776" w:firstLine="0"/>
+        <w:numPr>
+          <w:ilvl w:val="0"/>
+          <w:numId w:val="44"/>
+        </w:numPr>
+      </w:pPr>
+      <w:r>
+        <w:t>No gire a la derecha.</w:t>
+      </w:r>
+    </w:p>
+    <w:p>
+      <w:pPr>
+        <w:pStyle w:val="Prrafodelista"/>
+        <w:ind w:left="1429" w:firstLine="0"/>
       </w:pPr>
     </w:p>
     <w:p>
@@ -18119,7 +18288,7 @@
           <w:b/>
           <w:bCs/>
         </w:rPr>
-        <w:t>You can use imperatives to give directions:</w:t>
+        <w:t>You can use imperatives in common social expressions or offers:</w:t>
       </w:r>
     </w:p>
     <w:p>
@@ -18127,7 +18296,7 @@
         <w:pStyle w:val="Prrafodelista"/>
         <w:numPr>
           <w:ilvl w:val="0"/>
-          <w:numId w:val="32"/>
+          <w:numId w:val="45"/>
         </w:numPr>
         <w:rPr>
           <w:rStyle w:val="Extranjerismo"/>
@@ -18137,7 +18306,7 @@
         <w:rPr>
           <w:rStyle w:val="Extranjerismo"/>
         </w:rPr>
-        <w:t>Make a left at the next traffic light.</w:t>
+        <w:t>Have a good day.</w:t>
       </w:r>
     </w:p>
     <w:p>
@@ -18145,7 +18314,7 @@
         <w:pStyle w:val="Prrafodelista"/>
         <w:numPr>
           <w:ilvl w:val="0"/>
-          <w:numId w:val="32"/>
+          <w:numId w:val="45"/>
         </w:numPr>
         <w:rPr>
           <w:rStyle w:val="Extranjerismo"/>
@@ -18155,24 +18324,7 @@
         <w:rPr>
           <w:rStyle w:val="Extranjerismo"/>
         </w:rPr>
-        <w:t>Don’t turn right.</w:t>
-      </w:r>
-    </w:p>
-    <w:p>
-      <w:pPr>
-        <w:ind w:left="360"/>
-        <w:rPr>
-          <w:b/>
-          <w:bCs/>
-        </w:rPr>
-      </w:pPr>
-      <w:r>
-        <w:rPr>
-          <w:b/>
-          <w:bCs/>
-        </w:rPr>
-        <w:lastRenderedPageBreak/>
-        <w:t>Puede usar imperativos para dar instrucciones:</w:t>
+        <w:t>Take care.</w:t>
       </w:r>
     </w:p>
     <w:p>
@@ -18180,11 +18332,25 @@
         <w:pStyle w:val="Prrafodelista"/>
         <w:numPr>
           <w:ilvl w:val="0"/>
-          <w:numId w:val="33"/>
+          <w:numId w:val="45"/>
         </w:numPr>
       </w:pPr>
       <w:r>
-        <w:t>Gire a la izquierda en el siguiente semáforo.</w:t>
+        <w:rPr>
+          <w:rStyle w:val="Extranjerismo"/>
+        </w:rPr>
+        <w:t>Have a cookie</w:t>
+      </w:r>
+      <w:r>
+        <w:t>.</w:t>
+      </w:r>
+    </w:p>
+    <w:p>
+      <w:pPr>
+        <w:ind w:left="360"/>
+      </w:pPr>
+      <w:r>
+        <w:t>Puede utilizar imperativos en expresiones sociales u ofertas comunes:</w:t>
       </w:r>
     </w:p>
     <w:p>
@@ -18192,39 +18358,23 @@
         <w:pStyle w:val="Prrafodelista"/>
         <w:numPr>
           <w:ilvl w:val="0"/>
-          <w:numId w:val="33"/>
+          <w:numId w:val="46"/>
         </w:numPr>
       </w:pPr>
       <w:r>
-        <w:t>No gire a la derecha.</w:t>
-      </w:r>
-    </w:p>
-    <w:p>
-      <w:pPr>
-        <w:pStyle w:val="Prrafodelista"/>
-        <w:ind w:left="1429" w:firstLine="0"/>
-      </w:pPr>
+        <w:t>Que tenga un buen día.</w:t>
+      </w:r>
     </w:p>
     <w:p>
       <w:pPr>
         <w:pStyle w:val="Prrafodelista"/>
         <w:numPr>
           <w:ilvl w:val="0"/>
-          <w:numId w:val="22"/>
+          <w:numId w:val="46"/>
         </w:numPr>
-        <w:rPr>
-          <w:rStyle w:val="Extranjerismo"/>
-          <w:b/>
-          <w:bCs/>
-        </w:rPr>
-      </w:pPr>
-      <w:r>
-        <w:rPr>
-          <w:rStyle w:val="Extranjerismo"/>
-          <w:b/>
-          <w:bCs/>
-        </w:rPr>
-        <w:t>You can use imperatives in common social expressions or offers:</w:t>
+      </w:pPr>
+      <w:r>
+        <w:t>Cuídate.</w:t>
       </w:r>
     </w:p>
     <w:p>
@@ -18232,93 +18382,7 @@
         <w:pStyle w:val="Prrafodelista"/>
         <w:numPr>
           <w:ilvl w:val="0"/>
-          <w:numId w:val="34"/>
-        </w:numPr>
-        <w:rPr>
-          <w:rStyle w:val="Extranjerismo"/>
-        </w:rPr>
-      </w:pPr>
-      <w:r>
-        <w:rPr>
-          <w:rStyle w:val="Extranjerismo"/>
-        </w:rPr>
-        <w:t>Have a good day.</w:t>
-      </w:r>
-    </w:p>
-    <w:p>
-      <w:pPr>
-        <w:pStyle w:val="Prrafodelista"/>
-        <w:numPr>
-          <w:ilvl w:val="0"/>
-          <w:numId w:val="34"/>
-        </w:numPr>
-        <w:rPr>
-          <w:rStyle w:val="Extranjerismo"/>
-        </w:rPr>
-      </w:pPr>
-      <w:r>
-        <w:rPr>
-          <w:rStyle w:val="Extranjerismo"/>
-        </w:rPr>
-        <w:t>Take care.</w:t>
-      </w:r>
-    </w:p>
-    <w:p>
-      <w:pPr>
-        <w:pStyle w:val="Prrafodelista"/>
-        <w:numPr>
-          <w:ilvl w:val="0"/>
-          <w:numId w:val="34"/>
-        </w:numPr>
-      </w:pPr>
-      <w:r>
-        <w:rPr>
-          <w:rStyle w:val="Extranjerismo"/>
-        </w:rPr>
-        <w:t>Have a cookie</w:t>
-      </w:r>
-      <w:r>
-        <w:t>.</w:t>
-      </w:r>
-    </w:p>
-    <w:p>
-      <w:pPr>
-        <w:ind w:left="360"/>
-      </w:pPr>
-      <w:r>
-        <w:t>Puede utilizar imperativos en expresiones sociales u ofertas comunes:</w:t>
-      </w:r>
-    </w:p>
-    <w:p>
-      <w:pPr>
-        <w:pStyle w:val="Prrafodelista"/>
-        <w:numPr>
-          <w:ilvl w:val="0"/>
-          <w:numId w:val="35"/>
-        </w:numPr>
-      </w:pPr>
-      <w:r>
-        <w:t>Que tenga un buen día.</w:t>
-      </w:r>
-    </w:p>
-    <w:p>
-      <w:pPr>
-        <w:pStyle w:val="Prrafodelista"/>
-        <w:numPr>
-          <w:ilvl w:val="0"/>
-          <w:numId w:val="35"/>
-        </w:numPr>
-      </w:pPr>
-      <w:r>
-        <w:t>Cuídate.</w:t>
-      </w:r>
-    </w:p>
-    <w:p>
-      <w:pPr>
-        <w:pStyle w:val="Prrafodelista"/>
-        <w:numPr>
-          <w:ilvl w:val="0"/>
-          <w:numId w:val="35"/>
+          <w:numId w:val="46"/>
         </w:numPr>
       </w:pPr>
       <w:r>
@@ -18333,7 +18397,7 @@
           <w:u w:val="single"/>
         </w:rPr>
       </w:pPr>
-      <w:bookmarkStart w:id="7" w:name="_Toc236250692"/>
+      <w:bookmarkStart w:id="7" w:name="_Toc236749543"/>
       <w:r>
         <w:lastRenderedPageBreak/>
         <w:t>Síntesis</w:t>
@@ -18427,7 +18491,7 @@
       <w:pPr>
         <w:pStyle w:val="Titulosgenerales"/>
       </w:pPr>
-      <w:bookmarkStart w:id="8" w:name="_Toc236250693"/>
+      <w:bookmarkStart w:id="8" w:name="_Toc236749544"/>
       <w:r>
         <w:lastRenderedPageBreak/>
         <w:t>Glosario</w:t>
@@ -18765,7 +18829,7 @@
       <w:pPr>
         <w:pStyle w:val="Titulosgenerales"/>
       </w:pPr>
-      <w:bookmarkStart w:id="9" w:name="_Toc236250694"/>
+      <w:bookmarkStart w:id="9" w:name="_Toc236749545"/>
       <w:r>
         <w:lastRenderedPageBreak/>
         <w:t>Referencias bibliográficas</w:t>
@@ -18851,7 +18915,7 @@
       <w:pPr>
         <w:pStyle w:val="Titulosgenerales"/>
       </w:pPr>
-      <w:bookmarkStart w:id="10" w:name="_Toc236250695"/>
+      <w:bookmarkStart w:id="10" w:name="_Toc236749546"/>
       <w:r>
         <w:lastRenderedPageBreak/>
         <w:t>Créditos</w:t>
@@ -20266,92 +20330,6 @@
     </w:lvl>
   </w:abstractNum>
   <w:abstractNum w:abstractNumId="3" w15:restartNumberingAfterBreak="0">
-    <w:nsid w:val="07132131"/>
-    <w:multiLevelType w:val="hybridMultilevel"/>
-    <w:tmpl w:val="72744522"/>
-    <w:lvl w:ilvl="0" w:tplc="240A0015">
-      <w:start w:val="1"/>
-      <w:numFmt w:val="upperLetter"/>
-      <w:lvlText w:val="%1."/>
-      <w:lvlJc w:val="left"/>
-      <w:pPr>
-        <w:ind w:left="1429" w:hanging="360"/>
-      </w:pPr>
-    </w:lvl>
-    <w:lvl w:ilvl="1" w:tplc="240A0019" w:tentative="1">
-      <w:start w:val="1"/>
-      <w:numFmt w:val="lowerLetter"/>
-      <w:lvlText w:val="%2."/>
-      <w:lvlJc w:val="left"/>
-      <w:pPr>
-        <w:ind w:left="2149" w:hanging="360"/>
-      </w:pPr>
-    </w:lvl>
-    <w:lvl w:ilvl="2" w:tplc="240A001B" w:tentative="1">
-      <w:start w:val="1"/>
-      <w:numFmt w:val="lowerRoman"/>
-      <w:lvlText w:val="%3."/>
-      <w:lvlJc w:val="right"/>
-      <w:pPr>
-        <w:ind w:left="2869" w:hanging="180"/>
-      </w:pPr>
-    </w:lvl>
-    <w:lvl w:ilvl="3" w:tplc="240A000F" w:tentative="1">
-      <w:start w:val="1"/>
-      <w:numFmt w:val="decimal"/>
-      <w:lvlText w:val="%4."/>
-      <w:lvlJc w:val="left"/>
-      <w:pPr>
-        <w:ind w:left="3589" w:hanging="360"/>
-      </w:pPr>
-    </w:lvl>
-    <w:lvl w:ilvl="4" w:tplc="240A0019" w:tentative="1">
-      <w:start w:val="1"/>
-      <w:numFmt w:val="lowerLetter"/>
-      <w:lvlText w:val="%5."/>
-      <w:lvlJc w:val="left"/>
-      <w:pPr>
-        <w:ind w:left="4309" w:hanging="360"/>
-      </w:pPr>
-    </w:lvl>
-    <w:lvl w:ilvl="5" w:tplc="240A001B" w:tentative="1">
-      <w:start w:val="1"/>
-      <w:numFmt w:val="lowerRoman"/>
-      <w:lvlText w:val="%6."/>
-      <w:lvlJc w:val="right"/>
-      <w:pPr>
-        <w:ind w:left="5029" w:hanging="180"/>
-      </w:pPr>
-    </w:lvl>
-    <w:lvl w:ilvl="6" w:tplc="240A000F" w:tentative="1">
-      <w:start w:val="1"/>
-      <w:numFmt w:val="decimal"/>
-      <w:lvlText w:val="%7."/>
-      <w:lvlJc w:val="left"/>
-      <w:pPr>
-        <w:ind w:left="5749" w:hanging="360"/>
-      </w:pPr>
-    </w:lvl>
-    <w:lvl w:ilvl="7" w:tplc="240A0019" w:tentative="1">
-      <w:start w:val="1"/>
-      <w:numFmt w:val="lowerLetter"/>
-      <w:lvlText w:val="%8."/>
-      <w:lvlJc w:val="left"/>
-      <w:pPr>
-        <w:ind w:left="6469" w:hanging="360"/>
-      </w:pPr>
-    </w:lvl>
-    <w:lvl w:ilvl="8" w:tplc="240A001B" w:tentative="1">
-      <w:start w:val="1"/>
-      <w:numFmt w:val="lowerRoman"/>
-      <w:lvlText w:val="%9."/>
-      <w:lvlJc w:val="right"/>
-      <w:pPr>
-        <w:ind w:left="7189" w:hanging="180"/>
-      </w:pPr>
-    </w:lvl>
-  </w:abstractNum>
-  <w:abstractNum w:abstractNumId="4" w15:restartNumberingAfterBreak="0">
     <w:nsid w:val="0AA472C7"/>
     <w:multiLevelType w:val="hybridMultilevel"/>
     <w:tmpl w:val="F74A7E62"/>
@@ -20464,7 +20442,7 @@
       </w:rPr>
     </w:lvl>
   </w:abstractNum>
-  <w:abstractNum w:abstractNumId="5" w15:restartNumberingAfterBreak="0">
+  <w:abstractNum w:abstractNumId="4" w15:restartNumberingAfterBreak="0">
     <w:nsid w:val="0E464F3F"/>
     <w:multiLevelType w:val="hybridMultilevel"/>
     <w:tmpl w:val="EE32BCCC"/>
@@ -20550,7 +20528,7 @@
       </w:pPr>
     </w:lvl>
   </w:abstractNum>
-  <w:abstractNum w:abstractNumId="6" w15:restartNumberingAfterBreak="0">
+  <w:abstractNum w:abstractNumId="5" w15:restartNumberingAfterBreak="0">
     <w:nsid w:val="0F07285B"/>
     <w:multiLevelType w:val="hybridMultilevel"/>
     <w:tmpl w:val="D4D44F82"/>
@@ -20663,7 +20641,7 @@
       </w:rPr>
     </w:lvl>
   </w:abstractNum>
-  <w:abstractNum w:abstractNumId="7" w15:restartNumberingAfterBreak="0">
+  <w:abstractNum w:abstractNumId="6" w15:restartNumberingAfterBreak="0">
     <w:nsid w:val="0F6552F0"/>
     <w:multiLevelType w:val="hybridMultilevel"/>
     <w:tmpl w:val="0234E85A"/>
@@ -20776,7 +20754,7 @@
       </w:rPr>
     </w:lvl>
   </w:abstractNum>
-  <w:abstractNum w:abstractNumId="8" w15:restartNumberingAfterBreak="0">
+  <w:abstractNum w:abstractNumId="7" w15:restartNumberingAfterBreak="0">
     <w:nsid w:val="10E856BC"/>
     <w:multiLevelType w:val="hybridMultilevel"/>
     <w:tmpl w:val="5C86DF9C"/>
@@ -20786,7 +20764,7 @@
       <w:lvlText w:val=""/>
       <w:lvlJc w:val="left"/>
       <w:pPr>
-        <w:ind w:left="1776" w:hanging="360"/>
+        <w:ind w:left="1429" w:hanging="360"/>
       </w:pPr>
       <w:rPr>
         <w:rFonts w:ascii="Symbol" w:hAnsi="Symbol" w:hint="default"/>
@@ -20798,7 +20776,7 @@
       <w:lvlText w:val="o"/>
       <w:lvlJc w:val="left"/>
       <w:pPr>
-        <w:ind w:left="2496" w:hanging="360"/>
+        <w:ind w:left="2149" w:hanging="360"/>
       </w:pPr>
       <w:rPr>
         <w:rFonts w:ascii="Courier New" w:hAnsi="Courier New" w:cs="Courier New" w:hint="default"/>
@@ -20810,7 +20788,7 @@
       <w:lvlText w:val=""/>
       <w:lvlJc w:val="left"/>
       <w:pPr>
-        <w:ind w:left="3216" w:hanging="360"/>
+        <w:ind w:left="2869" w:hanging="360"/>
       </w:pPr>
       <w:rPr>
         <w:rFonts w:ascii="Wingdings" w:hAnsi="Wingdings" w:hint="default"/>
@@ -20822,7 +20800,7 @@
       <w:lvlText w:val=""/>
       <w:lvlJc w:val="left"/>
       <w:pPr>
-        <w:ind w:left="3936" w:hanging="360"/>
+        <w:ind w:left="3589" w:hanging="360"/>
       </w:pPr>
       <w:rPr>
         <w:rFonts w:ascii="Symbol" w:hAnsi="Symbol" w:hint="default"/>
@@ -20834,7 +20812,7 @@
       <w:lvlText w:val="o"/>
       <w:lvlJc w:val="left"/>
       <w:pPr>
-        <w:ind w:left="4656" w:hanging="360"/>
+        <w:ind w:left="4309" w:hanging="360"/>
       </w:pPr>
       <w:rPr>
         <w:rFonts w:ascii="Courier New" w:hAnsi="Courier New" w:cs="Courier New" w:hint="default"/>
@@ -20846,7 +20824,7 @@
       <w:lvlText w:val=""/>
       <w:lvlJc w:val="left"/>
       <w:pPr>
-        <w:ind w:left="5376" w:hanging="360"/>
+        <w:ind w:left="5029" w:hanging="360"/>
       </w:pPr>
       <w:rPr>
         <w:rFonts w:ascii="Wingdings" w:hAnsi="Wingdings" w:hint="default"/>
@@ -20858,7 +20836,7 @@
       <w:lvlText w:val=""/>
       <w:lvlJc w:val="left"/>
       <w:pPr>
-        <w:ind w:left="6096" w:hanging="360"/>
+        <w:ind w:left="5749" w:hanging="360"/>
       </w:pPr>
       <w:rPr>
         <w:rFonts w:ascii="Symbol" w:hAnsi="Symbol" w:hint="default"/>
@@ -20870,7 +20848,7 @@
       <w:lvlText w:val="o"/>
       <w:lvlJc w:val="left"/>
       <w:pPr>
-        <w:ind w:left="6816" w:hanging="360"/>
+        <w:ind w:left="6469" w:hanging="360"/>
       </w:pPr>
       <w:rPr>
         <w:rFonts w:ascii="Courier New" w:hAnsi="Courier New" w:cs="Courier New" w:hint="default"/>
@@ -20882,14 +20860,14 @@
       <w:lvlText w:val=""/>
       <w:lvlJc w:val="left"/>
       <w:pPr>
-        <w:ind w:left="7536" w:hanging="360"/>
+        <w:ind w:left="7189" w:hanging="360"/>
       </w:pPr>
       <w:rPr>
         <w:rFonts w:ascii="Wingdings" w:hAnsi="Wingdings" w:hint="default"/>
       </w:rPr>
     </w:lvl>
   </w:abstractNum>
-  <w:abstractNum w:abstractNumId="9" w15:restartNumberingAfterBreak="0">
+  <w:abstractNum w:abstractNumId="8" w15:restartNumberingAfterBreak="0">
     <w:nsid w:val="13E165AE"/>
     <w:multiLevelType w:val="hybridMultilevel"/>
     <w:tmpl w:val="0BAAC942"/>
@@ -20899,7 +20877,7 @@
       <w:lvlText w:val=""/>
       <w:lvlJc w:val="left"/>
       <w:pPr>
-        <w:ind w:left="1776" w:hanging="360"/>
+        <w:ind w:left="1429" w:hanging="360"/>
       </w:pPr>
       <w:rPr>
         <w:rFonts w:ascii="Symbol" w:hAnsi="Symbol" w:hint="default"/>
@@ -20911,7 +20889,7 @@
       <w:lvlText w:val="o"/>
       <w:lvlJc w:val="left"/>
       <w:pPr>
-        <w:ind w:left="2496" w:hanging="360"/>
+        <w:ind w:left="2149" w:hanging="360"/>
       </w:pPr>
       <w:rPr>
         <w:rFonts w:ascii="Courier New" w:hAnsi="Courier New" w:cs="Courier New" w:hint="default"/>
@@ -20923,7 +20901,7 @@
       <w:lvlText w:val=""/>
       <w:lvlJc w:val="left"/>
       <w:pPr>
-        <w:ind w:left="3216" w:hanging="360"/>
+        <w:ind w:left="2869" w:hanging="360"/>
       </w:pPr>
       <w:rPr>
         <w:rFonts w:ascii="Wingdings" w:hAnsi="Wingdings" w:hint="default"/>
@@ -20935,7 +20913,7 @@
       <w:lvlText w:val=""/>
       <w:lvlJc w:val="left"/>
       <w:pPr>
-        <w:ind w:left="3936" w:hanging="360"/>
+        <w:ind w:left="3589" w:hanging="360"/>
       </w:pPr>
       <w:rPr>
         <w:rFonts w:ascii="Symbol" w:hAnsi="Symbol" w:hint="default"/>
@@ -20947,7 +20925,7 @@
       <w:lvlText w:val="o"/>
       <w:lvlJc w:val="left"/>
       <w:pPr>
-        <w:ind w:left="4656" w:hanging="360"/>
+        <w:ind w:left="4309" w:hanging="360"/>
       </w:pPr>
       <w:rPr>
         <w:rFonts w:ascii="Courier New" w:hAnsi="Courier New" w:cs="Courier New" w:hint="default"/>
@@ -20959,7 +20937,7 @@
       <w:lvlText w:val=""/>
       <w:lvlJc w:val="left"/>
       <w:pPr>
-        <w:ind w:left="5376" w:hanging="360"/>
+        <w:ind w:left="5029" w:hanging="360"/>
       </w:pPr>
       <w:rPr>
         <w:rFonts w:ascii="Wingdings" w:hAnsi="Wingdings" w:hint="default"/>
@@ -20971,7 +20949,7 @@
       <w:lvlText w:val=""/>
       <w:lvlJc w:val="left"/>
       <w:pPr>
-        <w:ind w:left="6096" w:hanging="360"/>
+        <w:ind w:left="5749" w:hanging="360"/>
       </w:pPr>
       <w:rPr>
         <w:rFonts w:ascii="Symbol" w:hAnsi="Symbol" w:hint="default"/>
@@ -20983,7 +20961,7 @@
       <w:lvlText w:val="o"/>
       <w:lvlJc w:val="left"/>
       <w:pPr>
-        <w:ind w:left="6816" w:hanging="360"/>
+        <w:ind w:left="6469" w:hanging="360"/>
       </w:pPr>
       <w:rPr>
         <w:rFonts w:ascii="Courier New" w:hAnsi="Courier New" w:cs="Courier New" w:hint="default"/>
@@ -20995,14 +20973,14 @@
       <w:lvlText w:val=""/>
       <w:lvlJc w:val="left"/>
       <w:pPr>
-        <w:ind w:left="7536" w:hanging="360"/>
+        <w:ind w:left="7189" w:hanging="360"/>
       </w:pPr>
       <w:rPr>
         <w:rFonts w:ascii="Wingdings" w:hAnsi="Wingdings" w:hint="default"/>
       </w:rPr>
     </w:lvl>
   </w:abstractNum>
-  <w:abstractNum w:abstractNumId="10" w15:restartNumberingAfterBreak="0">
+  <w:abstractNum w:abstractNumId="9" w15:restartNumberingAfterBreak="0">
     <w:nsid w:val="14E01191"/>
     <w:multiLevelType w:val="hybridMultilevel"/>
     <w:tmpl w:val="321A6366"/>
@@ -21115,7 +21093,7 @@
       </w:rPr>
     </w:lvl>
   </w:abstractNum>
-  <w:abstractNum w:abstractNumId="11" w15:restartNumberingAfterBreak="0">
+  <w:abstractNum w:abstractNumId="10" w15:restartNumberingAfterBreak="0">
     <w:nsid w:val="15627B5F"/>
     <w:multiLevelType w:val="hybridMultilevel"/>
     <w:tmpl w:val="CB02C7E6"/>
@@ -21228,7 +21206,7 @@
       </w:rPr>
     </w:lvl>
   </w:abstractNum>
-  <w:abstractNum w:abstractNumId="12" w15:restartNumberingAfterBreak="0">
+  <w:abstractNum w:abstractNumId="11" w15:restartNumberingAfterBreak="0">
     <w:nsid w:val="17A710D1"/>
     <w:multiLevelType w:val="hybridMultilevel"/>
     <w:tmpl w:val="B14669D0"/>
@@ -21341,7 +21319,7 @@
       </w:rPr>
     </w:lvl>
   </w:abstractNum>
-  <w:abstractNum w:abstractNumId="13" w15:restartNumberingAfterBreak="0">
+  <w:abstractNum w:abstractNumId="12" w15:restartNumberingAfterBreak="0">
     <w:nsid w:val="191C0A51"/>
     <w:multiLevelType w:val="hybridMultilevel"/>
     <w:tmpl w:val="DAA0D8B2"/>
@@ -21454,7 +21432,7 @@
       </w:rPr>
     </w:lvl>
   </w:abstractNum>
-  <w:abstractNum w:abstractNumId="14" w15:restartNumberingAfterBreak="0">
+  <w:abstractNum w:abstractNumId="13" w15:restartNumberingAfterBreak="0">
     <w:nsid w:val="1B177954"/>
     <w:multiLevelType w:val="hybridMultilevel"/>
     <w:tmpl w:val="9ECC5EA6"/>
@@ -21567,7 +21545,7 @@
       </w:rPr>
     </w:lvl>
   </w:abstractNum>
-  <w:abstractNum w:abstractNumId="15" w15:restartNumberingAfterBreak="0">
+  <w:abstractNum w:abstractNumId="14" w15:restartNumberingAfterBreak="0">
     <w:nsid w:val="1BF675A7"/>
     <w:multiLevelType w:val="hybridMultilevel"/>
     <w:tmpl w:val="9EE077EA"/>
@@ -21680,7 +21658,7 @@
       </w:rPr>
     </w:lvl>
   </w:abstractNum>
-  <w:abstractNum w:abstractNumId="16" w15:restartNumberingAfterBreak="0">
+  <w:abstractNum w:abstractNumId="15" w15:restartNumberingAfterBreak="0">
     <w:nsid w:val="1E125444"/>
     <w:multiLevelType w:val="hybridMultilevel"/>
     <w:tmpl w:val="0A4EA5F0"/>
@@ -21793,120 +21771,7 @@
       </w:rPr>
     </w:lvl>
   </w:abstractNum>
-  <w:abstractNum w:abstractNumId="17" w15:restartNumberingAfterBreak="0">
-    <w:nsid w:val="20533D8A"/>
-    <w:multiLevelType w:val="hybridMultilevel"/>
-    <w:tmpl w:val="12B4FC7E"/>
-    <w:lvl w:ilvl="0" w:tplc="240A0001">
-      <w:start w:val="1"/>
-      <w:numFmt w:val="bullet"/>
-      <w:lvlText w:val=""/>
-      <w:lvlJc w:val="left"/>
-      <w:pPr>
-        <w:ind w:left="1776" w:hanging="360"/>
-      </w:pPr>
-      <w:rPr>
-        <w:rFonts w:ascii="Symbol" w:hAnsi="Symbol" w:hint="default"/>
-      </w:rPr>
-    </w:lvl>
-    <w:lvl w:ilvl="1" w:tplc="240A0003" w:tentative="1">
-      <w:start w:val="1"/>
-      <w:numFmt w:val="bullet"/>
-      <w:lvlText w:val="o"/>
-      <w:lvlJc w:val="left"/>
-      <w:pPr>
-        <w:ind w:left="2496" w:hanging="360"/>
-      </w:pPr>
-      <w:rPr>
-        <w:rFonts w:ascii="Courier New" w:hAnsi="Courier New" w:cs="Courier New" w:hint="default"/>
-      </w:rPr>
-    </w:lvl>
-    <w:lvl w:ilvl="2" w:tplc="240A0005" w:tentative="1">
-      <w:start w:val="1"/>
-      <w:numFmt w:val="bullet"/>
-      <w:lvlText w:val=""/>
-      <w:lvlJc w:val="left"/>
-      <w:pPr>
-        <w:ind w:left="3216" w:hanging="360"/>
-      </w:pPr>
-      <w:rPr>
-        <w:rFonts w:ascii="Wingdings" w:hAnsi="Wingdings" w:hint="default"/>
-      </w:rPr>
-    </w:lvl>
-    <w:lvl w:ilvl="3" w:tplc="240A0001" w:tentative="1">
-      <w:start w:val="1"/>
-      <w:numFmt w:val="bullet"/>
-      <w:lvlText w:val=""/>
-      <w:lvlJc w:val="left"/>
-      <w:pPr>
-        <w:ind w:left="3936" w:hanging="360"/>
-      </w:pPr>
-      <w:rPr>
-        <w:rFonts w:ascii="Symbol" w:hAnsi="Symbol" w:hint="default"/>
-      </w:rPr>
-    </w:lvl>
-    <w:lvl w:ilvl="4" w:tplc="240A0003" w:tentative="1">
-      <w:start w:val="1"/>
-      <w:numFmt w:val="bullet"/>
-      <w:lvlText w:val="o"/>
-      <w:lvlJc w:val="left"/>
-      <w:pPr>
-        <w:ind w:left="4656" w:hanging="360"/>
-      </w:pPr>
-      <w:rPr>
-        <w:rFonts w:ascii="Courier New" w:hAnsi="Courier New" w:cs="Courier New" w:hint="default"/>
-      </w:rPr>
-    </w:lvl>
-    <w:lvl w:ilvl="5" w:tplc="240A0005" w:tentative="1">
-      <w:start w:val="1"/>
-      <w:numFmt w:val="bullet"/>
-      <w:lvlText w:val=""/>
-      <w:lvlJc w:val="left"/>
-      <w:pPr>
-        <w:ind w:left="5376" w:hanging="360"/>
-      </w:pPr>
-      <w:rPr>
-        <w:rFonts w:ascii="Wingdings" w:hAnsi="Wingdings" w:hint="default"/>
-      </w:rPr>
-    </w:lvl>
-    <w:lvl w:ilvl="6" w:tplc="240A0001" w:tentative="1">
-      <w:start w:val="1"/>
-      <w:numFmt w:val="bullet"/>
-      <w:lvlText w:val=""/>
-      <w:lvlJc w:val="left"/>
-      <w:pPr>
-        <w:ind w:left="6096" w:hanging="360"/>
-      </w:pPr>
-      <w:rPr>
-        <w:rFonts w:ascii="Symbol" w:hAnsi="Symbol" w:hint="default"/>
-      </w:rPr>
-    </w:lvl>
-    <w:lvl w:ilvl="7" w:tplc="240A0003" w:tentative="1">
-      <w:start w:val="1"/>
-      <w:numFmt w:val="bullet"/>
-      <w:lvlText w:val="o"/>
-      <w:lvlJc w:val="left"/>
-      <w:pPr>
-        <w:ind w:left="6816" w:hanging="360"/>
-      </w:pPr>
-      <w:rPr>
-        <w:rFonts w:ascii="Courier New" w:hAnsi="Courier New" w:cs="Courier New" w:hint="default"/>
-      </w:rPr>
-    </w:lvl>
-    <w:lvl w:ilvl="8" w:tplc="240A0005" w:tentative="1">
-      <w:start w:val="1"/>
-      <w:numFmt w:val="bullet"/>
-      <w:lvlText w:val=""/>
-      <w:lvlJc w:val="left"/>
-      <w:pPr>
-        <w:ind w:left="7536" w:hanging="360"/>
-      </w:pPr>
-      <w:rPr>
-        <w:rFonts w:ascii="Wingdings" w:hAnsi="Wingdings" w:hint="default"/>
-      </w:rPr>
-    </w:lvl>
-  </w:abstractNum>
-  <w:abstractNum w:abstractNumId="18" w15:restartNumberingAfterBreak="0">
+  <w:abstractNum w:abstractNumId="16" w15:restartNumberingAfterBreak="0">
     <w:nsid w:val="20EF26E3"/>
     <w:multiLevelType w:val="hybridMultilevel"/>
     <w:tmpl w:val="0B40E11A"/>
@@ -22019,7 +21884,120 @@
       </w:rPr>
     </w:lvl>
   </w:abstractNum>
-  <w:abstractNum w:abstractNumId="19" w15:restartNumberingAfterBreak="0">
+  <w:abstractNum w:abstractNumId="17" w15:restartNumberingAfterBreak="0">
+    <w:nsid w:val="25931EE1"/>
+    <w:multiLevelType w:val="hybridMultilevel"/>
+    <w:tmpl w:val="ABB49CA8"/>
+    <w:lvl w:ilvl="0" w:tplc="240A0001">
+      <w:start w:val="1"/>
+      <w:numFmt w:val="bullet"/>
+      <w:lvlText w:val=""/>
+      <w:lvlJc w:val="left"/>
+      <w:pPr>
+        <w:ind w:left="1429" w:hanging="360"/>
+      </w:pPr>
+      <w:rPr>
+        <w:rFonts w:ascii="Symbol" w:hAnsi="Symbol" w:hint="default"/>
+      </w:rPr>
+    </w:lvl>
+    <w:lvl w:ilvl="1" w:tplc="240A0003" w:tentative="1">
+      <w:start w:val="1"/>
+      <w:numFmt w:val="bullet"/>
+      <w:lvlText w:val="o"/>
+      <w:lvlJc w:val="left"/>
+      <w:pPr>
+        <w:ind w:left="2149" w:hanging="360"/>
+      </w:pPr>
+      <w:rPr>
+        <w:rFonts w:ascii="Courier New" w:hAnsi="Courier New" w:cs="Courier New" w:hint="default"/>
+      </w:rPr>
+    </w:lvl>
+    <w:lvl w:ilvl="2" w:tplc="240A0005" w:tentative="1">
+      <w:start w:val="1"/>
+      <w:numFmt w:val="bullet"/>
+      <w:lvlText w:val=""/>
+      <w:lvlJc w:val="left"/>
+      <w:pPr>
+        <w:ind w:left="2869" w:hanging="360"/>
+      </w:pPr>
+      <w:rPr>
+        <w:rFonts w:ascii="Wingdings" w:hAnsi="Wingdings" w:hint="default"/>
+      </w:rPr>
+    </w:lvl>
+    <w:lvl w:ilvl="3" w:tplc="240A0001" w:tentative="1">
+      <w:start w:val="1"/>
+      <w:numFmt w:val="bullet"/>
+      <w:lvlText w:val=""/>
+      <w:lvlJc w:val="left"/>
+      <w:pPr>
+        <w:ind w:left="3589" w:hanging="360"/>
+      </w:pPr>
+      <w:rPr>
+        <w:rFonts w:ascii="Symbol" w:hAnsi="Symbol" w:hint="default"/>
+      </w:rPr>
+    </w:lvl>
+    <w:lvl w:ilvl="4" w:tplc="240A0003" w:tentative="1">
+      <w:start w:val="1"/>
+      <w:numFmt w:val="bullet"/>
+      <w:lvlText w:val="o"/>
+      <w:lvlJc w:val="left"/>
+      <w:pPr>
+        <w:ind w:left="4309" w:hanging="360"/>
+      </w:pPr>
+      <w:rPr>
+        <w:rFonts w:ascii="Courier New" w:hAnsi="Courier New" w:cs="Courier New" w:hint="default"/>
+      </w:rPr>
+    </w:lvl>
+    <w:lvl w:ilvl="5" w:tplc="240A0005" w:tentative="1">
+      <w:start w:val="1"/>
+      <w:numFmt w:val="bullet"/>
+      <w:lvlText w:val=""/>
+      <w:lvlJc w:val="left"/>
+      <w:pPr>
+        <w:ind w:left="5029" w:hanging="360"/>
+      </w:pPr>
+      <w:rPr>
+        <w:rFonts w:ascii="Wingdings" w:hAnsi="Wingdings" w:hint="default"/>
+      </w:rPr>
+    </w:lvl>
+    <w:lvl w:ilvl="6" w:tplc="240A0001" w:tentative="1">
+      <w:start w:val="1"/>
+      <w:numFmt w:val="bullet"/>
+      <w:lvlText w:val=""/>
+      <w:lvlJc w:val="left"/>
+      <w:pPr>
+        <w:ind w:left="5749" w:hanging="360"/>
+      </w:pPr>
+      <w:rPr>
+        <w:rFonts w:ascii="Symbol" w:hAnsi="Symbol" w:hint="default"/>
+      </w:rPr>
+    </w:lvl>
+    <w:lvl w:ilvl="7" w:tplc="240A0003" w:tentative="1">
+      <w:start w:val="1"/>
+      <w:numFmt w:val="bullet"/>
+      <w:lvlText w:val="o"/>
+      <w:lvlJc w:val="left"/>
+      <w:pPr>
+        <w:ind w:left="6469" w:hanging="360"/>
+      </w:pPr>
+      <w:rPr>
+        <w:rFonts w:ascii="Courier New" w:hAnsi="Courier New" w:cs="Courier New" w:hint="default"/>
+      </w:rPr>
+    </w:lvl>
+    <w:lvl w:ilvl="8" w:tplc="240A0005" w:tentative="1">
+      <w:start w:val="1"/>
+      <w:numFmt w:val="bullet"/>
+      <w:lvlText w:val=""/>
+      <w:lvlJc w:val="left"/>
+      <w:pPr>
+        <w:ind w:left="7189" w:hanging="360"/>
+      </w:pPr>
+      <w:rPr>
+        <w:rFonts w:ascii="Wingdings" w:hAnsi="Wingdings" w:hint="default"/>
+      </w:rPr>
+    </w:lvl>
+  </w:abstractNum>
+  <w:abstractNum w:abstractNumId="18" w15:restartNumberingAfterBreak="0">
     <w:nsid w:val="27412B07"/>
     <w:multiLevelType w:val="hybridMultilevel"/>
     <w:tmpl w:val="9FDADF5E"/>
@@ -22110,7 +22088,7 @@
       </w:pPr>
     </w:lvl>
   </w:abstractNum>
-  <w:abstractNum w:abstractNumId="20" w15:restartNumberingAfterBreak="0">
+  <w:abstractNum w:abstractNumId="19" w15:restartNumberingAfterBreak="0">
     <w:nsid w:val="27551AF7"/>
     <w:multiLevelType w:val="hybridMultilevel"/>
     <w:tmpl w:val="F17499A8"/>
@@ -22223,7 +22201,7 @@
       </w:rPr>
     </w:lvl>
   </w:abstractNum>
-  <w:abstractNum w:abstractNumId="21" w15:restartNumberingAfterBreak="0">
+  <w:abstractNum w:abstractNumId="20" w15:restartNumberingAfterBreak="0">
     <w:nsid w:val="27727AA2"/>
     <w:multiLevelType w:val="hybridMultilevel"/>
     <w:tmpl w:val="B97E8C42"/>
@@ -22336,120 +22314,7 @@
       </w:rPr>
     </w:lvl>
   </w:abstractNum>
-  <w:abstractNum w:abstractNumId="22" w15:restartNumberingAfterBreak="0">
-    <w:nsid w:val="284A5744"/>
-    <w:multiLevelType w:val="hybridMultilevel"/>
-    <w:tmpl w:val="4B0CA46A"/>
-    <w:lvl w:ilvl="0" w:tplc="240A0001">
-      <w:start w:val="1"/>
-      <w:numFmt w:val="bullet"/>
-      <w:lvlText w:val=""/>
-      <w:lvlJc w:val="left"/>
-      <w:pPr>
-        <w:ind w:left="1429" w:hanging="360"/>
-      </w:pPr>
-      <w:rPr>
-        <w:rFonts w:ascii="Symbol" w:hAnsi="Symbol" w:hint="default"/>
-      </w:rPr>
-    </w:lvl>
-    <w:lvl w:ilvl="1" w:tplc="240A0003" w:tentative="1">
-      <w:start w:val="1"/>
-      <w:numFmt w:val="bullet"/>
-      <w:lvlText w:val="o"/>
-      <w:lvlJc w:val="left"/>
-      <w:pPr>
-        <w:ind w:left="2149" w:hanging="360"/>
-      </w:pPr>
-      <w:rPr>
-        <w:rFonts w:ascii="Courier New" w:hAnsi="Courier New" w:cs="Courier New" w:hint="default"/>
-      </w:rPr>
-    </w:lvl>
-    <w:lvl w:ilvl="2" w:tplc="240A0005" w:tentative="1">
-      <w:start w:val="1"/>
-      <w:numFmt w:val="bullet"/>
-      <w:lvlText w:val=""/>
-      <w:lvlJc w:val="left"/>
-      <w:pPr>
-        <w:ind w:left="2869" w:hanging="360"/>
-      </w:pPr>
-      <w:rPr>
-        <w:rFonts w:ascii="Wingdings" w:hAnsi="Wingdings" w:hint="default"/>
-      </w:rPr>
-    </w:lvl>
-    <w:lvl w:ilvl="3" w:tplc="240A0001" w:tentative="1">
-      <w:start w:val="1"/>
-      <w:numFmt w:val="bullet"/>
-      <w:lvlText w:val=""/>
-      <w:lvlJc w:val="left"/>
-      <w:pPr>
-        <w:ind w:left="3589" w:hanging="360"/>
-      </w:pPr>
-      <w:rPr>
-        <w:rFonts w:ascii="Symbol" w:hAnsi="Symbol" w:hint="default"/>
-      </w:rPr>
-    </w:lvl>
-    <w:lvl w:ilvl="4" w:tplc="240A0003" w:tentative="1">
-      <w:start w:val="1"/>
-      <w:numFmt w:val="bullet"/>
-      <w:lvlText w:val="o"/>
-      <w:lvlJc w:val="left"/>
-      <w:pPr>
-        <w:ind w:left="4309" w:hanging="360"/>
-      </w:pPr>
-      <w:rPr>
-        <w:rFonts w:ascii="Courier New" w:hAnsi="Courier New" w:cs="Courier New" w:hint="default"/>
-      </w:rPr>
-    </w:lvl>
-    <w:lvl w:ilvl="5" w:tplc="240A0005" w:tentative="1">
-      <w:start w:val="1"/>
-      <w:numFmt w:val="bullet"/>
-      <w:lvlText w:val=""/>
-      <w:lvlJc w:val="left"/>
-      <w:pPr>
-        <w:ind w:left="5029" w:hanging="360"/>
-      </w:pPr>
-      <w:rPr>
-        <w:rFonts w:ascii="Wingdings" w:hAnsi="Wingdings" w:hint="default"/>
-      </w:rPr>
-    </w:lvl>
-    <w:lvl w:ilvl="6" w:tplc="240A0001" w:tentative="1">
-      <w:start w:val="1"/>
-      <w:numFmt w:val="bullet"/>
-      <w:lvlText w:val=""/>
-      <w:lvlJc w:val="left"/>
-      <w:pPr>
-        <w:ind w:left="5749" w:hanging="360"/>
-      </w:pPr>
-      <w:rPr>
-        <w:rFonts w:ascii="Symbol" w:hAnsi="Symbol" w:hint="default"/>
-      </w:rPr>
-    </w:lvl>
-    <w:lvl w:ilvl="7" w:tplc="240A0003" w:tentative="1">
-      <w:start w:val="1"/>
-      <w:numFmt w:val="bullet"/>
-      <w:lvlText w:val="o"/>
-      <w:lvlJc w:val="left"/>
-      <w:pPr>
-        <w:ind w:left="6469" w:hanging="360"/>
-      </w:pPr>
-      <w:rPr>
-        <w:rFonts w:ascii="Courier New" w:hAnsi="Courier New" w:cs="Courier New" w:hint="default"/>
-      </w:rPr>
-    </w:lvl>
-    <w:lvl w:ilvl="8" w:tplc="240A0005" w:tentative="1">
-      <w:start w:val="1"/>
-      <w:numFmt w:val="bullet"/>
-      <w:lvlText w:val=""/>
-      <w:lvlJc w:val="left"/>
-      <w:pPr>
-        <w:ind w:left="7189" w:hanging="360"/>
-      </w:pPr>
-      <w:rPr>
-        <w:rFonts w:ascii="Wingdings" w:hAnsi="Wingdings" w:hint="default"/>
-      </w:rPr>
-    </w:lvl>
-  </w:abstractNum>
-  <w:abstractNum w:abstractNumId="23" w15:restartNumberingAfterBreak="0">
+  <w:abstractNum w:abstractNumId="21" w15:restartNumberingAfterBreak="0">
     <w:nsid w:val="2C7E27C6"/>
     <w:multiLevelType w:val="hybridMultilevel"/>
     <w:tmpl w:val="10FCFC10"/>
@@ -22562,7 +22427,7 @@
       </w:rPr>
     </w:lvl>
   </w:abstractNum>
-  <w:abstractNum w:abstractNumId="24" w15:restartNumberingAfterBreak="0">
+  <w:abstractNum w:abstractNumId="22" w15:restartNumberingAfterBreak="0">
     <w:nsid w:val="2C840FCA"/>
     <w:multiLevelType w:val="hybridMultilevel"/>
     <w:tmpl w:val="DD4430F6"/>
@@ -22675,120 +22540,7 @@
       </w:rPr>
     </w:lvl>
   </w:abstractNum>
-  <w:abstractNum w:abstractNumId="25" w15:restartNumberingAfterBreak="0">
-    <w:nsid w:val="2EC60F90"/>
-    <w:multiLevelType w:val="hybridMultilevel"/>
-    <w:tmpl w:val="6958C304"/>
-    <w:lvl w:ilvl="0" w:tplc="240A0001">
-      <w:start w:val="1"/>
-      <w:numFmt w:val="bullet"/>
-      <w:lvlText w:val=""/>
-      <w:lvlJc w:val="left"/>
-      <w:pPr>
-        <w:ind w:left="1776" w:hanging="360"/>
-      </w:pPr>
-      <w:rPr>
-        <w:rFonts w:ascii="Symbol" w:hAnsi="Symbol" w:hint="default"/>
-      </w:rPr>
-    </w:lvl>
-    <w:lvl w:ilvl="1" w:tplc="240A0003" w:tentative="1">
-      <w:start w:val="1"/>
-      <w:numFmt w:val="bullet"/>
-      <w:lvlText w:val="o"/>
-      <w:lvlJc w:val="left"/>
-      <w:pPr>
-        <w:ind w:left="2496" w:hanging="360"/>
-      </w:pPr>
-      <w:rPr>
-        <w:rFonts w:ascii="Courier New" w:hAnsi="Courier New" w:cs="Courier New" w:hint="default"/>
-      </w:rPr>
-    </w:lvl>
-    <w:lvl w:ilvl="2" w:tplc="240A0005" w:tentative="1">
-      <w:start w:val="1"/>
-      <w:numFmt w:val="bullet"/>
-      <w:lvlText w:val=""/>
-      <w:lvlJc w:val="left"/>
-      <w:pPr>
-        <w:ind w:left="3216" w:hanging="360"/>
-      </w:pPr>
-      <w:rPr>
-        <w:rFonts w:ascii="Wingdings" w:hAnsi="Wingdings" w:hint="default"/>
-      </w:rPr>
-    </w:lvl>
-    <w:lvl w:ilvl="3" w:tplc="240A0001" w:tentative="1">
-      <w:start w:val="1"/>
-      <w:numFmt w:val="bullet"/>
-      <w:lvlText w:val=""/>
-      <w:lvlJc w:val="left"/>
-      <w:pPr>
-        <w:ind w:left="3936" w:hanging="360"/>
-      </w:pPr>
-      <w:rPr>
-        <w:rFonts w:ascii="Symbol" w:hAnsi="Symbol" w:hint="default"/>
-      </w:rPr>
-    </w:lvl>
-    <w:lvl w:ilvl="4" w:tplc="240A0003" w:tentative="1">
-      <w:start w:val="1"/>
-      <w:numFmt w:val="bullet"/>
-      <w:lvlText w:val="o"/>
-      <w:lvlJc w:val="left"/>
-      <w:pPr>
-        <w:ind w:left="4656" w:hanging="360"/>
-      </w:pPr>
-      <w:rPr>
-        <w:rFonts w:ascii="Courier New" w:hAnsi="Courier New" w:cs="Courier New" w:hint="default"/>
-      </w:rPr>
-    </w:lvl>
-    <w:lvl w:ilvl="5" w:tplc="240A0005" w:tentative="1">
-      <w:start w:val="1"/>
-      <w:numFmt w:val="bullet"/>
-      <w:lvlText w:val=""/>
-      <w:lvlJc w:val="left"/>
-      <w:pPr>
-        <w:ind w:left="5376" w:hanging="360"/>
-      </w:pPr>
-      <w:rPr>
-        <w:rFonts w:ascii="Wingdings" w:hAnsi="Wingdings" w:hint="default"/>
-      </w:rPr>
-    </w:lvl>
-    <w:lvl w:ilvl="6" w:tplc="240A0001" w:tentative="1">
-      <w:start w:val="1"/>
-      <w:numFmt w:val="bullet"/>
-      <w:lvlText w:val=""/>
-      <w:lvlJc w:val="left"/>
-      <w:pPr>
-        <w:ind w:left="6096" w:hanging="360"/>
-      </w:pPr>
-      <w:rPr>
-        <w:rFonts w:ascii="Symbol" w:hAnsi="Symbol" w:hint="default"/>
-      </w:rPr>
-    </w:lvl>
-    <w:lvl w:ilvl="7" w:tplc="240A0003" w:tentative="1">
-      <w:start w:val="1"/>
-      <w:numFmt w:val="bullet"/>
-      <w:lvlText w:val="o"/>
-      <w:lvlJc w:val="left"/>
-      <w:pPr>
-        <w:ind w:left="6816" w:hanging="360"/>
-      </w:pPr>
-      <w:rPr>
-        <w:rFonts w:ascii="Courier New" w:hAnsi="Courier New" w:cs="Courier New" w:hint="default"/>
-      </w:rPr>
-    </w:lvl>
-    <w:lvl w:ilvl="8" w:tplc="240A0005" w:tentative="1">
-      <w:start w:val="1"/>
-      <w:numFmt w:val="bullet"/>
-      <w:lvlText w:val=""/>
-      <w:lvlJc w:val="left"/>
-      <w:pPr>
-        <w:ind w:left="7536" w:hanging="360"/>
-      </w:pPr>
-      <w:rPr>
-        <w:rFonts w:ascii="Wingdings" w:hAnsi="Wingdings" w:hint="default"/>
-      </w:rPr>
-    </w:lvl>
-  </w:abstractNum>
-  <w:abstractNum w:abstractNumId="26" w15:restartNumberingAfterBreak="0">
+  <w:abstractNum w:abstractNumId="23" w15:restartNumberingAfterBreak="0">
     <w:nsid w:val="322330E0"/>
     <w:multiLevelType w:val="hybridMultilevel"/>
     <w:tmpl w:val="7C08C624"/>
@@ -22901,7 +22653,7 @@
       </w:rPr>
     </w:lvl>
   </w:abstractNum>
-  <w:abstractNum w:abstractNumId="27" w15:restartNumberingAfterBreak="0">
+  <w:abstractNum w:abstractNumId="24" w15:restartNumberingAfterBreak="0">
     <w:nsid w:val="32E3667B"/>
     <w:multiLevelType w:val="hybridMultilevel"/>
     <w:tmpl w:val="98904508"/>
@@ -22911,7 +22663,7 @@
       <w:lvlText w:val=""/>
       <w:lvlJc w:val="left"/>
       <w:pPr>
-        <w:ind w:left="1776" w:hanging="360"/>
+        <w:ind w:left="1429" w:hanging="360"/>
       </w:pPr>
       <w:rPr>
         <w:rFonts w:ascii="Symbol" w:hAnsi="Symbol" w:hint="default"/>
@@ -22923,7 +22675,7 @@
       <w:lvlText w:val="o"/>
       <w:lvlJc w:val="left"/>
       <w:pPr>
-        <w:ind w:left="2496" w:hanging="360"/>
+        <w:ind w:left="2149" w:hanging="360"/>
       </w:pPr>
       <w:rPr>
         <w:rFonts w:ascii="Courier New" w:hAnsi="Courier New" w:cs="Courier New" w:hint="default"/>
@@ -22935,7 +22687,7 @@
       <w:lvlText w:val=""/>
       <w:lvlJc w:val="left"/>
       <w:pPr>
-        <w:ind w:left="3216" w:hanging="360"/>
+        <w:ind w:left="2869" w:hanging="360"/>
       </w:pPr>
       <w:rPr>
         <w:rFonts w:ascii="Wingdings" w:hAnsi="Wingdings" w:hint="default"/>
@@ -22947,7 +22699,7 @@
       <w:lvlText w:val=""/>
       <w:lvlJc w:val="left"/>
       <w:pPr>
-        <w:ind w:left="3936" w:hanging="360"/>
+        <w:ind w:left="3589" w:hanging="360"/>
       </w:pPr>
       <w:rPr>
         <w:rFonts w:ascii="Symbol" w:hAnsi="Symbol" w:hint="default"/>
@@ -22959,7 +22711,7 @@
       <w:lvlText w:val="o"/>
       <w:lvlJc w:val="left"/>
       <w:pPr>
-        <w:ind w:left="4656" w:hanging="360"/>
+        <w:ind w:left="4309" w:hanging="360"/>
       </w:pPr>
       <w:rPr>
         <w:rFonts w:ascii="Courier New" w:hAnsi="Courier New" w:cs="Courier New" w:hint="default"/>
@@ -22971,7 +22723,7 @@
       <w:lvlText w:val=""/>
       <w:lvlJc w:val="left"/>
       <w:pPr>
-        <w:ind w:left="5376" w:hanging="360"/>
+        <w:ind w:left="5029" w:hanging="360"/>
       </w:pPr>
       <w:rPr>
         <w:rFonts w:ascii="Wingdings" w:hAnsi="Wingdings" w:hint="default"/>
@@ -22983,7 +22735,7 @@
       <w:lvlText w:val=""/>
       <w:lvlJc w:val="left"/>
       <w:pPr>
-        <w:ind w:left="6096" w:hanging="360"/>
+        <w:ind w:left="5749" w:hanging="360"/>
       </w:pPr>
       <w:rPr>
         <w:rFonts w:ascii="Symbol" w:hAnsi="Symbol" w:hint="default"/>
@@ -22995,7 +22747,7 @@
       <w:lvlText w:val="o"/>
       <w:lvlJc w:val="left"/>
       <w:pPr>
-        <w:ind w:left="6816" w:hanging="360"/>
+        <w:ind w:left="6469" w:hanging="360"/>
       </w:pPr>
       <w:rPr>
         <w:rFonts w:ascii="Courier New" w:hAnsi="Courier New" w:cs="Courier New" w:hint="default"/>
@@ -23007,14 +22759,14 @@
       <w:lvlText w:val=""/>
       <w:lvlJc w:val="left"/>
       <w:pPr>
-        <w:ind w:left="7536" w:hanging="360"/>
+        <w:ind w:left="7189" w:hanging="360"/>
       </w:pPr>
       <w:rPr>
         <w:rFonts w:ascii="Wingdings" w:hAnsi="Wingdings" w:hint="default"/>
       </w:rPr>
     </w:lvl>
   </w:abstractNum>
-  <w:abstractNum w:abstractNumId="28" w15:restartNumberingAfterBreak="0">
+  <w:abstractNum w:abstractNumId="25" w15:restartNumberingAfterBreak="0">
     <w:nsid w:val="368E176E"/>
     <w:multiLevelType w:val="hybridMultilevel"/>
     <w:tmpl w:val="BDF054FE"/>
@@ -23108,7 +22860,7 @@
       </w:pPr>
     </w:lvl>
   </w:abstractNum>
-  <w:abstractNum w:abstractNumId="29" w15:restartNumberingAfterBreak="0">
+  <w:abstractNum w:abstractNumId="26" w15:restartNumberingAfterBreak="0">
     <w:nsid w:val="38A37698"/>
     <w:multiLevelType w:val="hybridMultilevel"/>
     <w:tmpl w:val="F3DE3CD0"/>
@@ -23221,7 +22973,7 @@
       </w:rPr>
     </w:lvl>
   </w:abstractNum>
-  <w:abstractNum w:abstractNumId="30" w15:restartNumberingAfterBreak="0">
+  <w:abstractNum w:abstractNumId="27" w15:restartNumberingAfterBreak="0">
     <w:nsid w:val="38F955A0"/>
     <w:multiLevelType w:val="hybridMultilevel"/>
     <w:tmpl w:val="3A80BE98"/>
@@ -23334,7 +23086,7 @@
       </w:rPr>
     </w:lvl>
   </w:abstractNum>
-  <w:abstractNum w:abstractNumId="31" w15:restartNumberingAfterBreak="0">
+  <w:abstractNum w:abstractNumId="28" w15:restartNumberingAfterBreak="0">
     <w:nsid w:val="3DDF6562"/>
     <w:multiLevelType w:val="multilevel"/>
     <w:tmpl w:val="6C7AF928"/>
@@ -23455,7 +23207,7 @@
       </w:rPr>
     </w:lvl>
   </w:abstractNum>
-  <w:abstractNum w:abstractNumId="32" w15:restartNumberingAfterBreak="0">
+  <w:abstractNum w:abstractNumId="29" w15:restartNumberingAfterBreak="0">
     <w:nsid w:val="40676CFC"/>
     <w:multiLevelType w:val="hybridMultilevel"/>
     <w:tmpl w:val="9412E306"/>
@@ -23568,120 +23320,7 @@
       </w:rPr>
     </w:lvl>
   </w:abstractNum>
-  <w:abstractNum w:abstractNumId="33" w15:restartNumberingAfterBreak="0">
-    <w:nsid w:val="40F00873"/>
-    <w:multiLevelType w:val="hybridMultilevel"/>
-    <w:tmpl w:val="C1CE8F48"/>
-    <w:lvl w:ilvl="0" w:tplc="240A0001">
-      <w:start w:val="1"/>
-      <w:numFmt w:val="bullet"/>
-      <w:lvlText w:val=""/>
-      <w:lvlJc w:val="left"/>
-      <w:pPr>
-        <w:ind w:left="1776" w:hanging="360"/>
-      </w:pPr>
-      <w:rPr>
-        <w:rFonts w:ascii="Symbol" w:hAnsi="Symbol" w:hint="default"/>
-      </w:rPr>
-    </w:lvl>
-    <w:lvl w:ilvl="1" w:tplc="240A0003" w:tentative="1">
-      <w:start w:val="1"/>
-      <w:numFmt w:val="bullet"/>
-      <w:lvlText w:val="o"/>
-      <w:lvlJc w:val="left"/>
-      <w:pPr>
-        <w:ind w:left="2496" w:hanging="360"/>
-      </w:pPr>
-      <w:rPr>
-        <w:rFonts w:ascii="Courier New" w:hAnsi="Courier New" w:cs="Courier New" w:hint="default"/>
-      </w:rPr>
-    </w:lvl>
-    <w:lvl w:ilvl="2" w:tplc="240A0005" w:tentative="1">
-      <w:start w:val="1"/>
-      <w:numFmt w:val="bullet"/>
-      <w:lvlText w:val=""/>
-      <w:lvlJc w:val="left"/>
-      <w:pPr>
-        <w:ind w:left="3216" w:hanging="360"/>
-      </w:pPr>
-      <w:rPr>
-        <w:rFonts w:ascii="Wingdings" w:hAnsi="Wingdings" w:hint="default"/>
-      </w:rPr>
-    </w:lvl>
-    <w:lvl w:ilvl="3" w:tplc="240A0001" w:tentative="1">
-      <w:start w:val="1"/>
-      <w:numFmt w:val="bullet"/>
-      <w:lvlText w:val=""/>
-      <w:lvlJc w:val="left"/>
-      <w:pPr>
-        <w:ind w:left="3936" w:hanging="360"/>
-      </w:pPr>
-      <w:rPr>
-        <w:rFonts w:ascii="Symbol" w:hAnsi="Symbol" w:hint="default"/>
-      </w:rPr>
-    </w:lvl>
-    <w:lvl w:ilvl="4" w:tplc="240A0003" w:tentative="1">
-      <w:start w:val="1"/>
-      <w:numFmt w:val="bullet"/>
-      <w:lvlText w:val="o"/>
-      <w:lvlJc w:val="left"/>
-      <w:pPr>
-        <w:ind w:left="4656" w:hanging="360"/>
-      </w:pPr>
-      <w:rPr>
-        <w:rFonts w:ascii="Courier New" w:hAnsi="Courier New" w:cs="Courier New" w:hint="default"/>
-      </w:rPr>
-    </w:lvl>
-    <w:lvl w:ilvl="5" w:tplc="240A0005" w:tentative="1">
-      <w:start w:val="1"/>
-      <w:numFmt w:val="bullet"/>
-      <w:lvlText w:val=""/>
-      <w:lvlJc w:val="left"/>
-      <w:pPr>
-        <w:ind w:left="5376" w:hanging="360"/>
-      </w:pPr>
-      <w:rPr>
-        <w:rFonts w:ascii="Wingdings" w:hAnsi="Wingdings" w:hint="default"/>
-      </w:rPr>
-    </w:lvl>
-    <w:lvl w:ilvl="6" w:tplc="240A0001" w:tentative="1">
-      <w:start w:val="1"/>
-      <w:numFmt w:val="bullet"/>
-      <w:lvlText w:val=""/>
-      <w:lvlJc w:val="left"/>
-      <w:pPr>
-        <w:ind w:left="6096" w:hanging="360"/>
-      </w:pPr>
-      <w:rPr>
-        <w:rFonts w:ascii="Symbol" w:hAnsi="Symbol" w:hint="default"/>
-      </w:rPr>
-    </w:lvl>
-    <w:lvl w:ilvl="7" w:tplc="240A0003" w:tentative="1">
-      <w:start w:val="1"/>
-      <w:numFmt w:val="bullet"/>
-      <w:lvlText w:val="o"/>
-      <w:lvlJc w:val="left"/>
-      <w:pPr>
-        <w:ind w:left="6816" w:hanging="360"/>
-      </w:pPr>
-      <w:rPr>
-        <w:rFonts w:ascii="Courier New" w:hAnsi="Courier New" w:cs="Courier New" w:hint="default"/>
-      </w:rPr>
-    </w:lvl>
-    <w:lvl w:ilvl="8" w:tplc="240A0005" w:tentative="1">
-      <w:start w:val="1"/>
-      <w:numFmt w:val="bullet"/>
-      <w:lvlText w:val=""/>
-      <w:lvlJc w:val="left"/>
-      <w:pPr>
-        <w:ind w:left="7536" w:hanging="360"/>
-      </w:pPr>
-      <w:rPr>
-        <w:rFonts w:ascii="Wingdings" w:hAnsi="Wingdings" w:hint="default"/>
-      </w:rPr>
-    </w:lvl>
-  </w:abstractNum>
-  <w:abstractNum w:abstractNumId="34" w15:restartNumberingAfterBreak="0">
+  <w:abstractNum w:abstractNumId="30" w15:restartNumberingAfterBreak="0">
     <w:nsid w:val="4702683F"/>
     <w:multiLevelType w:val="hybridMultilevel"/>
     <w:tmpl w:val="241A7DC0"/>
@@ -23794,7 +23433,7 @@
       </w:rPr>
     </w:lvl>
   </w:abstractNum>
-  <w:abstractNum w:abstractNumId="35" w15:restartNumberingAfterBreak="0">
+  <w:abstractNum w:abstractNumId="31" w15:restartNumberingAfterBreak="0">
     <w:nsid w:val="47C04E33"/>
     <w:multiLevelType w:val="hybridMultilevel"/>
     <w:tmpl w:val="8B50DF0A"/>
@@ -23907,7 +23546,120 @@
       </w:rPr>
     </w:lvl>
   </w:abstractNum>
-  <w:abstractNum w:abstractNumId="36" w15:restartNumberingAfterBreak="0">
+  <w:abstractNum w:abstractNumId="32" w15:restartNumberingAfterBreak="0">
+    <w:nsid w:val="485F226B"/>
+    <w:multiLevelType w:val="hybridMultilevel"/>
+    <w:tmpl w:val="3912EE84"/>
+    <w:lvl w:ilvl="0" w:tplc="240A0001">
+      <w:start w:val="1"/>
+      <w:numFmt w:val="bullet"/>
+      <w:lvlText w:val=""/>
+      <w:lvlJc w:val="left"/>
+      <w:pPr>
+        <w:ind w:left="1429" w:hanging="360"/>
+      </w:pPr>
+      <w:rPr>
+        <w:rFonts w:ascii="Symbol" w:hAnsi="Symbol" w:hint="default"/>
+      </w:rPr>
+    </w:lvl>
+    <w:lvl w:ilvl="1" w:tplc="240A0003" w:tentative="1">
+      <w:start w:val="1"/>
+      <w:numFmt w:val="bullet"/>
+      <w:lvlText w:val="o"/>
+      <w:lvlJc w:val="left"/>
+      <w:pPr>
+        <w:ind w:left="2149" w:hanging="360"/>
+      </w:pPr>
+      <w:rPr>
+        <w:rFonts w:ascii="Courier New" w:hAnsi="Courier New" w:cs="Courier New" w:hint="default"/>
+      </w:rPr>
+    </w:lvl>
+    <w:lvl w:ilvl="2" w:tplc="240A0005" w:tentative="1">
+      <w:start w:val="1"/>
+      <w:numFmt w:val="bullet"/>
+      <w:lvlText w:val=""/>
+      <w:lvlJc w:val="left"/>
+      <w:pPr>
+        <w:ind w:left="2869" w:hanging="360"/>
+      </w:pPr>
+      <w:rPr>
+        <w:rFonts w:ascii="Wingdings" w:hAnsi="Wingdings" w:hint="default"/>
+      </w:rPr>
+    </w:lvl>
+    <w:lvl w:ilvl="3" w:tplc="240A0001" w:tentative="1">
+      <w:start w:val="1"/>
+      <w:numFmt w:val="bullet"/>
+      <w:lvlText w:val=""/>
+      <w:lvlJc w:val="left"/>
+      <w:pPr>
+        <w:ind w:left="3589" w:hanging="360"/>
+      </w:pPr>
+      <w:rPr>
+        <w:rFonts w:ascii="Symbol" w:hAnsi="Symbol" w:hint="default"/>
+      </w:rPr>
+    </w:lvl>
+    <w:lvl w:ilvl="4" w:tplc="240A0003" w:tentative="1">
+      <w:start w:val="1"/>
+      <w:numFmt w:val="bullet"/>
+      <w:lvlText w:val="o"/>
+      <w:lvlJc w:val="left"/>
+      <w:pPr>
+        <w:ind w:left="4309" w:hanging="360"/>
+      </w:pPr>
+      <w:rPr>
+        <w:rFonts w:ascii="Courier New" w:hAnsi="Courier New" w:cs="Courier New" w:hint="default"/>
+      </w:rPr>
+    </w:lvl>
+    <w:lvl w:ilvl="5" w:tplc="240A0005" w:tentative="1">
+      <w:start w:val="1"/>
+      <w:numFmt w:val="bullet"/>
+      <w:lvlText w:val=""/>
+      <w:lvlJc w:val="left"/>
+      <w:pPr>
+        <w:ind w:left="5029" w:hanging="360"/>
+      </w:pPr>
+      <w:rPr>
+        <w:rFonts w:ascii="Wingdings" w:hAnsi="Wingdings" w:hint="default"/>
+      </w:rPr>
+    </w:lvl>
+    <w:lvl w:ilvl="6" w:tplc="240A0001" w:tentative="1">
+      <w:start w:val="1"/>
+      <w:numFmt w:val="bullet"/>
+      <w:lvlText w:val=""/>
+      <w:lvlJc w:val="left"/>
+      <w:pPr>
+        <w:ind w:left="5749" w:hanging="360"/>
+      </w:pPr>
+      <w:rPr>
+        <w:rFonts w:ascii="Symbol" w:hAnsi="Symbol" w:hint="default"/>
+      </w:rPr>
+    </w:lvl>
+    <w:lvl w:ilvl="7" w:tplc="240A0003" w:tentative="1">
+      <w:start w:val="1"/>
+      <w:numFmt w:val="bullet"/>
+      <w:lvlText w:val="o"/>
+      <w:lvlJc w:val="left"/>
+      <w:pPr>
+        <w:ind w:left="6469" w:hanging="360"/>
+      </w:pPr>
+      <w:rPr>
+        <w:rFonts w:ascii="Courier New" w:hAnsi="Courier New" w:cs="Courier New" w:hint="default"/>
+      </w:rPr>
+    </w:lvl>
+    <w:lvl w:ilvl="8" w:tplc="240A0005" w:tentative="1">
+      <w:start w:val="1"/>
+      <w:numFmt w:val="bullet"/>
+      <w:lvlText w:val=""/>
+      <w:lvlJc w:val="left"/>
+      <w:pPr>
+        <w:ind w:left="7189" w:hanging="360"/>
+      </w:pPr>
+      <w:rPr>
+        <w:rFonts w:ascii="Wingdings" w:hAnsi="Wingdings" w:hint="default"/>
+      </w:rPr>
+    </w:lvl>
+  </w:abstractNum>
+  <w:abstractNum w:abstractNumId="33" w15:restartNumberingAfterBreak="0">
     <w:nsid w:val="49FB72C3"/>
     <w:multiLevelType w:val="hybridMultilevel"/>
     <w:tmpl w:val="F1168E72"/>
@@ -24020,7 +23772,7 @@
       </w:rPr>
     </w:lvl>
   </w:abstractNum>
-  <w:abstractNum w:abstractNumId="37" w15:restartNumberingAfterBreak="0">
+  <w:abstractNum w:abstractNumId="34" w15:restartNumberingAfterBreak="0">
     <w:nsid w:val="4EBE1EF6"/>
     <w:multiLevelType w:val="hybridMultilevel"/>
     <w:tmpl w:val="AF3C2E24"/>
@@ -24110,7 +23862,7 @@
       </w:pPr>
     </w:lvl>
   </w:abstractNum>
-  <w:abstractNum w:abstractNumId="38" w15:restartNumberingAfterBreak="0">
+  <w:abstractNum w:abstractNumId="35" w15:restartNumberingAfterBreak="0">
     <w:nsid w:val="4EFB4A4F"/>
     <w:multiLevelType w:val="hybridMultilevel"/>
     <w:tmpl w:val="EFB0CB60"/>
@@ -24120,7 +23872,7 @@
       <w:lvlText w:val=""/>
       <w:lvlJc w:val="left"/>
       <w:pPr>
-        <w:ind w:left="1776" w:hanging="360"/>
+        <w:ind w:left="1428" w:hanging="360"/>
       </w:pPr>
       <w:rPr>
         <w:rFonts w:ascii="Symbol" w:hAnsi="Symbol" w:hint="default"/>
@@ -24132,7 +23884,7 @@
       <w:lvlText w:val="o"/>
       <w:lvlJc w:val="left"/>
       <w:pPr>
-        <w:ind w:left="2496" w:hanging="360"/>
+        <w:ind w:left="2148" w:hanging="360"/>
       </w:pPr>
       <w:rPr>
         <w:rFonts w:ascii="Courier New" w:hAnsi="Courier New" w:cs="Courier New" w:hint="default"/>
@@ -24144,7 +23896,7 @@
       <w:lvlText w:val=""/>
       <w:lvlJc w:val="left"/>
       <w:pPr>
-        <w:ind w:left="3216" w:hanging="360"/>
+        <w:ind w:left="2868" w:hanging="360"/>
       </w:pPr>
       <w:rPr>
         <w:rFonts w:ascii="Wingdings" w:hAnsi="Wingdings" w:hint="default"/>
@@ -24156,7 +23908,7 @@
       <w:lvlText w:val=""/>
       <w:lvlJc w:val="left"/>
       <w:pPr>
-        <w:ind w:left="3936" w:hanging="360"/>
+        <w:ind w:left="3588" w:hanging="360"/>
       </w:pPr>
       <w:rPr>
         <w:rFonts w:ascii="Symbol" w:hAnsi="Symbol" w:hint="default"/>
@@ -24168,7 +23920,7 @@
       <w:lvlText w:val="o"/>
       <w:lvlJc w:val="left"/>
       <w:pPr>
-        <w:ind w:left="4656" w:hanging="360"/>
+        <w:ind w:left="4308" w:hanging="360"/>
       </w:pPr>
       <w:rPr>
         <w:rFonts w:ascii="Courier New" w:hAnsi="Courier New" w:cs="Courier New" w:hint="default"/>
@@ -24180,7 +23932,7 @@
       <w:lvlText w:val=""/>
       <w:lvlJc w:val="left"/>
       <w:pPr>
-        <w:ind w:left="5376" w:hanging="360"/>
+        <w:ind w:left="5028" w:hanging="360"/>
       </w:pPr>
       <w:rPr>
         <w:rFonts w:ascii="Wingdings" w:hAnsi="Wingdings" w:hint="default"/>
@@ -24192,7 +23944,7 @@
       <w:lvlText w:val=""/>
       <w:lvlJc w:val="left"/>
       <w:pPr>
-        <w:ind w:left="6096" w:hanging="360"/>
+        <w:ind w:left="5748" w:hanging="360"/>
       </w:pPr>
       <w:rPr>
         <w:rFonts w:ascii="Symbol" w:hAnsi="Symbol" w:hint="default"/>
@@ -24204,7 +23956,7 @@
       <w:lvlText w:val="o"/>
       <w:lvlJc w:val="left"/>
       <w:pPr>
-        <w:ind w:left="6816" w:hanging="360"/>
+        <w:ind w:left="6468" w:hanging="360"/>
       </w:pPr>
       <w:rPr>
         <w:rFonts w:ascii="Courier New" w:hAnsi="Courier New" w:cs="Courier New" w:hint="default"/>
@@ -24216,14 +23968,14 @@
       <w:lvlText w:val=""/>
       <w:lvlJc w:val="left"/>
       <w:pPr>
-        <w:ind w:left="7536" w:hanging="360"/>
+        <w:ind w:left="7188" w:hanging="360"/>
       </w:pPr>
       <w:rPr>
         <w:rFonts w:ascii="Wingdings" w:hAnsi="Wingdings" w:hint="default"/>
       </w:rPr>
     </w:lvl>
   </w:abstractNum>
-  <w:abstractNum w:abstractNumId="39" w15:restartNumberingAfterBreak="0">
+  <w:abstractNum w:abstractNumId="36" w15:restartNumberingAfterBreak="0">
     <w:nsid w:val="54A223CA"/>
     <w:multiLevelType w:val="hybridMultilevel"/>
     <w:tmpl w:val="55C4A9A0"/>
@@ -24336,7 +24088,7 @@
       </w:rPr>
     </w:lvl>
   </w:abstractNum>
-  <w:abstractNum w:abstractNumId="40" w15:restartNumberingAfterBreak="0">
+  <w:abstractNum w:abstractNumId="37" w15:restartNumberingAfterBreak="0">
     <w:nsid w:val="57A81755"/>
     <w:multiLevelType w:val="hybridMultilevel"/>
     <w:tmpl w:val="9DB6D726"/>
@@ -24449,7 +24201,7 @@
       </w:rPr>
     </w:lvl>
   </w:abstractNum>
-  <w:abstractNum w:abstractNumId="41" w15:restartNumberingAfterBreak="0">
+  <w:abstractNum w:abstractNumId="38" w15:restartNumberingAfterBreak="0">
     <w:nsid w:val="58742D78"/>
     <w:multiLevelType w:val="hybridMultilevel"/>
     <w:tmpl w:val="1B7A97C8"/>
@@ -24562,7 +24314,120 @@
       </w:rPr>
     </w:lvl>
   </w:abstractNum>
-  <w:abstractNum w:abstractNumId="42" w15:restartNumberingAfterBreak="0">
+  <w:abstractNum w:abstractNumId="39" w15:restartNumberingAfterBreak="0">
+    <w:nsid w:val="5A4A0C4C"/>
+    <w:multiLevelType w:val="hybridMultilevel"/>
+    <w:tmpl w:val="F036D540"/>
+    <w:lvl w:ilvl="0" w:tplc="240A0001">
+      <w:start w:val="1"/>
+      <w:numFmt w:val="bullet"/>
+      <w:lvlText w:val=""/>
+      <w:lvlJc w:val="left"/>
+      <w:pPr>
+        <w:ind w:left="1429" w:hanging="360"/>
+      </w:pPr>
+      <w:rPr>
+        <w:rFonts w:ascii="Symbol" w:hAnsi="Symbol" w:hint="default"/>
+      </w:rPr>
+    </w:lvl>
+    <w:lvl w:ilvl="1" w:tplc="240A0003" w:tentative="1">
+      <w:start w:val="1"/>
+      <w:numFmt w:val="bullet"/>
+      <w:lvlText w:val="o"/>
+      <w:lvlJc w:val="left"/>
+      <w:pPr>
+        <w:ind w:left="2149" w:hanging="360"/>
+      </w:pPr>
+      <w:rPr>
+        <w:rFonts w:ascii="Courier New" w:hAnsi="Courier New" w:cs="Courier New" w:hint="default"/>
+      </w:rPr>
+    </w:lvl>
+    <w:lvl w:ilvl="2" w:tplc="240A0005" w:tentative="1">
+      <w:start w:val="1"/>
+      <w:numFmt w:val="bullet"/>
+      <w:lvlText w:val=""/>
+      <w:lvlJc w:val="left"/>
+      <w:pPr>
+        <w:ind w:left="2869" w:hanging="360"/>
+      </w:pPr>
+      <w:rPr>
+        <w:rFonts w:ascii="Wingdings" w:hAnsi="Wingdings" w:hint="default"/>
+      </w:rPr>
+    </w:lvl>
+    <w:lvl w:ilvl="3" w:tplc="240A0001" w:tentative="1">
+      <w:start w:val="1"/>
+      <w:numFmt w:val="bullet"/>
+      <w:lvlText w:val=""/>
+      <w:lvlJc w:val="left"/>
+      <w:pPr>
+        <w:ind w:left="3589" w:hanging="360"/>
+      </w:pPr>
+      <w:rPr>
+        <w:rFonts w:ascii="Symbol" w:hAnsi="Symbol" w:hint="default"/>
+      </w:rPr>
+    </w:lvl>
+    <w:lvl w:ilvl="4" w:tplc="240A0003" w:tentative="1">
+      <w:start w:val="1"/>
+      <w:numFmt w:val="bullet"/>
+      <w:lvlText w:val="o"/>
+      <w:lvlJc w:val="left"/>
+      <w:pPr>
+        <w:ind w:left="4309" w:hanging="360"/>
+      </w:pPr>
+      <w:rPr>
+        <w:rFonts w:ascii="Courier New" w:hAnsi="Courier New" w:cs="Courier New" w:hint="default"/>
+      </w:rPr>
+    </w:lvl>
+    <w:lvl w:ilvl="5" w:tplc="240A0005" w:tentative="1">
+      <w:start w:val="1"/>
+      <w:numFmt w:val="bullet"/>
+      <w:lvlText w:val=""/>
+      <w:lvlJc w:val="left"/>
+      <w:pPr>
+        <w:ind w:left="5029" w:hanging="360"/>
+      </w:pPr>
+      <w:rPr>
+        <w:rFonts w:ascii="Wingdings" w:hAnsi="Wingdings" w:hint="default"/>
+      </w:rPr>
+    </w:lvl>
+    <w:lvl w:ilvl="6" w:tplc="240A0001" w:tentative="1">
+      <w:start w:val="1"/>
+      <w:numFmt w:val="bullet"/>
+      <w:lvlText w:val=""/>
+      <w:lvlJc w:val="left"/>
+      <w:pPr>
+        <w:ind w:left="5749" w:hanging="360"/>
+      </w:pPr>
+      <w:rPr>
+        <w:rFonts w:ascii="Symbol" w:hAnsi="Symbol" w:hint="default"/>
+      </w:rPr>
+    </w:lvl>
+    <w:lvl w:ilvl="7" w:tplc="240A0003" w:tentative="1">
+      <w:start w:val="1"/>
+      <w:numFmt w:val="bullet"/>
+      <w:lvlText w:val="o"/>
+      <w:lvlJc w:val="left"/>
+      <w:pPr>
+        <w:ind w:left="6469" w:hanging="360"/>
+      </w:pPr>
+      <w:rPr>
+        <w:rFonts w:ascii="Courier New" w:hAnsi="Courier New" w:cs="Courier New" w:hint="default"/>
+      </w:rPr>
+    </w:lvl>
+    <w:lvl w:ilvl="8" w:tplc="240A0005" w:tentative="1">
+      <w:start w:val="1"/>
+      <w:numFmt w:val="bullet"/>
+      <w:lvlText w:val=""/>
+      <w:lvlJc w:val="left"/>
+      <w:pPr>
+        <w:ind w:left="7189" w:hanging="360"/>
+      </w:pPr>
+      <w:rPr>
+        <w:rFonts w:ascii="Wingdings" w:hAnsi="Wingdings" w:hint="default"/>
+      </w:rPr>
+    </w:lvl>
+  </w:abstractNum>
+  <w:abstractNum w:abstractNumId="40" w15:restartNumberingAfterBreak="0">
     <w:nsid w:val="5F882DAD"/>
     <w:multiLevelType w:val="hybridMultilevel"/>
     <w:tmpl w:val="EDFEAD64"/>
@@ -24675,120 +24540,7 @@
       </w:rPr>
     </w:lvl>
   </w:abstractNum>
-  <w:abstractNum w:abstractNumId="43" w15:restartNumberingAfterBreak="0">
-    <w:nsid w:val="631C7802"/>
-    <w:multiLevelType w:val="hybridMultilevel"/>
-    <w:tmpl w:val="8C0E8F78"/>
-    <w:lvl w:ilvl="0" w:tplc="240A0001">
-      <w:start w:val="1"/>
-      <w:numFmt w:val="bullet"/>
-      <w:lvlText w:val=""/>
-      <w:lvlJc w:val="left"/>
-      <w:pPr>
-        <w:ind w:left="1776" w:hanging="360"/>
-      </w:pPr>
-      <w:rPr>
-        <w:rFonts w:ascii="Symbol" w:hAnsi="Symbol" w:hint="default"/>
-      </w:rPr>
-    </w:lvl>
-    <w:lvl w:ilvl="1" w:tplc="240A0003" w:tentative="1">
-      <w:start w:val="1"/>
-      <w:numFmt w:val="bullet"/>
-      <w:lvlText w:val="o"/>
-      <w:lvlJc w:val="left"/>
-      <w:pPr>
-        <w:ind w:left="2496" w:hanging="360"/>
-      </w:pPr>
-      <w:rPr>
-        <w:rFonts w:ascii="Courier New" w:hAnsi="Courier New" w:cs="Courier New" w:hint="default"/>
-      </w:rPr>
-    </w:lvl>
-    <w:lvl w:ilvl="2" w:tplc="240A0005" w:tentative="1">
-      <w:start w:val="1"/>
-      <w:numFmt w:val="bullet"/>
-      <w:lvlText w:val=""/>
-      <w:lvlJc w:val="left"/>
-      <w:pPr>
-        <w:ind w:left="3216" w:hanging="360"/>
-      </w:pPr>
-      <w:rPr>
-        <w:rFonts w:ascii="Wingdings" w:hAnsi="Wingdings" w:hint="default"/>
-      </w:rPr>
-    </w:lvl>
-    <w:lvl w:ilvl="3" w:tplc="240A0001" w:tentative="1">
-      <w:start w:val="1"/>
-      <w:numFmt w:val="bullet"/>
-      <w:lvlText w:val=""/>
-      <w:lvlJc w:val="left"/>
-      <w:pPr>
-        <w:ind w:left="3936" w:hanging="360"/>
-      </w:pPr>
-      <w:rPr>
-        <w:rFonts w:ascii="Symbol" w:hAnsi="Symbol" w:hint="default"/>
-      </w:rPr>
-    </w:lvl>
-    <w:lvl w:ilvl="4" w:tplc="240A0003" w:tentative="1">
-      <w:start w:val="1"/>
-      <w:numFmt w:val="bullet"/>
-      <w:lvlText w:val="o"/>
-      <w:lvlJc w:val="left"/>
-      <w:pPr>
-        <w:ind w:left="4656" w:hanging="360"/>
-      </w:pPr>
-      <w:rPr>
-        <w:rFonts w:ascii="Courier New" w:hAnsi="Courier New" w:cs="Courier New" w:hint="default"/>
-      </w:rPr>
-    </w:lvl>
-    <w:lvl w:ilvl="5" w:tplc="240A0005" w:tentative="1">
-      <w:start w:val="1"/>
-      <w:numFmt w:val="bullet"/>
-      <w:lvlText w:val=""/>
-      <w:lvlJc w:val="left"/>
-      <w:pPr>
-        <w:ind w:left="5376" w:hanging="360"/>
-      </w:pPr>
-      <w:rPr>
-        <w:rFonts w:ascii="Wingdings" w:hAnsi="Wingdings" w:hint="default"/>
-      </w:rPr>
-    </w:lvl>
-    <w:lvl w:ilvl="6" w:tplc="240A0001" w:tentative="1">
-      <w:start w:val="1"/>
-      <w:numFmt w:val="bullet"/>
-      <w:lvlText w:val=""/>
-      <w:lvlJc w:val="left"/>
-      <w:pPr>
-        <w:ind w:left="6096" w:hanging="360"/>
-      </w:pPr>
-      <w:rPr>
-        <w:rFonts w:ascii="Symbol" w:hAnsi="Symbol" w:hint="default"/>
-      </w:rPr>
-    </w:lvl>
-    <w:lvl w:ilvl="7" w:tplc="240A0003" w:tentative="1">
-      <w:start w:val="1"/>
-      <w:numFmt w:val="bullet"/>
-      <w:lvlText w:val="o"/>
-      <w:lvlJc w:val="left"/>
-      <w:pPr>
-        <w:ind w:left="6816" w:hanging="360"/>
-      </w:pPr>
-      <w:rPr>
-        <w:rFonts w:ascii="Courier New" w:hAnsi="Courier New" w:cs="Courier New" w:hint="default"/>
-      </w:rPr>
-    </w:lvl>
-    <w:lvl w:ilvl="8" w:tplc="240A0005" w:tentative="1">
-      <w:start w:val="1"/>
-      <w:numFmt w:val="bullet"/>
-      <w:lvlText w:val=""/>
-      <w:lvlJc w:val="left"/>
-      <w:pPr>
-        <w:ind w:left="7536" w:hanging="360"/>
-      </w:pPr>
-      <w:rPr>
-        <w:rFonts w:ascii="Wingdings" w:hAnsi="Wingdings" w:hint="default"/>
-      </w:rPr>
-    </w:lvl>
-  </w:abstractNum>
-  <w:abstractNum w:abstractNumId="44" w15:restartNumberingAfterBreak="0">
+  <w:abstractNum w:abstractNumId="41" w15:restartNumberingAfterBreak="0">
     <w:nsid w:val="638C3F44"/>
     <w:multiLevelType w:val="hybridMultilevel"/>
     <w:tmpl w:val="9894CA26"/>
@@ -24901,7 +24653,7 @@
       </w:rPr>
     </w:lvl>
   </w:abstractNum>
-  <w:abstractNum w:abstractNumId="45" w15:restartNumberingAfterBreak="0">
+  <w:abstractNum w:abstractNumId="42" w15:restartNumberingAfterBreak="0">
     <w:nsid w:val="6A1459BB"/>
     <w:multiLevelType w:val="hybridMultilevel"/>
     <w:tmpl w:val="24727BD2"/>
@@ -25014,120 +24766,7 @@
       </w:rPr>
     </w:lvl>
   </w:abstractNum>
-  <w:abstractNum w:abstractNumId="46" w15:restartNumberingAfterBreak="0">
-    <w:nsid w:val="6CA66AD3"/>
-    <w:multiLevelType w:val="hybridMultilevel"/>
-    <w:tmpl w:val="C88068A6"/>
-    <w:lvl w:ilvl="0" w:tplc="240A0001">
-      <w:start w:val="1"/>
-      <w:numFmt w:val="bullet"/>
-      <w:lvlText w:val=""/>
-      <w:lvlJc w:val="left"/>
-      <w:pPr>
-        <w:ind w:left="2136" w:hanging="360"/>
-      </w:pPr>
-      <w:rPr>
-        <w:rFonts w:ascii="Symbol" w:hAnsi="Symbol" w:hint="default"/>
-      </w:rPr>
-    </w:lvl>
-    <w:lvl w:ilvl="1" w:tplc="240A0003" w:tentative="1">
-      <w:start w:val="1"/>
-      <w:numFmt w:val="bullet"/>
-      <w:lvlText w:val="o"/>
-      <w:lvlJc w:val="left"/>
-      <w:pPr>
-        <w:ind w:left="2856" w:hanging="360"/>
-      </w:pPr>
-      <w:rPr>
-        <w:rFonts w:ascii="Courier New" w:hAnsi="Courier New" w:cs="Courier New" w:hint="default"/>
-      </w:rPr>
-    </w:lvl>
-    <w:lvl w:ilvl="2" w:tplc="240A0005" w:tentative="1">
-      <w:start w:val="1"/>
-      <w:numFmt w:val="bullet"/>
-      <w:lvlText w:val=""/>
-      <w:lvlJc w:val="left"/>
-      <w:pPr>
-        <w:ind w:left="3576" w:hanging="360"/>
-      </w:pPr>
-      <w:rPr>
-        <w:rFonts w:ascii="Wingdings" w:hAnsi="Wingdings" w:hint="default"/>
-      </w:rPr>
-    </w:lvl>
-    <w:lvl w:ilvl="3" w:tplc="240A0001" w:tentative="1">
-      <w:start w:val="1"/>
-      <w:numFmt w:val="bullet"/>
-      <w:lvlText w:val=""/>
-      <w:lvlJc w:val="left"/>
-      <w:pPr>
-        <w:ind w:left="4296" w:hanging="360"/>
-      </w:pPr>
-      <w:rPr>
-        <w:rFonts w:ascii="Symbol" w:hAnsi="Symbol" w:hint="default"/>
-      </w:rPr>
-    </w:lvl>
-    <w:lvl w:ilvl="4" w:tplc="240A0003" w:tentative="1">
-      <w:start w:val="1"/>
-      <w:numFmt w:val="bullet"/>
-      <w:lvlText w:val="o"/>
-      <w:lvlJc w:val="left"/>
-      <w:pPr>
-        <w:ind w:left="5016" w:hanging="360"/>
-      </w:pPr>
-      <w:rPr>
-        <w:rFonts w:ascii="Courier New" w:hAnsi="Courier New" w:cs="Courier New" w:hint="default"/>
-      </w:rPr>
-    </w:lvl>
-    <w:lvl w:ilvl="5" w:tplc="240A0005" w:tentative="1">
-      <w:start w:val="1"/>
-      <w:numFmt w:val="bullet"/>
-      <w:lvlText w:val=""/>
-      <w:lvlJc w:val="left"/>
-      <w:pPr>
-        <w:ind w:left="5736" w:hanging="360"/>
-      </w:pPr>
-      <w:rPr>
-        <w:rFonts w:ascii="Wingdings" w:hAnsi="Wingdings" w:hint="default"/>
-      </w:rPr>
-    </w:lvl>
-    <w:lvl w:ilvl="6" w:tplc="240A0001" w:tentative="1">
-      <w:start w:val="1"/>
-      <w:numFmt w:val="bullet"/>
-      <w:lvlText w:val=""/>
-      <w:lvlJc w:val="left"/>
-      <w:pPr>
-        <w:ind w:left="6456" w:hanging="360"/>
-      </w:pPr>
-      <w:rPr>
-        <w:rFonts w:ascii="Symbol" w:hAnsi="Symbol" w:hint="default"/>
-      </w:rPr>
-    </w:lvl>
-    <w:lvl w:ilvl="7" w:tplc="240A0003" w:tentative="1">
-      <w:start w:val="1"/>
-      <w:numFmt w:val="bullet"/>
-      <w:lvlText w:val="o"/>
-      <w:lvlJc w:val="left"/>
-      <w:pPr>
-        <w:ind w:left="7176" w:hanging="360"/>
-      </w:pPr>
-      <w:rPr>
-        <w:rFonts w:ascii="Courier New" w:hAnsi="Courier New" w:cs="Courier New" w:hint="default"/>
-      </w:rPr>
-    </w:lvl>
-    <w:lvl w:ilvl="8" w:tplc="240A0005" w:tentative="1">
-      <w:start w:val="1"/>
-      <w:numFmt w:val="bullet"/>
-      <w:lvlText w:val=""/>
-      <w:lvlJc w:val="left"/>
-      <w:pPr>
-        <w:ind w:left="7896" w:hanging="360"/>
-      </w:pPr>
-      <w:rPr>
-        <w:rFonts w:ascii="Wingdings" w:hAnsi="Wingdings" w:hint="default"/>
-      </w:rPr>
-    </w:lvl>
-  </w:abstractNum>
-  <w:abstractNum w:abstractNumId="47" w15:restartNumberingAfterBreak="0">
+  <w:abstractNum w:abstractNumId="43" w15:restartNumberingAfterBreak="0">
     <w:nsid w:val="73E15105"/>
     <w:multiLevelType w:val="hybridMultilevel"/>
     <w:tmpl w:val="E0327A4C"/>
@@ -25137,7 +24776,7 @@
       <w:lvlText w:val=""/>
       <w:lvlJc w:val="left"/>
       <w:pPr>
-        <w:ind w:left="1776" w:hanging="360"/>
+        <w:ind w:left="1428" w:hanging="360"/>
       </w:pPr>
       <w:rPr>
         <w:rFonts w:ascii="Symbol" w:hAnsi="Symbol" w:hint="default"/>
@@ -25149,7 +24788,7 @@
       <w:lvlText w:val="o"/>
       <w:lvlJc w:val="left"/>
       <w:pPr>
-        <w:ind w:left="2496" w:hanging="360"/>
+        <w:ind w:left="2148" w:hanging="360"/>
       </w:pPr>
       <w:rPr>
         <w:rFonts w:ascii="Courier New" w:hAnsi="Courier New" w:cs="Courier New" w:hint="default"/>
@@ -25161,7 +24800,7 @@
       <w:lvlText w:val=""/>
       <w:lvlJc w:val="left"/>
       <w:pPr>
-        <w:ind w:left="3216" w:hanging="360"/>
+        <w:ind w:left="2868" w:hanging="360"/>
       </w:pPr>
       <w:rPr>
         <w:rFonts w:ascii="Wingdings" w:hAnsi="Wingdings" w:hint="default"/>
@@ -25173,7 +24812,7 @@
       <w:lvlText w:val=""/>
       <w:lvlJc w:val="left"/>
       <w:pPr>
-        <w:ind w:left="3936" w:hanging="360"/>
+        <w:ind w:left="3588" w:hanging="360"/>
       </w:pPr>
       <w:rPr>
         <w:rFonts w:ascii="Symbol" w:hAnsi="Symbol" w:hint="default"/>
@@ -25185,7 +24824,7 @@
       <w:lvlText w:val="o"/>
       <w:lvlJc w:val="left"/>
       <w:pPr>
-        <w:ind w:left="4656" w:hanging="360"/>
+        <w:ind w:left="4308" w:hanging="360"/>
       </w:pPr>
       <w:rPr>
         <w:rFonts w:ascii="Courier New" w:hAnsi="Courier New" w:cs="Courier New" w:hint="default"/>
@@ -25197,7 +24836,7 @@
       <w:lvlText w:val=""/>
       <w:lvlJc w:val="left"/>
       <w:pPr>
-        <w:ind w:left="5376" w:hanging="360"/>
+        <w:ind w:left="5028" w:hanging="360"/>
       </w:pPr>
       <w:rPr>
         <w:rFonts w:ascii="Wingdings" w:hAnsi="Wingdings" w:hint="default"/>
@@ -25209,7 +24848,7 @@
       <w:lvlText w:val=""/>
       <w:lvlJc w:val="left"/>
       <w:pPr>
-        <w:ind w:left="6096" w:hanging="360"/>
+        <w:ind w:left="5748" w:hanging="360"/>
       </w:pPr>
       <w:rPr>
         <w:rFonts w:ascii="Symbol" w:hAnsi="Symbol" w:hint="default"/>
@@ -25221,7 +24860,7 @@
       <w:lvlText w:val="o"/>
       <w:lvlJc w:val="left"/>
       <w:pPr>
-        <w:ind w:left="6816" w:hanging="360"/>
+        <w:ind w:left="6468" w:hanging="360"/>
       </w:pPr>
       <w:rPr>
         <w:rFonts w:ascii="Courier New" w:hAnsi="Courier New" w:cs="Courier New" w:hint="default"/>
@@ -25233,14 +24872,14 @@
       <w:lvlText w:val=""/>
       <w:lvlJc w:val="left"/>
       <w:pPr>
-        <w:ind w:left="7536" w:hanging="360"/>
+        <w:ind w:left="7188" w:hanging="360"/>
       </w:pPr>
       <w:rPr>
         <w:rFonts w:ascii="Wingdings" w:hAnsi="Wingdings" w:hint="default"/>
       </w:rPr>
     </w:lvl>
   </w:abstractNum>
-  <w:abstractNum w:abstractNumId="48" w15:restartNumberingAfterBreak="0">
+  <w:abstractNum w:abstractNumId="44" w15:restartNumberingAfterBreak="0">
     <w:nsid w:val="78DD1136"/>
     <w:multiLevelType w:val="hybridMultilevel"/>
     <w:tmpl w:val="C8F608E4"/>
@@ -25326,7 +24965,7 @@
       </w:pPr>
     </w:lvl>
   </w:abstractNum>
-  <w:abstractNum w:abstractNumId="49" w15:restartNumberingAfterBreak="0">
+  <w:abstractNum w:abstractNumId="45" w15:restartNumberingAfterBreak="0">
     <w:nsid w:val="792846A4"/>
     <w:multiLevelType w:val="hybridMultilevel"/>
     <w:tmpl w:val="993C07DA"/>
@@ -25443,22 +25082,22 @@
     <w:abstractNumId w:val="0"/>
   </w:num>
   <w:num w:numId="2" w16cid:durableId="885991230">
-    <w:abstractNumId w:val="19"/>
+    <w:abstractNumId w:val="18"/>
   </w:num>
   <w:num w:numId="3" w16cid:durableId="1130198696">
-    <w:abstractNumId w:val="37"/>
+    <w:abstractNumId w:val="34"/>
   </w:num>
   <w:num w:numId="4" w16cid:durableId="2013297887">
+    <w:abstractNumId w:val="25"/>
+  </w:num>
+  <w:num w:numId="5" w16cid:durableId="545601412">
     <w:abstractNumId w:val="28"/>
   </w:num>
-  <w:num w:numId="5" w16cid:durableId="545601412">
-    <w:abstractNumId w:val="31"/>
-  </w:num>
   <w:num w:numId="6" w16cid:durableId="2138601098">
-    <w:abstractNumId w:val="13"/>
+    <w:abstractNumId w:val="12"/>
   </w:num>
   <w:num w:numId="7" w16cid:durableId="1103451668">
-    <w:abstractNumId w:val="44"/>
+    <w:abstractNumId w:val="41"/>
   </w:num>
   <w:num w:numId="8" w16cid:durableId="1107047836">
     <w:abstractNumId w:val="2"/>
@@ -25467,129 +25106,117 @@
     <w:abstractNumId w:val="1"/>
   </w:num>
   <w:num w:numId="10" w16cid:durableId="1612281360">
+    <w:abstractNumId w:val="26"/>
+  </w:num>
+  <w:num w:numId="11" w16cid:durableId="1387531647">
+    <w:abstractNumId w:val="10"/>
+  </w:num>
+  <w:num w:numId="12" w16cid:durableId="2131509027">
+    <w:abstractNumId w:val="3"/>
+  </w:num>
+  <w:num w:numId="13" w16cid:durableId="803158186">
+    <w:abstractNumId w:val="13"/>
+  </w:num>
+  <w:num w:numId="14" w16cid:durableId="1217468464">
+    <w:abstractNumId w:val="23"/>
+  </w:num>
+  <w:num w:numId="15" w16cid:durableId="952444967">
+    <w:abstractNumId w:val="15"/>
+  </w:num>
+  <w:num w:numId="16" w16cid:durableId="320743026">
+    <w:abstractNumId w:val="9"/>
+  </w:num>
+  <w:num w:numId="17" w16cid:durableId="1746562871">
+    <w:abstractNumId w:val="19"/>
+  </w:num>
+  <w:num w:numId="18" w16cid:durableId="1059019377">
+    <w:abstractNumId w:val="37"/>
+  </w:num>
+  <w:num w:numId="19" w16cid:durableId="1641031566">
+    <w:abstractNumId w:val="40"/>
+  </w:num>
+  <w:num w:numId="20" w16cid:durableId="1336884619">
+    <w:abstractNumId w:val="27"/>
+  </w:num>
+  <w:num w:numId="21" w16cid:durableId="1885562375">
+    <w:abstractNumId w:val="45"/>
+  </w:num>
+  <w:num w:numId="22" w16cid:durableId="1924409175">
+    <w:abstractNumId w:val="44"/>
+  </w:num>
+  <w:num w:numId="23" w16cid:durableId="1729451702">
+    <w:abstractNumId w:val="22"/>
+  </w:num>
+  <w:num w:numId="24" w16cid:durableId="521893036">
+    <w:abstractNumId w:val="33"/>
+  </w:num>
+  <w:num w:numId="25" w16cid:durableId="1151212758">
+    <w:abstractNumId w:val="38"/>
+  </w:num>
+  <w:num w:numId="26" w16cid:durableId="300966841">
     <w:abstractNumId w:val="29"/>
   </w:num>
-  <w:num w:numId="11" w16cid:durableId="1387531647">
+  <w:num w:numId="27" w16cid:durableId="1199321949">
     <w:abstractNumId w:val="11"/>
   </w:num>
-  <w:num w:numId="12" w16cid:durableId="2131509027">
+  <w:num w:numId="28" w16cid:durableId="1608192757">
+    <w:abstractNumId w:val="8"/>
+  </w:num>
+  <w:num w:numId="29" w16cid:durableId="1088816081">
+    <w:abstractNumId w:val="7"/>
+  </w:num>
+  <w:num w:numId="30" w16cid:durableId="149252846">
+    <w:abstractNumId w:val="24"/>
+  </w:num>
+  <w:num w:numId="31" w16cid:durableId="248006414">
+    <w:abstractNumId w:val="35"/>
+  </w:num>
+  <w:num w:numId="32" w16cid:durableId="13925491">
+    <w:abstractNumId w:val="14"/>
+  </w:num>
+  <w:num w:numId="33" w16cid:durableId="1081752862">
+    <w:abstractNumId w:val="5"/>
+  </w:num>
+  <w:num w:numId="34" w16cid:durableId="1551651539">
+    <w:abstractNumId w:val="20"/>
+  </w:num>
+  <w:num w:numId="35" w16cid:durableId="1918245012">
     <w:abstractNumId w:val="4"/>
   </w:num>
-  <w:num w:numId="13" w16cid:durableId="803158186">
-    <w:abstractNumId w:val="14"/>
+  <w:num w:numId="36" w16cid:durableId="2024429055">
+    <w:abstractNumId w:val="42"/>
   </w:num>
-  <w:num w:numId="14" w16cid:durableId="1217468464">
-    <w:abstractNumId w:val="26"/>
+  <w:num w:numId="37" w16cid:durableId="1389525380">
+    <w:abstractNumId w:val="6"/>
   </w:num>
-  <w:num w:numId="15" w16cid:durableId="952444967">
+  <w:num w:numId="38" w16cid:durableId="233246828">
     <w:abstractNumId w:val="16"/>
   </w:num>
-  <w:num w:numId="16" w16cid:durableId="320743026">
-    <w:abstractNumId w:val="10"/>
+  <w:num w:numId="39" w16cid:durableId="1741710190">
+    <w:abstractNumId w:val="31"/>
   </w:num>
-  <w:num w:numId="17" w16cid:durableId="1746562871">
-    <w:abstractNumId w:val="20"/>
-  </w:num>
-  <w:num w:numId="18" w16cid:durableId="1059019377">
-    <w:abstractNumId w:val="40"/>
-  </w:num>
-  <w:num w:numId="19" w16cid:durableId="1641031566">
-    <w:abstractNumId w:val="42"/>
-  </w:num>
-  <w:num w:numId="20" w16cid:durableId="1336884619">
+  <w:num w:numId="40" w16cid:durableId="1345470846">
     <w:abstractNumId w:val="30"/>
   </w:num>
-  <w:num w:numId="21" w16cid:durableId="1885562375">
-    <w:abstractNumId w:val="49"/>
-  </w:num>
-  <w:num w:numId="22" w16cid:durableId="1924409175">
-    <w:abstractNumId w:val="48"/>
-  </w:num>
-  <w:num w:numId="23" w16cid:durableId="1729451702">
-    <w:abstractNumId w:val="24"/>
-  </w:num>
-  <w:num w:numId="24" w16cid:durableId="521893036">
+  <w:num w:numId="41" w16cid:durableId="984165757">
     <w:abstractNumId w:val="36"/>
   </w:num>
-  <w:num w:numId="25" w16cid:durableId="1151212758">
-    <w:abstractNumId w:val="41"/>
+  <w:num w:numId="42" w16cid:durableId="1257439409">
+    <w:abstractNumId w:val="21"/>
   </w:num>
-  <w:num w:numId="26" w16cid:durableId="300966841">
+  <w:num w:numId="43" w16cid:durableId="1134642209">
+    <w:abstractNumId w:val="43"/>
+  </w:num>
+  <w:num w:numId="44" w16cid:durableId="752432029">
     <w:abstractNumId w:val="32"/>
   </w:num>
-  <w:num w:numId="27" w16cid:durableId="1199321949">
-    <w:abstractNumId w:val="12"/>
-  </w:num>
-  <w:num w:numId="28" w16cid:durableId="349182251">
-    <w:abstractNumId w:val="25"/>
-  </w:num>
-  <w:num w:numId="29" w16cid:durableId="1608192757">
-    <w:abstractNumId w:val="9"/>
-  </w:num>
-  <w:num w:numId="30" w16cid:durableId="1088816081">
-    <w:abstractNumId w:val="8"/>
-  </w:num>
-  <w:num w:numId="31" w16cid:durableId="149252846">
-    <w:abstractNumId w:val="27"/>
-  </w:num>
-  <w:num w:numId="32" w16cid:durableId="248006414">
-    <w:abstractNumId w:val="38"/>
-  </w:num>
-  <w:num w:numId="33" w16cid:durableId="173763884">
+  <w:num w:numId="45" w16cid:durableId="1482312466">
     <w:abstractNumId w:val="17"/>
   </w:num>
-  <w:num w:numId="34" w16cid:durableId="1236285898">
-    <w:abstractNumId w:val="33"/>
-  </w:num>
-  <w:num w:numId="35" w16cid:durableId="1930656840">
-    <w:abstractNumId w:val="43"/>
-  </w:num>
-  <w:num w:numId="36" w16cid:durableId="13925491">
-    <w:abstractNumId w:val="15"/>
-  </w:num>
-  <w:num w:numId="37" w16cid:durableId="1081752862">
-    <w:abstractNumId w:val="6"/>
-  </w:num>
-  <w:num w:numId="38" w16cid:durableId="230429789">
-    <w:abstractNumId w:val="22"/>
-  </w:num>
-  <w:num w:numId="39" w16cid:durableId="1551651539">
-    <w:abstractNumId w:val="21"/>
-  </w:num>
-  <w:num w:numId="40" w16cid:durableId="1918245012">
-    <w:abstractNumId w:val="5"/>
-  </w:num>
-  <w:num w:numId="41" w16cid:durableId="349645786">
-    <w:abstractNumId w:val="3"/>
-  </w:num>
-  <w:num w:numId="42" w16cid:durableId="2024429055">
-    <w:abstractNumId w:val="45"/>
-  </w:num>
-  <w:num w:numId="43" w16cid:durableId="1389525380">
-    <w:abstractNumId w:val="7"/>
-  </w:num>
-  <w:num w:numId="44" w16cid:durableId="233246828">
-    <w:abstractNumId w:val="18"/>
-  </w:num>
-  <w:num w:numId="45" w16cid:durableId="1741710190">
-    <w:abstractNumId w:val="35"/>
-  </w:num>
-  <w:num w:numId="46" w16cid:durableId="1345470846">
-    <w:abstractNumId w:val="34"/>
-  </w:num>
-  <w:num w:numId="47" w16cid:durableId="984165757">
+  <w:num w:numId="46" w16cid:durableId="12658068">
     <w:abstractNumId w:val="39"/>
   </w:num>
-  <w:num w:numId="48" w16cid:durableId="1257439409">
-    <w:abstractNumId w:val="23"/>
-  </w:num>
-  <w:num w:numId="49" w16cid:durableId="956761220">
-    <w:abstractNumId w:val="46"/>
-  </w:num>
-  <w:num w:numId="50" w16cid:durableId="1134642209">
-    <w:abstractNumId w:val="47"/>
-  </w:num>
-  <w:numIdMacAtCleanup w:val="35"/>
+  <w:numIdMacAtCleanup w:val="46"/>
 </w:numbering>
 </file>
 
@@ -26159,6 +25786,7 @@
   <w:style w:type="character" w:default="1" w:styleId="Fuentedeprrafopredeter">
     <w:name w:val="Default Paragraph Font"/>
     <w:uiPriority w:val="1"/>
+    <w:semiHidden/>
     <w:unhideWhenUsed/>
   </w:style>
   <w:style w:type="table" w:default="1" w:styleId="Tablanormal">
@@ -27331,6 +26959,15 @@
 </file>
 
 <file path=customXml/item1.xml><?xml version="1.0" encoding="utf-8"?>
+<?mso-contentType ?>
+<FormTemplates xmlns="http://schemas.microsoft.com/sharepoint/v3/contenttype/forms">
+  <Display>DocumentLibraryForm</Display>
+  <Edit>DocumentLibraryForm</Edit>
+  <New>DocumentLibraryForm</New>
+</FormTemplates>
+</file>
+
+<file path=customXml/item2.xml><?xml version="1.0" encoding="utf-8"?>
 <p:properties xmlns:p="http://schemas.microsoft.com/office/2006/metadata/properties" xmlns:xsi="http://www.w3.org/2001/XMLSchema-instance" xmlns:pc="http://schemas.microsoft.com/office/infopath/2007/PartnerControls">
   <documentManagement>
     <TaxCatchAll xmlns="13c90a0b-73bc-4dc0-be5f-28d77b615beb" xsi:nil="true"/>
@@ -27341,20 +26978,7 @@
 </p:properties>
 </file>
 
-<file path=customXml/item2.xml><?xml version="1.0" encoding="utf-8"?>
-<?mso-contentType ?>
-<FormTemplates xmlns="http://schemas.microsoft.com/sharepoint/v3/contenttype/forms">
-  <Display>DocumentLibraryForm</Display>
-  <Edit>DocumentLibraryForm</Edit>
-  <New>DocumentLibraryForm</New>
-</FormTemplates>
-</file>
-
 <file path=customXml/item3.xml><?xml version="1.0" encoding="utf-8"?>
-<b:Sources xmlns:b="http://schemas.openxmlformats.org/officeDocument/2006/bibliography" xmlns="http://schemas.openxmlformats.org/officeDocument/2006/bibliography" SelectedStyle="\APASixthEditionOfficeOnline.xsl" StyleName="APA" Version="6"/>
-</file>
-
-<file path=customXml/item4.xml><?xml version="1.0" encoding="utf-8"?>
 <ct:contentTypeSchema xmlns:ct="http://schemas.microsoft.com/office/2006/metadata/contentType" xmlns:ma="http://schemas.microsoft.com/office/2006/metadata/properties/metaAttributes" ct:_="" ma:_="" ma:contentTypeName="Documento" ma:contentTypeID="0x0101006A81D6BD42E8DF4C91013959704817E1" ma:contentTypeVersion="15" ma:contentTypeDescription="Crear nuevo documento." ma:contentTypeScope="" ma:versionID="bf4f72ffd194f0963ff564daca6869f7">
   <xsd:schema xmlns:xsd="http://www.w3.org/2001/XMLSchema" xmlns:xs="http://www.w3.org/2001/XMLSchema" xmlns:p="http://schemas.microsoft.com/office/2006/metadata/properties" xmlns:ns2="13c90a0b-73bc-4dc0-be5f-28d77b615beb" xmlns:ns3="13c93bba-48ce-428c-bfe5-88b42c19b028" targetNamespace="http://schemas.microsoft.com/office/2006/metadata/properties" ma:root="true" ma:fieldsID="8718d6f4873a5b1392a45044efa78385" ns2:_="" ns3:_="">
     <xsd:import namespace="13c90a0b-73bc-4dc0-be5f-28d77b615beb"/>
@@ -27589,7 +27213,19 @@
 </ct:contentTypeSchema>
 </file>
 
+<file path=customXml/item4.xml><?xml version="1.0" encoding="utf-8"?>
+<b:Sources xmlns:b="http://schemas.openxmlformats.org/officeDocument/2006/bibliography" xmlns="http://schemas.openxmlformats.org/officeDocument/2006/bibliography" SelectedStyle="\APASixthEditionOfficeOnline.xsl" StyleName="APA" Version="6"/>
+</file>
+
 <file path=customXml/itemProps1.xml><?xml version="1.0" encoding="utf-8"?>
+<ds:datastoreItem xmlns:ds="http://schemas.openxmlformats.org/officeDocument/2006/customXml" ds:itemID="{10663269-2064-4804-8290-36D4A57F5557}">
+  <ds:schemaRefs>
+    <ds:schemaRef ds:uri="http://schemas.microsoft.com/sharepoint/v3/contenttype/forms"/>
+  </ds:schemaRefs>
+</ds:datastoreItem>
+</file>
+
+<file path=customXml/itemProps2.xml><?xml version="1.0" encoding="utf-8"?>
 <ds:datastoreItem xmlns:ds="http://schemas.openxmlformats.org/officeDocument/2006/customXml" ds:itemID="{1279454D-02BE-4A9C-A117-DCD1573E2608}">
   <ds:schemaRefs>
     <ds:schemaRef ds:uri="http://schemas.microsoft.com/office/2006/metadata/properties"/>
@@ -27600,23 +27236,7 @@
 </ds:datastoreItem>
 </file>
 
-<file path=customXml/itemProps2.xml><?xml version="1.0" encoding="utf-8"?>
-<ds:datastoreItem xmlns:ds="http://schemas.openxmlformats.org/officeDocument/2006/customXml" ds:itemID="{10663269-2064-4804-8290-36D4A57F5557}">
-  <ds:schemaRefs>
-    <ds:schemaRef ds:uri="http://schemas.microsoft.com/sharepoint/v3/contenttype/forms"/>
-  </ds:schemaRefs>
-</ds:datastoreItem>
-</file>
-
 <file path=customXml/itemProps3.xml><?xml version="1.0" encoding="utf-8"?>
-<ds:datastoreItem xmlns:ds="http://schemas.openxmlformats.org/officeDocument/2006/customXml" ds:itemID="{EAE431FD-7059-4C09-804B-C9D69EB7B213}">
-  <ds:schemaRefs>
-    <ds:schemaRef ds:uri="http://schemas.openxmlformats.org/officeDocument/2006/bibliography"/>
-  </ds:schemaRefs>
-</ds:datastoreItem>
-</file>
-
-<file path=customXml/itemProps4.xml><?xml version="1.0" encoding="utf-8"?>
 <ds:datastoreItem xmlns:ds="http://schemas.openxmlformats.org/officeDocument/2006/customXml" ds:itemID="{9C14B031-69D2-4815-A77A-60B4EECF27A0}">
   <ds:schemaRefs>
     <ds:schemaRef ds:uri="http://schemas.microsoft.com/office/2006/metadata/contentType"/>
@@ -27633,4 +27253,12 @@
     <ds:schemaRef ds:uri="http://schemas.microsoft.com/internal/obd"/>
   </ds:schemaRefs>
 </ds:datastoreItem>
+</file>
+
+<file path=customXml/itemProps4.xml><?xml version="1.0" encoding="utf-8"?>
+<ds:datastoreItem xmlns:ds="http://schemas.openxmlformats.org/officeDocument/2006/customXml" ds:itemID="{EAE431FD-7059-4C09-804B-C9D69EB7B213}">
+  <ds:schemaRefs>
+    <ds:schemaRef ds:uri="http://schemas.openxmlformats.org/officeDocument/2006/bibliography"/>
+  </ds:schemaRefs>
+</ds:datastoreItem>
 </file>
--- a/fuentes/621602_CF10_DU.docx
+++ b/fuentes/621602_CF10_DU.docx
@@ -2496,6 +2496,12 @@
         <w:rPr>
           <w:rStyle w:val="Extranjerismo"/>
         </w:rPr>
+        <w:t xml:space="preserve">in </w:t>
+      </w:r>
+      <w:r>
+        <w:rPr>
+          <w:rStyle w:val="Extranjerismo"/>
+        </w:rPr>
         <w:t xml:space="preserve">addition </w:t>
       </w:r>
       <w:r>
@@ -2662,6 +2668,15 @@
     </w:p>
     <w:p>
       <w:pPr>
+        <w:spacing w:before="0" w:after="160" w:line="259" w:lineRule="auto"/>
+        <w:ind w:firstLine="0"/>
+      </w:pPr>
+      <w:r>
+        <w:br w:type="page"/>
+      </w:r>
+    </w:p>
+    <w:p>
+      <w:pPr>
         <w:pStyle w:val="Prrafodelista"/>
         <w:numPr>
           <w:ilvl w:val="0"/>
@@ -2679,6 +2694,7 @@
           <w:b/>
           <w:bCs/>
         </w:rPr>
+        <w:lastRenderedPageBreak/>
         <w:t>American plan</w:t>
       </w:r>
     </w:p>
@@ -2687,7 +2703,6 @@
         <w:rPr>
           <w:rStyle w:val="Extranjerismo"/>
         </w:rPr>
-        <w:lastRenderedPageBreak/>
         <w:t xml:space="preserve">Includes room rate plus </w:t>
       </w:r>
       <w:proofErr w:type="spellStart"/>
@@ -5039,6 +5054,8 @@
       <w:r>
         <w:rPr>
           <w:rStyle w:val="Extranjerismo"/>
+          <w:b/>
+          <w:bCs/>
         </w:rPr>
         <w:t>Spelling names</w:t>
       </w:r>
@@ -5127,6 +5144,8 @@
       <w:r>
         <w:rPr>
           <w:rStyle w:val="Extranjerismo"/>
+          <w:b/>
+          <w:bCs/>
         </w:rPr>
         <w:t>Titles</w:t>
       </w:r>
@@ -5149,13 +5168,19 @@
         <w:rPr>
           <w:rStyle w:val="Extranjerismo"/>
         </w:rPr>
-        <w:t xml:space="preserve">When talking about titles in English, we refer to the formality with which people are treated according to gender. There are titles of common use and formal titles, which sometimes </w:t>
-      </w:r>
-      <w:r>
-        <w:rPr>
-          <w:rStyle w:val="Extranjerismo"/>
-        </w:rPr>
-        <w:t xml:space="preserve">are refer </w:t>
+        <w:t>When talking about titles in English, we refer to the formality with which people are treated according to gender. There are titles of common use and formal titles, which sometimes</w:t>
+      </w:r>
+      <w:r>
+        <w:rPr>
+          <w:rStyle w:val="Extranjerismo"/>
+        </w:rPr>
+        <w:t xml:space="preserve"> </w:t>
+      </w:r>
+      <w:r>
+        <w:rPr>
+          <w:rStyle w:val="Extranjerismo"/>
+        </w:rPr>
+        <w:t xml:space="preserve">refer </w:t>
       </w:r>
       <w:r>
         <w:rPr>
@@ -6844,7 +6869,7 @@
           <w:noProof/>
         </w:rPr>
         <w:drawing>
-          <wp:inline distT="0" distB="0" distL="0" distR="0" wp14:anchorId="0E26F967" wp14:editId="625D6FC8">
+          <wp:inline distT="0" distB="0" distL="0" distR="0" wp14:anchorId="0E26F967" wp14:editId="22B68332">
             <wp:extent cx="4476750" cy="2517161"/>
             <wp:effectExtent l="0" t="0" r="0" b="0"/>
             <wp:docPr id="11" name="Imagen 11">
@@ -26959,15 +26984,6 @@
 </file>
 
 <file path=customXml/item1.xml><?xml version="1.0" encoding="utf-8"?>
-<?mso-contentType ?>
-<FormTemplates xmlns="http://schemas.microsoft.com/sharepoint/v3/contenttype/forms">
-  <Display>DocumentLibraryForm</Display>
-  <Edit>DocumentLibraryForm</Edit>
-  <New>DocumentLibraryForm</New>
-</FormTemplates>
-</file>
-
-<file path=customXml/item2.xml><?xml version="1.0" encoding="utf-8"?>
 <p:properties xmlns:p="http://schemas.microsoft.com/office/2006/metadata/properties" xmlns:xsi="http://www.w3.org/2001/XMLSchema-instance" xmlns:pc="http://schemas.microsoft.com/office/infopath/2007/PartnerControls">
   <documentManagement>
     <TaxCatchAll xmlns="13c90a0b-73bc-4dc0-be5f-28d77b615beb" xsi:nil="true"/>
@@ -26978,7 +26994,20 @@
 </p:properties>
 </file>
 
+<file path=customXml/item2.xml><?xml version="1.0" encoding="utf-8"?>
+<?mso-contentType ?>
+<FormTemplates xmlns="http://schemas.microsoft.com/sharepoint/v3/contenttype/forms">
+  <Display>DocumentLibraryForm</Display>
+  <Edit>DocumentLibraryForm</Edit>
+  <New>DocumentLibraryForm</New>
+</FormTemplates>
+</file>
+
 <file path=customXml/item3.xml><?xml version="1.0" encoding="utf-8"?>
+<b:Sources xmlns:b="http://schemas.openxmlformats.org/officeDocument/2006/bibliography" xmlns="http://schemas.openxmlformats.org/officeDocument/2006/bibliography" SelectedStyle="\APASixthEditionOfficeOnline.xsl" StyleName="APA" Version="6"/>
+</file>
+
+<file path=customXml/item4.xml><?xml version="1.0" encoding="utf-8"?>
 <ct:contentTypeSchema xmlns:ct="http://schemas.microsoft.com/office/2006/metadata/contentType" xmlns:ma="http://schemas.microsoft.com/office/2006/metadata/properties/metaAttributes" ct:_="" ma:_="" ma:contentTypeName="Documento" ma:contentTypeID="0x0101006A81D6BD42E8DF4C91013959704817E1" ma:contentTypeVersion="15" ma:contentTypeDescription="Crear nuevo documento." ma:contentTypeScope="" ma:versionID="bf4f72ffd194f0963ff564daca6869f7">
   <xsd:schema xmlns:xsd="http://www.w3.org/2001/XMLSchema" xmlns:xs="http://www.w3.org/2001/XMLSchema" xmlns:p="http://schemas.microsoft.com/office/2006/metadata/properties" xmlns:ns2="13c90a0b-73bc-4dc0-be5f-28d77b615beb" xmlns:ns3="13c93bba-48ce-428c-bfe5-88b42c19b028" targetNamespace="http://schemas.microsoft.com/office/2006/metadata/properties" ma:root="true" ma:fieldsID="8718d6f4873a5b1392a45044efa78385" ns2:_="" ns3:_="">
     <xsd:import namespace="13c90a0b-73bc-4dc0-be5f-28d77b615beb"/>
@@ -27213,19 +27242,7 @@
 </ct:contentTypeSchema>
 </file>
 
-<file path=customXml/item4.xml><?xml version="1.0" encoding="utf-8"?>
-<b:Sources xmlns:b="http://schemas.openxmlformats.org/officeDocument/2006/bibliography" xmlns="http://schemas.openxmlformats.org/officeDocument/2006/bibliography" SelectedStyle="\APASixthEditionOfficeOnline.xsl" StyleName="APA" Version="6"/>
-</file>
-
 <file path=customXml/itemProps1.xml><?xml version="1.0" encoding="utf-8"?>
-<ds:datastoreItem xmlns:ds="http://schemas.openxmlformats.org/officeDocument/2006/customXml" ds:itemID="{10663269-2064-4804-8290-36D4A57F5557}">
-  <ds:schemaRefs>
-    <ds:schemaRef ds:uri="http://schemas.microsoft.com/sharepoint/v3/contenttype/forms"/>
-  </ds:schemaRefs>
-</ds:datastoreItem>
-</file>
-
-<file path=customXml/itemProps2.xml><?xml version="1.0" encoding="utf-8"?>
 <ds:datastoreItem xmlns:ds="http://schemas.openxmlformats.org/officeDocument/2006/customXml" ds:itemID="{1279454D-02BE-4A9C-A117-DCD1573E2608}">
   <ds:schemaRefs>
     <ds:schemaRef ds:uri="http://schemas.microsoft.com/office/2006/metadata/properties"/>
@@ -27236,7 +27253,23 @@
 </ds:datastoreItem>
 </file>
 
+<file path=customXml/itemProps2.xml><?xml version="1.0" encoding="utf-8"?>
+<ds:datastoreItem xmlns:ds="http://schemas.openxmlformats.org/officeDocument/2006/customXml" ds:itemID="{10663269-2064-4804-8290-36D4A57F5557}">
+  <ds:schemaRefs>
+    <ds:schemaRef ds:uri="http://schemas.microsoft.com/sharepoint/v3/contenttype/forms"/>
+  </ds:schemaRefs>
+</ds:datastoreItem>
+</file>
+
 <file path=customXml/itemProps3.xml><?xml version="1.0" encoding="utf-8"?>
+<ds:datastoreItem xmlns:ds="http://schemas.openxmlformats.org/officeDocument/2006/customXml" ds:itemID="{EAE431FD-7059-4C09-804B-C9D69EB7B213}">
+  <ds:schemaRefs>
+    <ds:schemaRef ds:uri="http://schemas.openxmlformats.org/officeDocument/2006/bibliography"/>
+  </ds:schemaRefs>
+</ds:datastoreItem>
+</file>
+
+<file path=customXml/itemProps4.xml><?xml version="1.0" encoding="utf-8"?>
 <ds:datastoreItem xmlns:ds="http://schemas.openxmlformats.org/officeDocument/2006/customXml" ds:itemID="{9C14B031-69D2-4815-A77A-60B4EECF27A0}">
   <ds:schemaRefs>
     <ds:schemaRef ds:uri="http://schemas.microsoft.com/office/2006/metadata/contentType"/>
@@ -27253,12 +27286,4 @@
     <ds:schemaRef ds:uri="http://schemas.microsoft.com/internal/obd"/>
   </ds:schemaRefs>
 </ds:datastoreItem>
-</file>
-
-<file path=customXml/itemProps4.xml><?xml version="1.0" encoding="utf-8"?>
-<ds:datastoreItem xmlns:ds="http://schemas.openxmlformats.org/officeDocument/2006/customXml" ds:itemID="{EAE431FD-7059-4C09-804B-C9D69EB7B213}">
-  <ds:schemaRefs>
-    <ds:schemaRef ds:uri="http://schemas.openxmlformats.org/officeDocument/2006/bibliography"/>
-  </ds:schemaRefs>
-</ds:datastoreItem>
 </file>
--- a/fuentes/621602_CF10_DU.docx
+++ b/fuentes/621602_CF10_DU.docx
@@ -550,7 +550,7 @@
           <w:r>
             <w:fldChar w:fldCharType="separate"/>
           </w:r>
-          <w:hyperlink w:anchor="_Toc236749536" w:history="1">
+          <w:hyperlink w:anchor="_Toc237337082" w:history="1">
             <w:r>
               <w:rPr>
                 <w:rStyle w:val="Hipervnculo"/>
@@ -577,7 +577,7 @@
                 <w:noProof/>
                 <w:webHidden/>
               </w:rPr>
-              <w:instrText xml:space="preserve"> PAGEREF _Toc236749536 \h </w:instrText>
+              <w:instrText xml:space="preserve"> PAGEREF _Toc237337082 \h </w:instrText>
             </w:r>
             <w:r>
               <w:rPr>
@@ -622,7 +622,7 @@
               <w:lang w:eastAsia="es-CO"/>
             </w:rPr>
           </w:pPr>
-          <w:hyperlink w:anchor="_Toc236749537" w:history="1">
+          <w:hyperlink w:anchor="_Toc237337083" w:history="1">
             <w:r>
               <w:rPr>
                 <w:rStyle w:val="Hipervnculo"/>
@@ -665,7 +665,7 @@
                 <w:noProof/>
                 <w:webHidden/>
               </w:rPr>
-              <w:instrText xml:space="preserve"> PAGEREF _Toc236749537 \h </w:instrText>
+              <w:instrText xml:space="preserve"> PAGEREF _Toc237337083 \h </w:instrText>
             </w:r>
             <w:r>
               <w:rPr>
@@ -686,273 +686,6 @@
                 <w:webHidden/>
               </w:rPr>
               <w:t>5</w:t>
-            </w:r>
-            <w:r>
-              <w:rPr>
-                <w:noProof/>
-                <w:webHidden/>
-              </w:rPr>
-              <w:fldChar w:fldCharType="end"/>
-            </w:r>
-          </w:hyperlink>
-        </w:p>
-        <w:p>
-          <w:pPr>
-            <w:pStyle w:val="TDC1"/>
-            <w:tabs>
-              <w:tab w:val="right" w:leader="dot" w:pos="9962"/>
-            </w:tabs>
-            <w:ind w:left="708" w:firstLine="1"/>
-            <w:rPr>
-              <w:rFonts w:eastAsiaTheme="minorEastAsia"/>
-              <w:noProof/>
-              <w:sz w:val="24"/>
-              <w:szCs w:val="24"/>
-              <w:lang w:eastAsia="es-CO"/>
-            </w:rPr>
-          </w:pPr>
-          <w:hyperlink w:anchor="_Toc236749538" w:history="1">
-            <w:r>
-              <w:rPr>
-                <w:rStyle w:val="Hipervnculo"/>
-                <w:noProof/>
-              </w:rPr>
-              <w:t>2.</w:t>
-            </w:r>
-            <w:r>
-              <w:rPr>
-                <w:rStyle w:val="Hipervnculo"/>
-                <w:noProof/>
-                <w:spacing w:val="20"/>
-                <w:lang w:val="en-US"/>
-              </w:rPr>
-              <w:t xml:space="preserve"> Guest information and reservations </w:t>
-            </w:r>
-            <w:r>
-              <w:rPr>
-                <w:rStyle w:val="Hipervnculo"/>
-                <w:noProof/>
-              </w:rPr>
-              <w:t>/ Información del huésped y reservas</w:t>
-            </w:r>
-            <w:r>
-              <w:rPr>
-                <w:noProof/>
-                <w:webHidden/>
-              </w:rPr>
-              <w:tab/>
-            </w:r>
-            <w:r>
-              <w:rPr>
-                <w:noProof/>
-                <w:webHidden/>
-              </w:rPr>
-              <w:fldChar w:fldCharType="begin"/>
-            </w:r>
-            <w:r>
-              <w:rPr>
-                <w:noProof/>
-                <w:webHidden/>
-              </w:rPr>
-              <w:instrText xml:space="preserve"> PAGEREF _Toc236749538 \h </w:instrText>
-            </w:r>
-            <w:r>
-              <w:rPr>
-                <w:noProof/>
-                <w:webHidden/>
-              </w:rPr>
-            </w:r>
-            <w:r>
-              <w:rPr>
-                <w:noProof/>
-                <w:webHidden/>
-              </w:rPr>
-              <w:fldChar w:fldCharType="separate"/>
-            </w:r>
-            <w:r>
-              <w:rPr>
-                <w:noProof/>
-                <w:webHidden/>
-              </w:rPr>
-              <w:t>25</w:t>
-            </w:r>
-            <w:r>
-              <w:rPr>
-                <w:noProof/>
-                <w:webHidden/>
-              </w:rPr>
-              <w:fldChar w:fldCharType="end"/>
-            </w:r>
-          </w:hyperlink>
-        </w:p>
-        <w:p>
-          <w:pPr>
-            <w:pStyle w:val="TDC1"/>
-            <w:tabs>
-              <w:tab w:val="right" w:leader="dot" w:pos="9962"/>
-            </w:tabs>
-            <w:ind w:left="708" w:firstLine="1"/>
-            <w:rPr>
-              <w:rFonts w:eastAsiaTheme="minorEastAsia"/>
-              <w:noProof/>
-              <w:sz w:val="24"/>
-              <w:szCs w:val="24"/>
-              <w:lang w:eastAsia="es-CO"/>
-            </w:rPr>
-          </w:pPr>
-          <w:hyperlink w:anchor="_Toc236749539" w:history="1">
-            <w:r>
-              <w:rPr>
-                <w:rStyle w:val="Hipervnculo"/>
-                <w:noProof/>
-              </w:rPr>
-              <w:t>3.</w:t>
-            </w:r>
-            <w:r>
-              <w:rPr>
-                <w:rStyle w:val="Hipervnculo"/>
-                <w:noProof/>
-                <w:spacing w:val="20"/>
-                <w:lang w:val="en-US"/>
-              </w:rPr>
-              <w:t xml:space="preserve"> Clients, accommodation and payments </w:t>
-            </w:r>
-            <w:r>
-              <w:rPr>
-                <w:rStyle w:val="Hipervnculo"/>
-                <w:noProof/>
-              </w:rPr>
-              <w:t>/ Atención al cliente y procesos de alojamiento</w:t>
-            </w:r>
-            <w:r>
-              <w:rPr>
-                <w:noProof/>
-                <w:webHidden/>
-              </w:rPr>
-              <w:tab/>
-            </w:r>
-            <w:r>
-              <w:rPr>
-                <w:noProof/>
-                <w:webHidden/>
-              </w:rPr>
-              <w:fldChar w:fldCharType="begin"/>
-            </w:r>
-            <w:r>
-              <w:rPr>
-                <w:noProof/>
-                <w:webHidden/>
-              </w:rPr>
-              <w:instrText xml:space="preserve"> PAGEREF _Toc236749539 \h </w:instrText>
-            </w:r>
-            <w:r>
-              <w:rPr>
-                <w:noProof/>
-                <w:webHidden/>
-              </w:rPr>
-            </w:r>
-            <w:r>
-              <w:rPr>
-                <w:noProof/>
-                <w:webHidden/>
-              </w:rPr>
-              <w:fldChar w:fldCharType="separate"/>
-            </w:r>
-            <w:r>
-              <w:rPr>
-                <w:noProof/>
-                <w:webHidden/>
-              </w:rPr>
-              <w:t>44</w:t>
-            </w:r>
-            <w:r>
-              <w:rPr>
-                <w:noProof/>
-                <w:webHidden/>
-              </w:rPr>
-              <w:fldChar w:fldCharType="end"/>
-            </w:r>
-          </w:hyperlink>
-        </w:p>
-        <w:p>
-          <w:pPr>
-            <w:pStyle w:val="TDC1"/>
-            <w:tabs>
-              <w:tab w:val="right" w:leader="dot" w:pos="9962"/>
-            </w:tabs>
-            <w:ind w:left="708" w:firstLine="1"/>
-            <w:rPr>
-              <w:rFonts w:eastAsiaTheme="minorEastAsia"/>
-              <w:noProof/>
-              <w:sz w:val="24"/>
-              <w:szCs w:val="24"/>
-              <w:lang w:eastAsia="es-CO"/>
-            </w:rPr>
-          </w:pPr>
-          <w:hyperlink w:anchor="_Toc236749540" w:history="1">
-            <w:r>
-              <w:rPr>
-                <w:rStyle w:val="Hipervnculo"/>
-                <w:noProof/>
-              </w:rPr>
-              <w:t>4.</w:t>
-            </w:r>
-            <w:r>
-              <w:rPr>
-                <w:rStyle w:val="Hipervnculo"/>
-                <w:noProof/>
-                <w:spacing w:val="20"/>
-                <w:lang w:val="en-US"/>
-              </w:rPr>
-              <w:t xml:space="preserve"> Dates, seasons and numerical expressions </w:t>
-            </w:r>
-            <w:r>
-              <w:rPr>
-                <w:rStyle w:val="Hipervnculo"/>
-                <w:noProof/>
-              </w:rPr>
-              <w:t>/ Manejo de fechas y expresiones numéricas</w:t>
-            </w:r>
-            <w:r>
-              <w:rPr>
-                <w:noProof/>
-                <w:webHidden/>
-              </w:rPr>
-              <w:tab/>
-            </w:r>
-            <w:r>
-              <w:rPr>
-                <w:noProof/>
-                <w:webHidden/>
-              </w:rPr>
-              <w:fldChar w:fldCharType="begin"/>
-            </w:r>
-            <w:r>
-              <w:rPr>
-                <w:noProof/>
-                <w:webHidden/>
-              </w:rPr>
-              <w:instrText xml:space="preserve"> PAGEREF _Toc236749540 \h </w:instrText>
-            </w:r>
-            <w:r>
-              <w:rPr>
-                <w:noProof/>
-                <w:webHidden/>
-              </w:rPr>
-            </w:r>
-            <w:r>
-              <w:rPr>
-                <w:noProof/>
-                <w:webHidden/>
-              </w:rPr>
-              <w:fldChar w:fldCharType="separate"/>
-            </w:r>
-            <w:r>
-              <w:rPr>
-                <w:noProof/>
-                <w:webHidden/>
-              </w:rPr>
-              <w:t>59</w:t>
             </w:r>
             <w:r>
               <w:rPr>
@@ -977,13 +710,13 @@
               <w:lang w:eastAsia="es-CO"/>
             </w:rPr>
           </w:pPr>
-          <w:hyperlink w:anchor="_Toc236749541" w:history="1">
+          <w:hyperlink w:anchor="_Toc237337084" w:history="1">
             <w:r>
               <w:rPr>
                 <w:rStyle w:val="Hipervnculo"/>
                 <w:noProof/>
               </w:rPr>
-              <w:t>5.</w:t>
+              <w:t>2.</w:t>
             </w:r>
             <w:r>
               <w:rPr>
@@ -992,14 +725,14 @@
                 <w:spacing w:val="20"/>
                 <w:lang w:val="en-US"/>
               </w:rPr>
-              <w:t xml:space="preserve"> Schedules and describing places </w:t>
+              <w:t xml:space="preserve"> Guest information and reservations </w:t>
             </w:r>
             <w:r>
               <w:rPr>
                 <w:rStyle w:val="Hipervnculo"/>
                 <w:noProof/>
               </w:rPr>
-              <w:t>/ Horarios y descripción de espacios</w:t>
+              <w:t>/ Información del huésped y reservas</w:t>
             </w:r>
             <w:r>
               <w:rPr>
@@ -1020,7 +753,7 @@
                 <w:noProof/>
                 <w:webHidden/>
               </w:rPr>
-              <w:instrText xml:space="preserve"> PAGEREF _Toc236749541 \h </w:instrText>
+              <w:instrText xml:space="preserve"> PAGEREF _Toc237337084 \h </w:instrText>
             </w:r>
             <w:r>
               <w:rPr>
@@ -1040,96 +773,7 @@
                 <w:noProof/>
                 <w:webHidden/>
               </w:rPr>
-              <w:t>68</w:t>
-            </w:r>
-            <w:r>
-              <w:rPr>
-                <w:noProof/>
-                <w:webHidden/>
-              </w:rPr>
-              <w:fldChar w:fldCharType="end"/>
-            </w:r>
-          </w:hyperlink>
-        </w:p>
-        <w:p>
-          <w:pPr>
-            <w:pStyle w:val="TDC1"/>
-            <w:tabs>
-              <w:tab w:val="right" w:leader="dot" w:pos="9962"/>
-            </w:tabs>
-            <w:ind w:left="708" w:firstLine="1"/>
-            <w:rPr>
-              <w:rFonts w:eastAsiaTheme="minorEastAsia"/>
-              <w:noProof/>
-              <w:sz w:val="24"/>
-              <w:szCs w:val="24"/>
-              <w:lang w:eastAsia="es-CO"/>
-            </w:rPr>
-          </w:pPr>
-          <w:hyperlink w:anchor="_Toc236749542" w:history="1">
-            <w:r>
-              <w:rPr>
-                <w:rStyle w:val="Hipervnculo"/>
-                <w:noProof/>
-              </w:rPr>
-              <w:t>6.</w:t>
-            </w:r>
-            <w:r>
-              <w:rPr>
-                <w:rStyle w:val="Hipervnculo"/>
-                <w:noProof/>
-                <w:spacing w:val="20"/>
-                <w:lang w:val="en-US"/>
-              </w:rPr>
-              <w:t xml:space="preserve"> Service situations and instructions /</w:t>
-            </w:r>
-            <w:r>
-              <w:rPr>
-                <w:rStyle w:val="Hipervnculo"/>
-                <w:noProof/>
-              </w:rPr>
-              <w:t xml:space="preserve"> Atención de situaciones especiales e instrucciones</w:t>
-            </w:r>
-            <w:r>
-              <w:rPr>
-                <w:noProof/>
-                <w:webHidden/>
-              </w:rPr>
-              <w:tab/>
-            </w:r>
-            <w:r>
-              <w:rPr>
-                <w:noProof/>
-                <w:webHidden/>
-              </w:rPr>
-              <w:fldChar w:fldCharType="begin"/>
-            </w:r>
-            <w:r>
-              <w:rPr>
-                <w:noProof/>
-                <w:webHidden/>
-              </w:rPr>
-              <w:instrText xml:space="preserve"> PAGEREF _Toc236749542 \h </w:instrText>
-            </w:r>
-            <w:r>
-              <w:rPr>
-                <w:noProof/>
-                <w:webHidden/>
-              </w:rPr>
-            </w:r>
-            <w:r>
-              <w:rPr>
-                <w:noProof/>
-                <w:webHidden/>
-              </w:rPr>
-              <w:fldChar w:fldCharType="separate"/>
-            </w:r>
-            <w:r>
-              <w:rPr>
-                <w:noProof/>
-                <w:webHidden/>
-              </w:rPr>
-              <w:t>71</w:t>
+              <w:t>25</w:t>
             </w:r>
             <w:r>
               <w:rPr>
@@ -1154,13 +798,29 @@
               <w:lang w:eastAsia="es-CO"/>
             </w:rPr>
           </w:pPr>
-          <w:hyperlink w:anchor="_Toc236749543" w:history="1">
+          <w:hyperlink w:anchor="_Toc237337085" w:history="1">
             <w:r>
               <w:rPr>
                 <w:rStyle w:val="Hipervnculo"/>
                 <w:noProof/>
               </w:rPr>
-              <w:t>Síntesis</w:t>
+              <w:t>3.</w:t>
+            </w:r>
+            <w:r>
+              <w:rPr>
+                <w:rStyle w:val="Hipervnculo"/>
+                <w:noProof/>
+                <w:spacing w:val="20"/>
+                <w:lang w:val="en-US"/>
+              </w:rPr>
+              <w:t xml:space="preserve"> Clients, accommodation and payments </w:t>
+            </w:r>
+            <w:r>
+              <w:rPr>
+                <w:rStyle w:val="Hipervnculo"/>
+                <w:noProof/>
+              </w:rPr>
+              <w:t>/ Atención al cliente y procesos de alojamiento</w:t>
             </w:r>
             <w:r>
               <w:rPr>
@@ -1181,7 +841,7 @@
                 <w:noProof/>
                 <w:webHidden/>
               </w:rPr>
-              <w:instrText xml:space="preserve"> PAGEREF _Toc236749543 \h </w:instrText>
+              <w:instrText xml:space="preserve"> PAGEREF _Toc237337085 \h </w:instrText>
             </w:r>
             <w:r>
               <w:rPr>
@@ -1201,7 +861,7 @@
                 <w:noProof/>
                 <w:webHidden/>
               </w:rPr>
-              <w:t>88</w:t>
+              <w:t>44</w:t>
             </w:r>
             <w:r>
               <w:rPr>
@@ -1226,13 +886,29 @@
               <w:lang w:eastAsia="es-CO"/>
             </w:rPr>
           </w:pPr>
-          <w:hyperlink w:anchor="_Toc236749544" w:history="1">
+          <w:hyperlink w:anchor="_Toc237337086" w:history="1">
             <w:r>
               <w:rPr>
                 <w:rStyle w:val="Hipervnculo"/>
                 <w:noProof/>
               </w:rPr>
-              <w:t>Glosario</w:t>
+              <w:t>4.</w:t>
+            </w:r>
+            <w:r>
+              <w:rPr>
+                <w:rStyle w:val="Hipervnculo"/>
+                <w:noProof/>
+                <w:spacing w:val="20"/>
+                <w:lang w:val="en-US"/>
+              </w:rPr>
+              <w:t xml:space="preserve"> Dates, seasons and numerical expressions </w:t>
+            </w:r>
+            <w:r>
+              <w:rPr>
+                <w:rStyle w:val="Hipervnculo"/>
+                <w:noProof/>
+              </w:rPr>
+              <w:t>/ Manejo de fechas y expresiones numéricas</w:t>
             </w:r>
             <w:r>
               <w:rPr>
@@ -1253,7 +929,7 @@
                 <w:noProof/>
                 <w:webHidden/>
               </w:rPr>
-              <w:instrText xml:space="preserve"> PAGEREF _Toc236749544 \h </w:instrText>
+              <w:instrText xml:space="preserve"> PAGEREF _Toc237337086 \h </w:instrText>
             </w:r>
             <w:r>
               <w:rPr>
@@ -1273,7 +949,7 @@
                 <w:noProof/>
                 <w:webHidden/>
               </w:rPr>
-              <w:t>89</w:t>
+              <w:t>59</w:t>
             </w:r>
             <w:r>
               <w:rPr>
@@ -1298,13 +974,29 @@
               <w:lang w:eastAsia="es-CO"/>
             </w:rPr>
           </w:pPr>
-          <w:hyperlink w:anchor="_Toc236749545" w:history="1">
+          <w:hyperlink w:anchor="_Toc237337087" w:history="1">
             <w:r>
               <w:rPr>
                 <w:rStyle w:val="Hipervnculo"/>
                 <w:noProof/>
               </w:rPr>
-              <w:t>Referencias bibliográficas</w:t>
+              <w:t>5.</w:t>
+            </w:r>
+            <w:r>
+              <w:rPr>
+                <w:rStyle w:val="Hipervnculo"/>
+                <w:noProof/>
+                <w:spacing w:val="20"/>
+                <w:lang w:val="en-US"/>
+              </w:rPr>
+              <w:t xml:space="preserve"> Schedules and describing places </w:t>
+            </w:r>
+            <w:r>
+              <w:rPr>
+                <w:rStyle w:val="Hipervnculo"/>
+                <w:noProof/>
+              </w:rPr>
+              <w:t>/ Horarios y descripción de espacios</w:t>
             </w:r>
             <w:r>
               <w:rPr>
@@ -1325,7 +1017,7 @@
                 <w:noProof/>
                 <w:webHidden/>
               </w:rPr>
-              <w:instrText xml:space="preserve"> PAGEREF _Toc236749545 \h </w:instrText>
+              <w:instrText xml:space="preserve"> PAGEREF _Toc237337087 \h </w:instrText>
             </w:r>
             <w:r>
               <w:rPr>
@@ -1345,7 +1037,7 @@
                 <w:noProof/>
                 <w:webHidden/>
               </w:rPr>
-              <w:t>91</w:t>
+              <w:t>68</w:t>
             </w:r>
             <w:r>
               <w:rPr>
@@ -1370,13 +1062,29 @@
               <w:lang w:eastAsia="es-CO"/>
             </w:rPr>
           </w:pPr>
-          <w:hyperlink w:anchor="_Toc236749546" w:history="1">
+          <w:hyperlink w:anchor="_Toc237337088" w:history="1">
             <w:r>
               <w:rPr>
                 <w:rStyle w:val="Hipervnculo"/>
                 <w:noProof/>
               </w:rPr>
-              <w:t>Créditos</w:t>
+              <w:t>6.</w:t>
+            </w:r>
+            <w:r>
+              <w:rPr>
+                <w:rStyle w:val="Hipervnculo"/>
+                <w:noProof/>
+                <w:spacing w:val="20"/>
+                <w:lang w:val="en-US"/>
+              </w:rPr>
+              <w:t xml:space="preserve"> Service situations and instructions /</w:t>
+            </w:r>
+            <w:r>
+              <w:rPr>
+                <w:rStyle w:val="Hipervnculo"/>
+                <w:noProof/>
+              </w:rPr>
+              <w:t xml:space="preserve"> Atención de situaciones especiales e instrucciones</w:t>
             </w:r>
             <w:r>
               <w:rPr>
@@ -1397,7 +1105,295 @@
                 <w:noProof/>
                 <w:webHidden/>
               </w:rPr>
-              <w:instrText xml:space="preserve"> PAGEREF _Toc236749546 \h </w:instrText>
+              <w:instrText xml:space="preserve"> PAGEREF _Toc237337088 \h </w:instrText>
+            </w:r>
+            <w:r>
+              <w:rPr>
+                <w:noProof/>
+                <w:webHidden/>
+              </w:rPr>
+            </w:r>
+            <w:r>
+              <w:rPr>
+                <w:noProof/>
+                <w:webHidden/>
+              </w:rPr>
+              <w:fldChar w:fldCharType="separate"/>
+            </w:r>
+            <w:r>
+              <w:rPr>
+                <w:noProof/>
+                <w:webHidden/>
+              </w:rPr>
+              <w:t>71</w:t>
+            </w:r>
+            <w:r>
+              <w:rPr>
+                <w:noProof/>
+                <w:webHidden/>
+              </w:rPr>
+              <w:fldChar w:fldCharType="end"/>
+            </w:r>
+          </w:hyperlink>
+        </w:p>
+        <w:p>
+          <w:pPr>
+            <w:pStyle w:val="TDC1"/>
+            <w:tabs>
+              <w:tab w:val="right" w:leader="dot" w:pos="9962"/>
+            </w:tabs>
+            <w:rPr>
+              <w:rFonts w:eastAsiaTheme="minorEastAsia"/>
+              <w:noProof/>
+              <w:sz w:val="24"/>
+              <w:szCs w:val="24"/>
+              <w:lang w:eastAsia="es-CO"/>
+            </w:rPr>
+          </w:pPr>
+          <w:hyperlink w:anchor="_Toc237337089" w:history="1">
+            <w:r>
+              <w:rPr>
+                <w:rStyle w:val="Hipervnculo"/>
+                <w:noProof/>
+              </w:rPr>
+              <w:t>Síntesis</w:t>
+            </w:r>
+            <w:r>
+              <w:rPr>
+                <w:noProof/>
+                <w:webHidden/>
+              </w:rPr>
+              <w:tab/>
+            </w:r>
+            <w:r>
+              <w:rPr>
+                <w:noProof/>
+                <w:webHidden/>
+              </w:rPr>
+              <w:fldChar w:fldCharType="begin"/>
+            </w:r>
+            <w:r>
+              <w:rPr>
+                <w:noProof/>
+                <w:webHidden/>
+              </w:rPr>
+              <w:instrText xml:space="preserve"> PAGEREF _Toc237337089 \h </w:instrText>
+            </w:r>
+            <w:r>
+              <w:rPr>
+                <w:noProof/>
+                <w:webHidden/>
+              </w:rPr>
+            </w:r>
+            <w:r>
+              <w:rPr>
+                <w:noProof/>
+                <w:webHidden/>
+              </w:rPr>
+              <w:fldChar w:fldCharType="separate"/>
+            </w:r>
+            <w:r>
+              <w:rPr>
+                <w:noProof/>
+                <w:webHidden/>
+              </w:rPr>
+              <w:t>88</w:t>
+            </w:r>
+            <w:r>
+              <w:rPr>
+                <w:noProof/>
+                <w:webHidden/>
+              </w:rPr>
+              <w:fldChar w:fldCharType="end"/>
+            </w:r>
+          </w:hyperlink>
+        </w:p>
+        <w:p>
+          <w:pPr>
+            <w:pStyle w:val="TDC1"/>
+            <w:tabs>
+              <w:tab w:val="right" w:leader="dot" w:pos="9962"/>
+            </w:tabs>
+            <w:rPr>
+              <w:rFonts w:eastAsiaTheme="minorEastAsia"/>
+              <w:noProof/>
+              <w:sz w:val="24"/>
+              <w:szCs w:val="24"/>
+              <w:lang w:eastAsia="es-CO"/>
+            </w:rPr>
+          </w:pPr>
+          <w:hyperlink w:anchor="_Toc237337090" w:history="1">
+            <w:r>
+              <w:rPr>
+                <w:rStyle w:val="Hipervnculo"/>
+                <w:noProof/>
+              </w:rPr>
+              <w:t>Glosario</w:t>
+            </w:r>
+            <w:r>
+              <w:rPr>
+                <w:noProof/>
+                <w:webHidden/>
+              </w:rPr>
+              <w:tab/>
+            </w:r>
+            <w:r>
+              <w:rPr>
+                <w:noProof/>
+                <w:webHidden/>
+              </w:rPr>
+              <w:fldChar w:fldCharType="begin"/>
+            </w:r>
+            <w:r>
+              <w:rPr>
+                <w:noProof/>
+                <w:webHidden/>
+              </w:rPr>
+              <w:instrText xml:space="preserve"> PAGEREF _Toc237337090 \h </w:instrText>
+            </w:r>
+            <w:r>
+              <w:rPr>
+                <w:noProof/>
+                <w:webHidden/>
+              </w:rPr>
+            </w:r>
+            <w:r>
+              <w:rPr>
+                <w:noProof/>
+                <w:webHidden/>
+              </w:rPr>
+              <w:fldChar w:fldCharType="separate"/>
+            </w:r>
+            <w:r>
+              <w:rPr>
+                <w:noProof/>
+                <w:webHidden/>
+              </w:rPr>
+              <w:t>89</w:t>
+            </w:r>
+            <w:r>
+              <w:rPr>
+                <w:noProof/>
+                <w:webHidden/>
+              </w:rPr>
+              <w:fldChar w:fldCharType="end"/>
+            </w:r>
+          </w:hyperlink>
+        </w:p>
+        <w:p>
+          <w:pPr>
+            <w:pStyle w:val="TDC1"/>
+            <w:tabs>
+              <w:tab w:val="right" w:leader="dot" w:pos="9962"/>
+            </w:tabs>
+            <w:rPr>
+              <w:rFonts w:eastAsiaTheme="minorEastAsia"/>
+              <w:noProof/>
+              <w:sz w:val="24"/>
+              <w:szCs w:val="24"/>
+              <w:lang w:eastAsia="es-CO"/>
+            </w:rPr>
+          </w:pPr>
+          <w:hyperlink w:anchor="_Toc237337091" w:history="1">
+            <w:r>
+              <w:rPr>
+                <w:rStyle w:val="Hipervnculo"/>
+                <w:noProof/>
+              </w:rPr>
+              <w:t>Referencias bibliográficas</w:t>
+            </w:r>
+            <w:r>
+              <w:rPr>
+                <w:noProof/>
+                <w:webHidden/>
+              </w:rPr>
+              <w:tab/>
+            </w:r>
+            <w:r>
+              <w:rPr>
+                <w:noProof/>
+                <w:webHidden/>
+              </w:rPr>
+              <w:fldChar w:fldCharType="begin"/>
+            </w:r>
+            <w:r>
+              <w:rPr>
+                <w:noProof/>
+                <w:webHidden/>
+              </w:rPr>
+              <w:instrText xml:space="preserve"> PAGEREF _Toc237337091 \h </w:instrText>
+            </w:r>
+            <w:r>
+              <w:rPr>
+                <w:noProof/>
+                <w:webHidden/>
+              </w:rPr>
+            </w:r>
+            <w:r>
+              <w:rPr>
+                <w:noProof/>
+                <w:webHidden/>
+              </w:rPr>
+              <w:fldChar w:fldCharType="separate"/>
+            </w:r>
+            <w:r>
+              <w:rPr>
+                <w:noProof/>
+                <w:webHidden/>
+              </w:rPr>
+              <w:t>91</w:t>
+            </w:r>
+            <w:r>
+              <w:rPr>
+                <w:noProof/>
+                <w:webHidden/>
+              </w:rPr>
+              <w:fldChar w:fldCharType="end"/>
+            </w:r>
+          </w:hyperlink>
+        </w:p>
+        <w:p>
+          <w:pPr>
+            <w:pStyle w:val="TDC1"/>
+            <w:tabs>
+              <w:tab w:val="right" w:leader="dot" w:pos="9962"/>
+            </w:tabs>
+            <w:rPr>
+              <w:rFonts w:eastAsiaTheme="minorEastAsia"/>
+              <w:noProof/>
+              <w:sz w:val="24"/>
+              <w:szCs w:val="24"/>
+              <w:lang w:eastAsia="es-CO"/>
+            </w:rPr>
+          </w:pPr>
+          <w:hyperlink w:anchor="_Toc237337092" w:history="1">
+            <w:r>
+              <w:rPr>
+                <w:rStyle w:val="Hipervnculo"/>
+                <w:noProof/>
+              </w:rPr>
+              <w:t>Créditos</w:t>
+            </w:r>
+            <w:r>
+              <w:rPr>
+                <w:noProof/>
+                <w:webHidden/>
+              </w:rPr>
+              <w:tab/>
+            </w:r>
+            <w:r>
+              <w:rPr>
+                <w:noProof/>
+                <w:webHidden/>
+              </w:rPr>
+              <w:fldChar w:fldCharType="begin"/>
+            </w:r>
+            <w:r>
+              <w:rPr>
+                <w:noProof/>
+                <w:webHidden/>
+              </w:rPr>
+              <w:instrText xml:space="preserve"> PAGEREF _Toc237337092 \h </w:instrText>
             </w:r>
             <w:r>
               <w:rPr>
@@ -1445,7 +1441,7 @@
       <w:pPr>
         <w:pStyle w:val="Titulosgenerales"/>
       </w:pPr>
-      <w:bookmarkStart w:id="0" w:name="_Toc236749536"/>
+      <w:bookmarkStart w:id="0" w:name="_Toc237337082"/>
       <w:r>
         <w:lastRenderedPageBreak/>
         <w:t>Introducción</w:t>
@@ -1522,7 +1518,7 @@
       <w:pPr>
         <w:pStyle w:val="Ttulo1"/>
       </w:pPr>
-      <w:bookmarkStart w:id="1" w:name="_Toc236749537"/>
+      <w:bookmarkStart w:id="1" w:name="_Toc237337083"/>
       <w:r>
         <w:rPr>
           <w:rStyle w:val="Extranjerismo"/>
@@ -1741,6 +1737,9 @@
     </w:p>
     <w:p>
       <w:pPr>
+        <w:tabs>
+          <w:tab w:val="left" w:pos="2977"/>
+        </w:tabs>
         <w:rPr>
           <w:rStyle w:val="Extranjerismo"/>
         </w:rPr>
@@ -4948,7 +4947,7 @@
       <w:pPr>
         <w:pStyle w:val="Ttulo1"/>
       </w:pPr>
-      <w:bookmarkStart w:id="2" w:name="_Toc236749538"/>
+      <w:bookmarkStart w:id="2" w:name="_Toc237337084"/>
       <w:r>
         <w:rPr>
           <w:rStyle w:val="Extranjerismo"/>
@@ -6869,7 +6868,7 @@
           <w:noProof/>
         </w:rPr>
         <w:drawing>
-          <wp:inline distT="0" distB="0" distL="0" distR="0" wp14:anchorId="0E26F967" wp14:editId="22B68332">
+          <wp:inline distT="0" distB="0" distL="0" distR="0" wp14:anchorId="0E26F967" wp14:editId="714E0B2F">
             <wp:extent cx="4476750" cy="2517161"/>
             <wp:effectExtent l="0" t="0" r="0" b="0"/>
             <wp:docPr id="11" name="Imagen 11">
@@ -8112,7 +8111,7 @@
       <w:pPr>
         <w:pStyle w:val="Ttulo1"/>
       </w:pPr>
-      <w:bookmarkStart w:id="3" w:name="_Toc236749539"/>
+      <w:bookmarkStart w:id="3" w:name="_Toc237337085"/>
       <w:r>
         <w:rPr>
           <w:rStyle w:val="Extranjerismo"/>
@@ -10437,6 +10436,11 @@
       </w:r>
     </w:p>
     <w:p>
+      <w:r>
+        <w:t>La moneda oficial es el peso colombiano (COP). Estos son los billetes y las monedas.</w:t>
+      </w:r>
+    </w:p>
+    <w:p>
       <w:pPr>
         <w:rPr>
           <w:b/>
@@ -10510,12 +10514,18 @@
         <w:rPr>
           <w:rStyle w:val="Extranjerismo"/>
         </w:rPr>
-        <w:t>This is the most widespread form of payment, for its ease of use and immediate confirmation since what the cards do is to debit from the cardholder’s account and deposit into the hotel account. In this section, the important thing is to comply with the security regulations about the use of cards and identification of cardholders to avoid fraud.</w:t>
-      </w:r>
-    </w:p>
-    <w:p>
-      <w:r>
+        <w:t xml:space="preserve">This is the most widespread form of payment, for its ease of use and immediate confirmation since what the cards do is to debit from the cardholder’s account and deposit into the hotel account. In this section, </w:t>
+      </w:r>
+      <w:r>
+        <w:rPr>
+          <w:rStyle w:val="Extranjerismo"/>
+        </w:rPr>
         <w:lastRenderedPageBreak/>
+        <w:t>the important thing is to comply with the security regulations about the use of cards and identification of cardholders to avoid fraud.</w:t>
+      </w:r>
+    </w:p>
+    <w:p>
+      <w:r>
         <w:t>Est</w:t>
       </w:r>
       <w:r>
@@ -10785,6 +10795,7 @@
         <w:rPr>
           <w:rStyle w:val="Extranjerismo"/>
         </w:rPr>
+        <w:lastRenderedPageBreak/>
         <w:t>Payment links.</w:t>
       </w:r>
     </w:p>
@@ -10821,7 +10832,6 @@
         <w:rPr>
           <w:rStyle w:val="Extranjerismo"/>
         </w:rPr>
-        <w:lastRenderedPageBreak/>
         <w:t>Payment buttons.</w:t>
       </w:r>
     </w:p>
@@ -10927,7 +10937,7 @@
       <w:pPr>
         <w:pStyle w:val="Ttulo1"/>
       </w:pPr>
-      <w:bookmarkStart w:id="4" w:name="_Toc236749540"/>
+      <w:bookmarkStart w:id="4" w:name="_Toc237337086"/>
       <w:r>
         <w:rPr>
           <w:rStyle w:val="Extranjerismo"/>
@@ -14034,7 +14044,7 @@
       <w:pPr>
         <w:pStyle w:val="Ttulo1"/>
       </w:pPr>
-      <w:bookmarkStart w:id="5" w:name="_Toc236749541"/>
+      <w:bookmarkStart w:id="5" w:name="_Toc237337087"/>
       <w:r>
         <w:rPr>
           <w:rStyle w:val="Extranjerismo"/>
@@ -14998,7 +15008,7 @@
       <w:pPr>
         <w:pStyle w:val="Ttulo1"/>
       </w:pPr>
-      <w:bookmarkStart w:id="6" w:name="_Toc236749542"/>
+      <w:bookmarkStart w:id="6" w:name="_Toc237337088"/>
       <w:r>
         <w:rPr>
           <w:rStyle w:val="Extranjerismo"/>
@@ -17366,8 +17376,49 @@
       </w:r>
     </w:p>
     <w:p>
-      <w:r>
+      <w:pPr>
+        <w:spacing w:before="0" w:after="160" w:line="259" w:lineRule="auto"/>
+        <w:ind w:firstLine="0"/>
+        <w:rPr>
+          <w:rStyle w:val="Extranjerismo"/>
+        </w:rPr>
+      </w:pPr>
+      <w:r>
+        <w:rPr>
+          <w:rStyle w:val="Extranjerismo"/>
+        </w:rPr>
+        <w:br w:type="page"/>
+      </w:r>
+    </w:p>
+    <w:p>
+      <w:pPr>
+        <w:rPr>
+          <w:rStyle w:val="Extranjerismo"/>
+        </w:rPr>
+      </w:pPr>
+      <w:r>
+        <w:rPr>
+          <w:rStyle w:val="Extranjerismo"/>
+        </w:rPr>
         <w:lastRenderedPageBreak/>
+        <w:t>Download this resource</w:t>
+      </w:r>
+    </w:p>
+    <w:p>
+      <w:pPr>
+        <w:rPr>
+          <w:rStyle w:val="Extranjerismo"/>
+        </w:rPr>
+      </w:pPr>
+      <w:r>
+        <w:rPr>
+          <w:rStyle w:val="Extranjerismo"/>
+        </w:rPr>
+        <w:t>Here you will find some words that can be used for these tasks in the imperative form.</w:t>
+      </w:r>
+    </w:p>
+    <w:p>
+      <w:r>
         <w:t>Descarga este recurso.</w:t>
       </w:r>
       <w:r>
@@ -17580,6 +17631,7 @@
           <w:b/>
           <w:bCs/>
         </w:rPr>
+        <w:lastRenderedPageBreak/>
         <w:t>On public signs and advertisements</w:t>
       </w:r>
       <w:r>
@@ -17656,7 +17708,6 @@
           <w:b/>
           <w:bCs/>
         </w:rPr>
-        <w:lastRenderedPageBreak/>
         <w:t>En carteles y anuncios públicos:</w:t>
       </w:r>
     </w:p>
@@ -17911,6 +17962,7 @@
           <w:b/>
           <w:bCs/>
         </w:rPr>
+        <w:lastRenderedPageBreak/>
         <w:t>En textos con instrucciones (como manuales, recetas y etiquetas):</w:t>
       </w:r>
     </w:p>
@@ -17963,7 +18015,6 @@
           <w:b/>
           <w:bCs/>
         </w:rPr>
-        <w:lastRenderedPageBreak/>
         <w:t>In texts with advice (e.g., magazine articles, leaflets):</w:t>
       </w:r>
     </w:p>
@@ -18260,7 +18311,6 @@
           <w:b/>
           <w:bCs/>
         </w:rPr>
-        <w:lastRenderedPageBreak/>
         <w:t>Puede usar imperativos para dar instrucciones:</w:t>
       </w:r>
     </w:p>
@@ -18422,7 +18472,7 @@
           <w:u w:val="single"/>
         </w:rPr>
       </w:pPr>
-      <w:bookmarkStart w:id="7" w:name="_Toc236749543"/>
+      <w:bookmarkStart w:id="7" w:name="_Toc237337089"/>
       <w:r>
         <w:lastRenderedPageBreak/>
         <w:t>Síntesis</w:t>
@@ -18516,7 +18566,7 @@
       <w:pPr>
         <w:pStyle w:val="Titulosgenerales"/>
       </w:pPr>
-      <w:bookmarkStart w:id="8" w:name="_Toc236749544"/>
+      <w:bookmarkStart w:id="8" w:name="_Toc237337090"/>
       <w:r>
         <w:lastRenderedPageBreak/>
         <w:t>Glosario</w:t>
@@ -18854,7 +18904,7 @@
       <w:pPr>
         <w:pStyle w:val="Titulosgenerales"/>
       </w:pPr>
-      <w:bookmarkStart w:id="9" w:name="_Toc236749545"/>
+      <w:bookmarkStart w:id="9" w:name="_Toc237337091"/>
       <w:r>
         <w:lastRenderedPageBreak/>
         <w:t>Referencias bibliográficas</w:t>
@@ -18940,7 +18990,7 @@
       <w:pPr>
         <w:pStyle w:val="Titulosgenerales"/>
       </w:pPr>
-      <w:bookmarkStart w:id="10" w:name="_Toc236749546"/>
+      <w:bookmarkStart w:id="10" w:name="_Toc237337092"/>
       <w:r>
         <w:lastRenderedPageBreak/>
         <w:t>Créditos</w:t>
@@ -19860,7 +19910,19 @@
               <w:rPr>
                 <w:rFonts w:cs="Calibri"/>
               </w:rPr>
-              <w:t xml:space="preserve"> y vinculador de recursos digitales </w:t>
+              <w:t xml:space="preserve"> y vinculador</w:t>
+            </w:r>
+            <w:r>
+              <w:rPr>
+                <w:rFonts w:cs="Calibri"/>
+              </w:rPr>
+              <w:t>a</w:t>
+            </w:r>
+            <w:r>
+              <w:rPr>
+                <w:rFonts w:cs="Calibri"/>
+              </w:rPr>
+              <w:t xml:space="preserve"> de recursos digitales </w:t>
             </w:r>
           </w:p>
         </w:tc>
@@ -26984,6 +27046,15 @@
 </file>
 
 <file path=customXml/item1.xml><?xml version="1.0" encoding="utf-8"?>
+<?mso-contentType ?>
+<FormTemplates xmlns="http://schemas.microsoft.com/sharepoint/v3/contenttype/forms">
+  <Display>DocumentLibraryForm</Display>
+  <Edit>DocumentLibraryForm</Edit>
+  <New>DocumentLibraryForm</New>
+</FormTemplates>
+</file>
+
+<file path=customXml/item2.xml><?xml version="1.0" encoding="utf-8"?>
 <p:properties xmlns:p="http://schemas.microsoft.com/office/2006/metadata/properties" xmlns:xsi="http://www.w3.org/2001/XMLSchema-instance" xmlns:pc="http://schemas.microsoft.com/office/infopath/2007/PartnerControls">
   <documentManagement>
     <TaxCatchAll xmlns="13c90a0b-73bc-4dc0-be5f-28d77b615beb" xsi:nil="true"/>
@@ -26994,20 +27065,7 @@
 </p:properties>
 </file>
 
-<file path=customXml/item2.xml><?xml version="1.0" encoding="utf-8"?>
-<?mso-contentType ?>
-<FormTemplates xmlns="http://schemas.microsoft.com/sharepoint/v3/contenttype/forms">
-  <Display>DocumentLibraryForm</Display>
-  <Edit>DocumentLibraryForm</Edit>
-  <New>DocumentLibraryForm</New>
-</FormTemplates>
-</file>
-
 <file path=customXml/item3.xml><?xml version="1.0" encoding="utf-8"?>
-<b:Sources xmlns:b="http://schemas.openxmlformats.org/officeDocument/2006/bibliography" xmlns="http://schemas.openxmlformats.org/officeDocument/2006/bibliography" SelectedStyle="\APASixthEditionOfficeOnline.xsl" StyleName="APA" Version="6"/>
-</file>
-
-<file path=customXml/item4.xml><?xml version="1.0" encoding="utf-8"?>
 <ct:contentTypeSchema xmlns:ct="http://schemas.microsoft.com/office/2006/metadata/contentType" xmlns:ma="http://schemas.microsoft.com/office/2006/metadata/properties/metaAttributes" ct:_="" ma:_="" ma:contentTypeName="Documento" ma:contentTypeID="0x0101006A81D6BD42E8DF4C91013959704817E1" ma:contentTypeVersion="15" ma:contentTypeDescription="Crear nuevo documento." ma:contentTypeScope="" ma:versionID="bf4f72ffd194f0963ff564daca6869f7">
   <xsd:schema xmlns:xsd="http://www.w3.org/2001/XMLSchema" xmlns:xs="http://www.w3.org/2001/XMLSchema" xmlns:p="http://schemas.microsoft.com/office/2006/metadata/properties" xmlns:ns2="13c90a0b-73bc-4dc0-be5f-28d77b615beb" xmlns:ns3="13c93bba-48ce-428c-bfe5-88b42c19b028" targetNamespace="http://schemas.microsoft.com/office/2006/metadata/properties" ma:root="true" ma:fieldsID="8718d6f4873a5b1392a45044efa78385" ns2:_="" ns3:_="">
     <xsd:import namespace="13c90a0b-73bc-4dc0-be5f-28d77b615beb"/>
@@ -27242,7 +27300,19 @@
 </ct:contentTypeSchema>
 </file>
 
+<file path=customXml/item4.xml><?xml version="1.0" encoding="utf-8"?>
+<b:Sources xmlns:b="http://schemas.openxmlformats.org/officeDocument/2006/bibliography" xmlns="http://schemas.openxmlformats.org/officeDocument/2006/bibliography" SelectedStyle="\APASixthEditionOfficeOnline.xsl" StyleName="APA" Version="6"/>
+</file>
+
 <file path=customXml/itemProps1.xml><?xml version="1.0" encoding="utf-8"?>
+<ds:datastoreItem xmlns:ds="http://schemas.openxmlformats.org/officeDocument/2006/customXml" ds:itemID="{10663269-2064-4804-8290-36D4A57F5557}">
+  <ds:schemaRefs>
+    <ds:schemaRef ds:uri="http://schemas.microsoft.com/sharepoint/v3/contenttype/forms"/>
+  </ds:schemaRefs>
+</ds:datastoreItem>
+</file>
+
+<file path=customXml/itemProps2.xml><?xml version="1.0" encoding="utf-8"?>
 <ds:datastoreItem xmlns:ds="http://schemas.openxmlformats.org/officeDocument/2006/customXml" ds:itemID="{1279454D-02BE-4A9C-A117-DCD1573E2608}">
   <ds:schemaRefs>
     <ds:schemaRef ds:uri="http://schemas.microsoft.com/office/2006/metadata/properties"/>
@@ -27253,23 +27323,7 @@
 </ds:datastoreItem>
 </file>
 
-<file path=customXml/itemProps2.xml><?xml version="1.0" encoding="utf-8"?>
-<ds:datastoreItem xmlns:ds="http://schemas.openxmlformats.org/officeDocument/2006/customXml" ds:itemID="{10663269-2064-4804-8290-36D4A57F5557}">
-  <ds:schemaRefs>
-    <ds:schemaRef ds:uri="http://schemas.microsoft.com/sharepoint/v3/contenttype/forms"/>
-  </ds:schemaRefs>
-</ds:datastoreItem>
-</file>
-
 <file path=customXml/itemProps3.xml><?xml version="1.0" encoding="utf-8"?>
-<ds:datastoreItem xmlns:ds="http://schemas.openxmlformats.org/officeDocument/2006/customXml" ds:itemID="{EAE431FD-7059-4C09-804B-C9D69EB7B213}">
-  <ds:schemaRefs>
-    <ds:schemaRef ds:uri="http://schemas.openxmlformats.org/officeDocument/2006/bibliography"/>
-  </ds:schemaRefs>
-</ds:datastoreItem>
-</file>
-
-<file path=customXml/itemProps4.xml><?xml version="1.0" encoding="utf-8"?>
 <ds:datastoreItem xmlns:ds="http://schemas.openxmlformats.org/officeDocument/2006/customXml" ds:itemID="{9C14B031-69D2-4815-A77A-60B4EECF27A0}">
   <ds:schemaRefs>
     <ds:schemaRef ds:uri="http://schemas.microsoft.com/office/2006/metadata/contentType"/>
@@ -27286,4 +27340,12 @@
     <ds:schemaRef ds:uri="http://schemas.microsoft.com/internal/obd"/>
   </ds:schemaRefs>
 </ds:datastoreItem>
+</file>
+
+<file path=customXml/itemProps4.xml><?xml version="1.0" encoding="utf-8"?>
+<ds:datastoreItem xmlns:ds="http://schemas.openxmlformats.org/officeDocument/2006/customXml" ds:itemID="{EAE431FD-7059-4C09-804B-C9D69EB7B213}">
+  <ds:schemaRefs>
+    <ds:schemaRef ds:uri="http://schemas.openxmlformats.org/officeDocument/2006/bibliography"/>
+  </ds:schemaRefs>
+</ds:datastoreItem>
 </file>
--- a/fuentes/621602_CF10_DU.docx
+++ b/fuentes/621602_CF10_DU.docx
@@ -6868,7 +6868,7 @@
           <w:noProof/>
         </w:rPr>
         <w:drawing>
-          <wp:inline distT="0" distB="0" distL="0" distR="0" wp14:anchorId="0E26F967" wp14:editId="714E0B2F">
+          <wp:inline distT="0" distB="0" distL="0" distR="0" wp14:anchorId="0E26F967" wp14:editId="5A1D5254">
             <wp:extent cx="4476750" cy="2517161"/>
             <wp:effectExtent l="0" t="0" r="0" b="0"/>
             <wp:docPr id="11" name="Imagen 11">
@@ -10395,49 +10395,31 @@
         <w:rPr>
           <w:rStyle w:val="Extranjerismo"/>
         </w:rPr>
-        <w:t>In the Republic of Colombia, including its islands of San Andrés and Providencia, the national currency is the Colombian peso, identified by the sign of the same name ($) and whose abbreviation is COP. The national currency is presented in notes and coins.</w:t>
-      </w:r>
-    </w:p>
-    <w:p>
-      <w:r>
+        <w:t xml:space="preserve">In the Republic of Colombia, including its islands of San Andrés and Providencia, the national currency is the Colombian peso, identified by the sign of the same name ($) and whose abbreviation is COP. The national currency is presented in notes and coins. </w:t>
+      </w:r>
+    </w:p>
+    <w:p>
+      <w:pPr>
+        <w:rPr>
+          <w:rStyle w:val="Extranjerismo"/>
+        </w:rPr>
+      </w:pPr>
+      <w:r>
+        <w:rPr>
+          <w:rStyle w:val="Extranjerismo"/>
+        </w:rPr>
         <w:lastRenderedPageBreak/>
-        <w:t>En la República de Colombia, incluyendo sus islas de San Andrés y Providencia, la moneda nacional es el peso colombiano, identificado con el signo del mismo nombre ($) y cuya abreviatura es COP. La moneda nacional se presenta en billetes y monedas.</w:t>
-      </w:r>
-    </w:p>
-    <w:p>
-      <w:pPr>
-        <w:rPr>
-          <w:rStyle w:val="Extranjerismo"/>
-        </w:rPr>
-      </w:pPr>
-      <w:r>
-        <w:rPr>
-          <w:rStyle w:val="Extranjerismo"/>
-        </w:rPr>
-        <w:t>The o</w:t>
-      </w:r>
-      <w:r>
-        <w:rPr>
-          <w:rStyle w:val="Extranjerismo"/>
-        </w:rPr>
-        <w:t xml:space="preserve">fficial currency is </w:t>
-      </w:r>
-      <w:r>
-        <w:rPr>
-          <w:rStyle w:val="Extranjerismo"/>
-        </w:rPr>
-        <w:t xml:space="preserve">the </w:t>
-      </w:r>
-      <w:r>
-        <w:rPr>
-          <w:rStyle w:val="Extranjerismo"/>
-        </w:rPr>
-        <w:t>Colombian peso (COP). These are the bills and coins.</w:t>
-      </w:r>
-    </w:p>
-    <w:p>
-      <w:r>
-        <w:t>La moneda oficial es el peso colombiano (COP). Estos son los billetes y las monedas.</w:t>
+        <w:t xml:space="preserve">The official currency is the Colombian peso (COP). These are the bills and coins. </w:t>
+      </w:r>
+    </w:p>
+    <w:p>
+      <w:r>
+        <w:t xml:space="preserve">En la República de Colombia, incluyendo sus islas de San Andrés y Providencia, la moneda nacional es el peso colombiano, identificado con el signo del mismo nombre ($) y cuya abreviatura es COP. La moneda nacional se presenta en billetes y monedas. </w:t>
+      </w:r>
+    </w:p>
+    <w:p>
+      <w:r>
+        <w:t xml:space="preserve">La moneda oficial es el peso colombiano (COP). Estos son los billetes y las monedas. </w:t>
       </w:r>
     </w:p>
     <w:p>
@@ -27046,15 +27028,6 @@
 </file>
 
 <file path=customXml/item1.xml><?xml version="1.0" encoding="utf-8"?>
-<?mso-contentType ?>
-<FormTemplates xmlns="http://schemas.microsoft.com/sharepoint/v3/contenttype/forms">
-  <Display>DocumentLibraryForm</Display>
-  <Edit>DocumentLibraryForm</Edit>
-  <New>DocumentLibraryForm</New>
-</FormTemplates>
-</file>
-
-<file path=customXml/item2.xml><?xml version="1.0" encoding="utf-8"?>
 <p:properties xmlns:p="http://schemas.microsoft.com/office/2006/metadata/properties" xmlns:xsi="http://www.w3.org/2001/XMLSchema-instance" xmlns:pc="http://schemas.microsoft.com/office/infopath/2007/PartnerControls">
   <documentManagement>
     <TaxCatchAll xmlns="13c90a0b-73bc-4dc0-be5f-28d77b615beb" xsi:nil="true"/>
@@ -27065,7 +27038,20 @@
 </p:properties>
 </file>
 
+<file path=customXml/item2.xml><?xml version="1.0" encoding="utf-8"?>
+<?mso-contentType ?>
+<FormTemplates xmlns="http://schemas.microsoft.com/sharepoint/v3/contenttype/forms">
+  <Display>DocumentLibraryForm</Display>
+  <Edit>DocumentLibraryForm</Edit>
+  <New>DocumentLibraryForm</New>
+</FormTemplates>
+</file>
+
 <file path=customXml/item3.xml><?xml version="1.0" encoding="utf-8"?>
+<b:Sources xmlns:b="http://schemas.openxmlformats.org/officeDocument/2006/bibliography" xmlns="http://schemas.openxmlformats.org/officeDocument/2006/bibliography" SelectedStyle="\APASixthEditionOfficeOnline.xsl" StyleName="APA" Version="6"/>
+</file>
+
+<file path=customXml/item4.xml><?xml version="1.0" encoding="utf-8"?>
 <ct:contentTypeSchema xmlns:ct="http://schemas.microsoft.com/office/2006/metadata/contentType" xmlns:ma="http://schemas.microsoft.com/office/2006/metadata/properties/metaAttributes" ct:_="" ma:_="" ma:contentTypeName="Documento" ma:contentTypeID="0x0101006A81D6BD42E8DF4C91013959704817E1" ma:contentTypeVersion="15" ma:contentTypeDescription="Crear nuevo documento." ma:contentTypeScope="" ma:versionID="bf4f72ffd194f0963ff564daca6869f7">
   <xsd:schema xmlns:xsd="http://www.w3.org/2001/XMLSchema" xmlns:xs="http://www.w3.org/2001/XMLSchema" xmlns:p="http://schemas.microsoft.com/office/2006/metadata/properties" xmlns:ns2="13c90a0b-73bc-4dc0-be5f-28d77b615beb" xmlns:ns3="13c93bba-48ce-428c-bfe5-88b42c19b028" targetNamespace="http://schemas.microsoft.com/office/2006/metadata/properties" ma:root="true" ma:fieldsID="8718d6f4873a5b1392a45044efa78385" ns2:_="" ns3:_="">
     <xsd:import namespace="13c90a0b-73bc-4dc0-be5f-28d77b615beb"/>
@@ -27300,19 +27286,7 @@
 </ct:contentTypeSchema>
 </file>
 
-<file path=customXml/item4.xml><?xml version="1.0" encoding="utf-8"?>
-<b:Sources xmlns:b="http://schemas.openxmlformats.org/officeDocument/2006/bibliography" xmlns="http://schemas.openxmlformats.org/officeDocument/2006/bibliography" SelectedStyle="\APASixthEditionOfficeOnline.xsl" StyleName="APA" Version="6"/>
-</file>
-
 <file path=customXml/itemProps1.xml><?xml version="1.0" encoding="utf-8"?>
-<ds:datastoreItem xmlns:ds="http://schemas.openxmlformats.org/officeDocument/2006/customXml" ds:itemID="{10663269-2064-4804-8290-36D4A57F5557}">
-  <ds:schemaRefs>
-    <ds:schemaRef ds:uri="http://schemas.microsoft.com/sharepoint/v3/contenttype/forms"/>
-  </ds:schemaRefs>
-</ds:datastoreItem>
-</file>
-
-<file path=customXml/itemProps2.xml><?xml version="1.0" encoding="utf-8"?>
 <ds:datastoreItem xmlns:ds="http://schemas.openxmlformats.org/officeDocument/2006/customXml" ds:itemID="{1279454D-02BE-4A9C-A117-DCD1573E2608}">
   <ds:schemaRefs>
     <ds:schemaRef ds:uri="http://schemas.microsoft.com/office/2006/metadata/properties"/>
@@ -27323,7 +27297,23 @@
 </ds:datastoreItem>
 </file>
 
+<file path=customXml/itemProps2.xml><?xml version="1.0" encoding="utf-8"?>
+<ds:datastoreItem xmlns:ds="http://schemas.openxmlformats.org/officeDocument/2006/customXml" ds:itemID="{10663269-2064-4804-8290-36D4A57F5557}">
+  <ds:schemaRefs>
+    <ds:schemaRef ds:uri="http://schemas.microsoft.com/sharepoint/v3/contenttype/forms"/>
+  </ds:schemaRefs>
+</ds:datastoreItem>
+</file>
+
 <file path=customXml/itemProps3.xml><?xml version="1.0" encoding="utf-8"?>
+<ds:datastoreItem xmlns:ds="http://schemas.openxmlformats.org/officeDocument/2006/customXml" ds:itemID="{EAE431FD-7059-4C09-804B-C9D69EB7B213}">
+  <ds:schemaRefs>
+    <ds:schemaRef ds:uri="http://schemas.openxmlformats.org/officeDocument/2006/bibliography"/>
+  </ds:schemaRefs>
+</ds:datastoreItem>
+</file>
+
+<file path=customXml/itemProps4.xml><?xml version="1.0" encoding="utf-8"?>
 <ds:datastoreItem xmlns:ds="http://schemas.openxmlformats.org/officeDocument/2006/customXml" ds:itemID="{9C14B031-69D2-4815-A77A-60B4EECF27A0}">
   <ds:schemaRefs>
     <ds:schemaRef ds:uri="http://schemas.microsoft.com/office/2006/metadata/contentType"/>
@@ -27340,12 +27330,4 @@
     <ds:schemaRef ds:uri="http://schemas.microsoft.com/internal/obd"/>
   </ds:schemaRefs>
 </ds:datastoreItem>
-</file>
-
-<file path=customXml/itemProps4.xml><?xml version="1.0" encoding="utf-8"?>
-<ds:datastoreItem xmlns:ds="http://schemas.openxmlformats.org/officeDocument/2006/customXml" ds:itemID="{EAE431FD-7059-4C09-804B-C9D69EB7B213}">
-  <ds:schemaRefs>
-    <ds:schemaRef ds:uri="http://schemas.openxmlformats.org/officeDocument/2006/bibliography"/>
-  </ds:schemaRefs>
-</ds:datastoreItem>
 </file>